--- a/Documentation/LSTM_Stock_Prediction_Documentation.docx
+++ b/Documentation/LSTM_Stock_Prediction_Documentation.docx
@@ -1,10 +1,10 @@
 
 <file path=word/document.xml><?xml version="1.0" encoding="utf-8"?>
-<w:document xmlns:wpc="http://schemas.microsoft.com/office/word/2010/wordprocessingCanvas" xmlns:cx="http://schemas.microsoft.com/office/drawing/2014/chartex" xmlns:cx1="http://schemas.microsoft.com/office/drawing/2015/9/8/chartex" xmlns:cx2="http://schemas.microsoft.com/office/drawing/2015/10/21/chartex" xmlns:cx3="http://schemas.microsoft.com/office/drawing/2016/5/9/chartex" xmlns:cx4="http://schemas.microsoft.com/office/drawing/2016/5/10/chartex" xmlns:cx5="http://schemas.microsoft.com/office/drawing/2016/5/11/chartex" xmlns:cx6="http://schemas.microsoft.com/office/drawing/2016/5/12/chartex" xmlns:cx7="http://schemas.microsoft.com/office/drawing/2016/5/13/chartex" xmlns:cx8="http://schemas.microsoft.com/office/drawing/2016/5/14/chartex" xmlns:mc="http://schemas.openxmlformats.org/markup-compatibility/2006" xmlns:aink="http://schemas.microsoft.com/office/drawing/2016/ink" xmlns:am3d="http://schemas.microsoft.com/office/drawing/2017/model3d" xmlns:o="urn:schemas-microsoft-com:office:office" xmlns:oel="http://schemas.microsoft.com/office/2019/extlst" xmlns:r="http://schemas.openxmlformats.org/officeDocument/2006/relationships" xmlns:m="http://schemas.openxmlformats.org/officeDocument/2006/math" xmlns:v="urn:schemas-microsoft-com:vml" xmlns:wp14="http://schemas.microsoft.com/office/word/2010/wordprocessingDrawing" xmlns:wp="http://schemas.openxmlformats.org/drawingml/2006/wordprocessingDrawing" xmlns:w10="urn:schemas-microsoft-com:office:word" xmlns:w="http://schemas.openxmlformats.org/wordprocessingml/2006/main" xmlns:w14="http://schemas.microsoft.com/office/word/2010/wordml" xmlns:w15="http://schemas.microsoft.com/office/word/2012/wordml" xmlns:w16cex="http://schemas.microsoft.com/office/word/2018/wordml/cex" xmlns:w16cid="http://schemas.microsoft.com/office/word/2016/wordml/cid" xmlns:w16="http://schemas.microsoft.com/office/word/2018/wordml" xmlns:w16sdtdh="http://schemas.microsoft.com/office/word/2020/wordml/sdtdatahash" xmlns:w16se="http://schemas.microsoft.com/office/word/2015/wordml/symex" xmlns:wpg="http://schemas.microsoft.com/office/word/2010/wordprocessingGroup" xmlns:wpi="http://schemas.microsoft.com/office/word/2010/wordprocessingInk" xmlns:wne="http://schemas.microsoft.com/office/word/2006/wordml" xmlns:wps="http://schemas.microsoft.com/office/word/2010/wordprocessingShape" mc:Ignorable="w14 w15 w16se w16cid w16 w16cex w16sdtdh wp14">
+<w:document xmlns:wpc="http://schemas.microsoft.com/office/word/2010/wordprocessingCanvas" xmlns:cx="http://schemas.microsoft.com/office/drawing/2014/chartex" xmlns:cx1="http://schemas.microsoft.com/office/drawing/2015/9/8/chartex" xmlns:cx2="http://schemas.microsoft.com/office/drawing/2015/10/21/chartex" xmlns:cx3="http://schemas.microsoft.com/office/drawing/2016/5/9/chartex" xmlns:cx4="http://schemas.microsoft.com/office/drawing/2016/5/10/chartex" xmlns:cx5="http://schemas.microsoft.com/office/drawing/2016/5/11/chartex" xmlns:cx6="http://schemas.microsoft.com/office/drawing/2016/5/12/chartex" xmlns:cx7="http://schemas.microsoft.com/office/drawing/2016/5/13/chartex" xmlns:cx8="http://schemas.microsoft.com/office/drawing/2016/5/14/chartex" xmlns:mc="http://schemas.openxmlformats.org/markup-compatibility/2006" xmlns:aink="http://schemas.microsoft.com/office/drawing/2016/ink" xmlns:am3d="http://schemas.microsoft.com/office/drawing/2017/model3d" xmlns:o="urn:schemas-microsoft-com:office:office" xmlns:oel="http://schemas.microsoft.com/office/2019/extlst" xmlns:r="http://schemas.openxmlformats.org/officeDocument/2006/relationships" xmlns:m="http://schemas.openxmlformats.org/officeDocument/2006/math" xmlns:v="urn:schemas-microsoft-com:vml" xmlns:wp14="http://schemas.microsoft.com/office/word/2010/wordprocessingDrawing" xmlns:wp="http://schemas.openxmlformats.org/drawingml/2006/wordprocessingDrawing" xmlns:w10="urn:schemas-microsoft-com:office:word" xmlns:w="http://schemas.openxmlformats.org/wordprocessingml/2006/main" xmlns:w14="http://schemas.microsoft.com/office/word/2010/wordml" xmlns:w15="http://schemas.microsoft.com/office/word/2012/wordml" xmlns:w16cex="http://schemas.microsoft.com/office/word/2018/wordml/cex" xmlns:w16cid="http://schemas.microsoft.com/office/word/2016/wordml/cid" xmlns:w16="http://schemas.microsoft.com/office/word/2018/wordml" xmlns:w16du="http://schemas.microsoft.com/office/word/2023/wordml/word16du" xmlns:w16sdtdh="http://schemas.microsoft.com/office/word/2020/wordml/sdtdatahash" xmlns:w16sdtfl="http://schemas.microsoft.com/office/word/2024/wordml/sdtformatlock" xmlns:w16se="http://schemas.microsoft.com/office/word/2015/wordml/symex" xmlns:wpg="http://schemas.microsoft.com/office/word/2010/wordprocessingGroup" xmlns:wpi="http://schemas.microsoft.com/office/word/2010/wordprocessingInk" xmlns:wne="http://schemas.microsoft.com/office/word/2006/wordml" xmlns:wps="http://schemas.microsoft.com/office/word/2010/wordprocessingShape" mc:Ignorable="w14 w15 w16se w16cid w16 w16cex w16sdtdh w16sdtfl w16du wp14">
   <w:body>
     <w:p>
       <w:pPr>
-        <w:pStyle w:val="Titel"/>
+        <w:pStyle w:val="Title"/>
       </w:pPr>
       <w:r>
         <w:t>Project Documentation: AI-Driven LSTM Model for Top US Stocks</w:t>
@@ -12,7 +12,7 @@
     </w:p>
     <w:p>
       <w:pPr>
-        <w:pStyle w:val="berschrift1"/>
+        <w:pStyle w:val="Heading1"/>
       </w:pPr>
       <w:r>
         <w:t>1. Introduction</w:t>
@@ -37,7 +37,7 @@
     </w:p>
     <w:p>
       <w:pPr>
-        <w:pStyle w:val="berschrift1"/>
+        <w:pStyle w:val="Heading1"/>
       </w:pPr>
       <w:r>
         <w:t>2. Problem Statement</w:t>
@@ -50,7 +50,7 @@
     </w:p>
     <w:p>
       <w:pPr>
-        <w:pStyle w:val="berschrift1"/>
+        <w:pStyle w:val="Heading1"/>
       </w:pPr>
       <w:r>
         <w:t>3. Why LSTM?</w:t>
@@ -58,12 +58,20 @@
     </w:p>
     <w:p>
       <w:r>
-        <w:t>LSTM networks, introduced by Hochreiter &amp; Schmidhuber (1997), are specialized Recurrent Neural Networks (RNNs) capable of learning long-term dependencies in sequential data. Unlike vanilla RNNs, they can retain relevant past information using three gates: Forget Gate, Input Gate, and Output Gate. This makes LSTMs ideal for time-series data such as financial prices.</w:t>
+        <w:t xml:space="preserve">LSTM networks, introduced by Hochreiter &amp; </w:t>
+      </w:r>
+      <w:proofErr w:type="spellStart"/>
+      <w:r>
+        <w:t>Schmidhuber</w:t>
+      </w:r>
+      <w:proofErr w:type="spellEnd"/>
+      <w:r>
+        <w:t xml:space="preserve"> (1997), are specialized Recurrent Neural Networks (RNNs) capable of learning long-term dependencies in sequential data. Unlike vanilla RNNs, they can retain relevant past information using three gates: Forget Gate, Input Gate, and Output Gate. This makes LSTMs ideal for time-series data such as financial prices.</w:t>
       </w:r>
     </w:p>
     <w:p>
       <w:pPr>
-        <w:pStyle w:val="berschrift1"/>
+        <w:pStyle w:val="Heading1"/>
       </w:pPr>
       <w:r>
         <w:t>4. Model Architecture</w:t>
@@ -118,14 +126,19 @@
       </w:r>
       <w:r>
         <w:br/>
-      </w:r>
-      <w:r>
-        <w:lastRenderedPageBreak/>
         <w:t>Tools:</w:t>
       </w:r>
       <w:r>
         <w:br/>
-        <w:t>- Python (Keras/TensorFlow)</w:t>
+        <w:t>- Python (</w:t>
+      </w:r>
+      <w:proofErr w:type="spellStart"/>
+      <w:r>
+        <w:t>Keras</w:t>
+      </w:r>
+      <w:proofErr w:type="spellEnd"/>
+      <w:r>
+        <w:t>/TensorFlow)</w:t>
       </w:r>
       <w:r>
         <w:br/>
@@ -138,7 +151,7 @@
     </w:p>
     <w:p>
       <w:pPr>
-        <w:pStyle w:val="berschrift1"/>
+        <w:pStyle w:val="Heading1"/>
       </w:pPr>
       <w:r>
         <w:t>5. Data</w:t>
@@ -157,6 +170,9 @@
       </w:r>
       <w:r>
         <w:br/>
+      </w:r>
+      <w:r>
+        <w:lastRenderedPageBreak/>
         <w:t>- Microsoft (MSFT)</w:t>
       </w:r>
       <w:r>
@@ -205,14 +221,30 @@
         <w:t xml:space="preserve">- </w:t>
       </w:r>
       <w:r>
-        <w:t>Uber technologies(UBER)</w:t>
+        <w:t xml:space="preserve">Uber </w:t>
+      </w:r>
+      <w:proofErr w:type="gramStart"/>
+      <w:r>
+        <w:t>technologies(</w:t>
+      </w:r>
+      <w:proofErr w:type="gramEnd"/>
+      <w:r>
+        <w:t>UBER)</w:t>
       </w:r>
       <w:r>
         <w:br/>
         <w:t xml:space="preserve">- </w:t>
       </w:r>
       <w:r>
-        <w:t>Robinhood Markets(HOOD)</w:t>
+        <w:t xml:space="preserve">Robinhood </w:t>
+      </w:r>
+      <w:proofErr w:type="gramStart"/>
+      <w:r>
+        <w:t>Markets(</w:t>
+      </w:r>
+      <w:proofErr w:type="gramEnd"/>
+      <w:r>
+        <w:t>HOOD)</w:t>
       </w:r>
     </w:p>
     <w:p>
@@ -229,7 +261,25 @@
         <w:t xml:space="preserve"> </w:t>
       </w:r>
       <w:r>
-        <w:t>(open,close time????)</w:t>
+        <w:t>(</w:t>
+      </w:r>
+      <w:proofErr w:type="spellStart"/>
+      <w:proofErr w:type="gramStart"/>
+      <w:r>
+        <w:t>open,close</w:t>
+      </w:r>
+      <w:proofErr w:type="spellEnd"/>
+      <w:proofErr w:type="gramEnd"/>
+      <w:r>
+        <w:t xml:space="preserve"> </w:t>
+      </w:r>
+      <w:proofErr w:type="gramStart"/>
+      <w:r>
+        <w:t>time??</w:t>
+      </w:r>
+      <w:proofErr w:type="gramEnd"/>
+      <w:r>
+        <w:t>??)</w:t>
       </w:r>
     </w:p>
     <w:p>
@@ -245,7 +295,7 @@
     </w:p>
     <w:p>
       <w:pPr>
-        <w:pStyle w:val="berschrift1"/>
+        <w:pStyle w:val="Heading1"/>
       </w:pPr>
       <w:r>
         <w:t>6. Evaluation Metrics</w:t>
@@ -266,26 +316,898 @@
     </w:p>
     <w:p>
       <w:pPr>
-        <w:pStyle w:val="berschrift1"/>
+        <w:pStyle w:val="Heading1"/>
+      </w:pPr>
+    </w:p>
+    <w:p/>
+    <w:p/>
+    <w:p>
+      <w:pPr>
+        <w:pStyle w:val="Heading1"/>
+        <w:rPr>
+          <w:b/>
+          <w:bCs/>
+        </w:rPr>
       </w:pPr>
       <w:r>
         <w:t>7. Results</w:t>
       </w:r>
     </w:p>
     <w:p>
-      <w:r>
-        <w:t>Todoss…</w:t>
+      <w:pPr>
+        <w:spacing w:before="100" w:beforeAutospacing="1" w:after="100" w:afterAutospacing="1" w:line="240" w:lineRule="auto"/>
+        <w:rPr>
+          <w:rFonts w:ascii="Times New Roman" w:eastAsia="Times New Roman" w:hAnsi="Times New Roman" w:cs="Times New Roman"/>
+          <w:sz w:val="24"/>
+          <w:szCs w:val="24"/>
+          <w:lang w:val="en-DE" w:eastAsia="en-DE"/>
+        </w:rPr>
+      </w:pPr>
+      <w:r>
+        <w:rPr>
+          <w:rFonts w:ascii="Times New Roman" w:eastAsia="Times New Roman" w:hAnsi="Times New Roman" w:cs="Times New Roman"/>
+          <w:sz w:val="24"/>
+          <w:szCs w:val="24"/>
+          <w:lang w:val="en-DE" w:eastAsia="en-DE"/>
+        </w:rPr>
+        <w:t>Our LSTM-based model for short-term stock price trend prediction demonstrates promising results across major US-listed companies. Based on the final performance evaluation, the following insights can be drawn:</w:t>
       </w:r>
     </w:p>
     <w:p>
       <w:pPr>
-        <w:pStyle w:val="berschrift1"/>
-      </w:pPr>
-      <w:r>
-        <w:t>8. Limitations</w:t>
+        <w:spacing w:before="100" w:beforeAutospacing="1" w:after="100" w:afterAutospacing="1" w:line="240" w:lineRule="auto"/>
+        <w:outlineLvl w:val="3"/>
+        <w:rPr>
+          <w:rFonts w:ascii="Times New Roman" w:eastAsia="Times New Roman" w:hAnsi="Times New Roman" w:cs="Times New Roman"/>
+          <w:b/>
+          <w:bCs/>
+          <w:sz w:val="24"/>
+          <w:szCs w:val="24"/>
+          <w:lang w:val="en-DE" w:eastAsia="en-DE"/>
+        </w:rPr>
+      </w:pPr>
+      <w:r>
+        <w:rPr>
+          <w:rFonts w:ascii="Times New Roman" w:eastAsia="Times New Roman" w:hAnsi="Times New Roman" w:cs="Times New Roman"/>
+          <w:b/>
+          <w:bCs/>
+          <w:sz w:val="24"/>
+          <w:szCs w:val="24"/>
+          <w:lang w:val="en-DE" w:eastAsia="en-DE"/>
+        </w:rPr>
+        <w:t>Model Performance Analysis (refer to plots</w:t>
+      </w:r>
+      <w:r>
+        <w:rPr>
+          <w:rFonts w:ascii="Times New Roman" w:eastAsia="Times New Roman" w:hAnsi="Times New Roman" w:cs="Times New Roman"/>
+          <w:b/>
+          <w:bCs/>
+          <w:sz w:val="24"/>
+          <w:szCs w:val="24"/>
+          <w:lang w:val="en-DE" w:eastAsia="en-DE"/>
+        </w:rPr>
+        <w:t xml:space="preserve"> in poster!</w:t>
+      </w:r>
+      <w:r>
+        <w:rPr>
+          <w:rFonts w:ascii="Times New Roman" w:eastAsia="Times New Roman" w:hAnsi="Times New Roman" w:cs="Times New Roman"/>
+          <w:b/>
+          <w:bCs/>
+          <w:sz w:val="24"/>
+          <w:szCs w:val="24"/>
+          <w:lang w:val="en-DE" w:eastAsia="en-DE"/>
+        </w:rPr>
+        <w:t>)</w:t>
       </w:r>
     </w:p>
     <w:p>
+      <w:pPr>
+        <w:numPr>
+          <w:ilvl w:val="0"/>
+          <w:numId w:val="14"/>
+        </w:numPr>
+        <w:spacing w:before="100" w:beforeAutospacing="1" w:after="100" w:afterAutospacing="1" w:line="240" w:lineRule="auto"/>
+        <w:rPr>
+          <w:rFonts w:ascii="Times New Roman" w:eastAsia="Times New Roman" w:hAnsi="Times New Roman" w:cs="Times New Roman"/>
+          <w:sz w:val="24"/>
+          <w:szCs w:val="24"/>
+          <w:lang w:val="en-DE" w:eastAsia="en-DE"/>
+        </w:rPr>
+      </w:pPr>
+      <w:r>
+        <w:rPr>
+          <w:rFonts w:ascii="Times New Roman" w:eastAsia="Times New Roman" w:hAnsi="Times New Roman" w:cs="Times New Roman"/>
+          <w:b/>
+          <w:bCs/>
+          <w:sz w:val="24"/>
+          <w:szCs w:val="24"/>
+          <w:lang w:val="en-DE" w:eastAsia="en-DE"/>
+        </w:rPr>
+        <w:t>Training vs. Validation Loss</w:t>
+      </w:r>
+    </w:p>
+    <w:p>
+      <w:pPr>
+        <w:spacing w:before="100" w:beforeAutospacing="1" w:after="100" w:afterAutospacing="1" w:line="240" w:lineRule="auto"/>
+        <w:rPr>
+          <w:rFonts w:ascii="Times New Roman" w:eastAsia="Times New Roman" w:hAnsi="Times New Roman" w:cs="Times New Roman"/>
+          <w:sz w:val="24"/>
+          <w:szCs w:val="24"/>
+          <w:lang w:val="en-DE" w:eastAsia="en-DE"/>
+        </w:rPr>
+      </w:pPr>
+      <w:r>
+        <w:rPr>
+          <w:rFonts w:ascii="Times New Roman" w:eastAsia="Times New Roman" w:hAnsi="Times New Roman" w:cs="Times New Roman"/>
+          <w:sz w:val="24"/>
+          <w:szCs w:val="24"/>
+          <w:lang w:val="en-DE" w:eastAsia="en-DE"/>
+        </w:rPr>
+        <w:t>The training vs. validation loss curve shows a clear downward trend for both training and validation datasets across the first ~80–100 epochs, indicating effective learning. The training loss steadily declines throughout all 170 epochs, while the validation loss plateaus after about 100 epochs, suggesting the onset of slight overfitting.</w:t>
+      </w:r>
+      <w:r>
+        <w:rPr>
+          <w:rFonts w:ascii="Times New Roman" w:eastAsia="Times New Roman" w:hAnsi="Times New Roman" w:cs="Times New Roman"/>
+          <w:sz w:val="24"/>
+          <w:szCs w:val="24"/>
+          <w:lang w:val="en-DE" w:eastAsia="en-DE"/>
+        </w:rPr>
+        <w:br/>
+        <w:t>Key Observations:</w:t>
+      </w:r>
+    </w:p>
+    <w:p>
+      <w:pPr>
+        <w:numPr>
+          <w:ilvl w:val="0"/>
+          <w:numId w:val="15"/>
+        </w:numPr>
+        <w:spacing w:before="100" w:beforeAutospacing="1" w:after="100" w:afterAutospacing="1" w:line="240" w:lineRule="auto"/>
+        <w:rPr>
+          <w:rFonts w:ascii="Times New Roman" w:eastAsia="Times New Roman" w:hAnsi="Times New Roman" w:cs="Times New Roman"/>
+          <w:sz w:val="24"/>
+          <w:szCs w:val="24"/>
+          <w:lang w:val="en-DE" w:eastAsia="en-DE"/>
+        </w:rPr>
+      </w:pPr>
+      <w:r>
+        <w:rPr>
+          <w:rFonts w:ascii="Times New Roman" w:eastAsia="Times New Roman" w:hAnsi="Times New Roman" w:cs="Times New Roman"/>
+          <w:b/>
+          <w:bCs/>
+          <w:sz w:val="24"/>
+          <w:szCs w:val="24"/>
+          <w:lang w:val="en-DE" w:eastAsia="en-DE"/>
+        </w:rPr>
+        <w:t>Initial convergence</w:t>
+      </w:r>
+      <w:r>
+        <w:rPr>
+          <w:rFonts w:ascii="Times New Roman" w:eastAsia="Times New Roman" w:hAnsi="Times New Roman" w:cs="Times New Roman"/>
+          <w:sz w:val="24"/>
+          <w:szCs w:val="24"/>
+          <w:lang w:val="en-DE" w:eastAsia="en-DE"/>
+        </w:rPr>
+        <w:t>: The steep drop in both losses early on shows that the model quickly learns important temporal patterns.</w:t>
+      </w:r>
+    </w:p>
+    <w:p>
+      <w:pPr>
+        <w:numPr>
+          <w:ilvl w:val="0"/>
+          <w:numId w:val="15"/>
+        </w:numPr>
+        <w:spacing w:before="100" w:beforeAutospacing="1" w:after="100" w:afterAutospacing="1" w:line="240" w:lineRule="auto"/>
+        <w:rPr>
+          <w:rFonts w:ascii="Times New Roman" w:eastAsia="Times New Roman" w:hAnsi="Times New Roman" w:cs="Times New Roman"/>
+          <w:sz w:val="24"/>
+          <w:szCs w:val="24"/>
+          <w:lang w:val="en-DE" w:eastAsia="en-DE"/>
+        </w:rPr>
+      </w:pPr>
+      <w:r>
+        <w:rPr>
+          <w:rFonts w:ascii="Times New Roman" w:eastAsia="Times New Roman" w:hAnsi="Times New Roman" w:cs="Times New Roman"/>
+          <w:b/>
+          <w:bCs/>
+          <w:sz w:val="24"/>
+          <w:szCs w:val="24"/>
+          <w:lang w:val="en-DE" w:eastAsia="en-DE"/>
+        </w:rPr>
+        <w:lastRenderedPageBreak/>
+        <w:t>Validation stabilization</w:t>
+      </w:r>
+      <w:r>
+        <w:rPr>
+          <w:rFonts w:ascii="Times New Roman" w:eastAsia="Times New Roman" w:hAnsi="Times New Roman" w:cs="Times New Roman"/>
+          <w:sz w:val="24"/>
+          <w:szCs w:val="24"/>
+          <w:lang w:val="en-DE" w:eastAsia="en-DE"/>
+        </w:rPr>
+        <w:t>: Around epoch 100, the validation loss starts to flatten, indicating the model is no longer improving generalization despite continued gains in training.</w:t>
+      </w:r>
+    </w:p>
+    <w:p>
+      <w:pPr>
+        <w:numPr>
+          <w:ilvl w:val="0"/>
+          <w:numId w:val="15"/>
+        </w:numPr>
+        <w:spacing w:before="100" w:beforeAutospacing="1" w:after="100" w:afterAutospacing="1" w:line="240" w:lineRule="auto"/>
+        <w:rPr>
+          <w:rFonts w:ascii="Times New Roman" w:eastAsia="Times New Roman" w:hAnsi="Times New Roman" w:cs="Times New Roman"/>
+          <w:sz w:val="24"/>
+          <w:szCs w:val="24"/>
+          <w:lang w:val="en-DE" w:eastAsia="en-DE"/>
+        </w:rPr>
+      </w:pPr>
+      <w:r>
+        <w:rPr>
+          <w:rFonts w:ascii="Times New Roman" w:eastAsia="Times New Roman" w:hAnsi="Times New Roman" w:cs="Times New Roman"/>
+          <w:b/>
+          <w:bCs/>
+          <w:sz w:val="24"/>
+          <w:szCs w:val="24"/>
+          <w:lang w:val="en-DE" w:eastAsia="en-DE"/>
+        </w:rPr>
+        <w:t>Mitigation</w:t>
+      </w:r>
+      <w:r>
+        <w:rPr>
+          <w:rFonts w:ascii="Times New Roman" w:eastAsia="Times New Roman" w:hAnsi="Times New Roman" w:cs="Times New Roman"/>
+          <w:sz w:val="24"/>
+          <w:szCs w:val="24"/>
+          <w:lang w:val="en-DE" w:eastAsia="en-DE"/>
+        </w:rPr>
+        <w:t>: The model includes dropout and early stopping (with patience=8), preventing further overfitting and preserving its robustness on unseen data.</w:t>
+      </w:r>
+    </w:p>
+    <w:p>
+      <w:pPr>
+        <w:spacing w:before="100" w:beforeAutospacing="1" w:after="100" w:afterAutospacing="1" w:line="240" w:lineRule="auto"/>
+        <w:rPr>
+          <w:rFonts w:ascii="Times New Roman" w:eastAsia="Times New Roman" w:hAnsi="Times New Roman" w:cs="Times New Roman"/>
+          <w:sz w:val="24"/>
+          <w:szCs w:val="24"/>
+          <w:lang w:val="en-DE" w:eastAsia="en-DE"/>
+        </w:rPr>
+      </w:pPr>
+      <w:r>
+        <w:rPr>
+          <w:rFonts w:ascii="Times New Roman" w:eastAsia="Times New Roman" w:hAnsi="Times New Roman" w:cs="Times New Roman"/>
+          <w:sz w:val="24"/>
+          <w:szCs w:val="24"/>
+          <w:lang w:val="en-DE" w:eastAsia="en-DE"/>
+        </w:rPr>
+        <w:t xml:space="preserve">This </w:t>
+      </w:r>
+      <w:r>
+        <w:rPr>
+          <w:rFonts w:ascii="Times New Roman" w:eastAsia="Times New Roman" w:hAnsi="Times New Roman" w:cs="Times New Roman"/>
+          <w:sz w:val="24"/>
+          <w:szCs w:val="24"/>
+          <w:lang w:val="en-DE" w:eastAsia="en-DE"/>
+        </w:rPr>
+        <w:t>behaviour</w:t>
+      </w:r>
+      <w:r>
+        <w:rPr>
+          <w:rFonts w:ascii="Times New Roman" w:eastAsia="Times New Roman" w:hAnsi="Times New Roman" w:cs="Times New Roman"/>
+          <w:sz w:val="24"/>
+          <w:szCs w:val="24"/>
+          <w:lang w:val="en-DE" w:eastAsia="en-DE"/>
+        </w:rPr>
+        <w:t xml:space="preserve"> reflects the model's capacity to capture complex patterns in stock data while balancing bias and variance effectively.</w:t>
+      </w:r>
+    </w:p>
+    <w:p>
+      <w:pPr>
+        <w:spacing w:after="0" w:line="240" w:lineRule="auto"/>
+        <w:rPr>
+          <w:rFonts w:ascii="Times New Roman" w:eastAsia="Times New Roman" w:hAnsi="Times New Roman" w:cs="Times New Roman"/>
+          <w:sz w:val="24"/>
+          <w:szCs w:val="24"/>
+          <w:lang w:val="en-DE" w:eastAsia="en-DE"/>
+        </w:rPr>
+      </w:pPr>
+    </w:p>
+    <w:p>
+      <w:pPr>
+        <w:numPr>
+          <w:ilvl w:val="0"/>
+          <w:numId w:val="16"/>
+        </w:numPr>
+        <w:spacing w:before="100" w:beforeAutospacing="1" w:after="100" w:afterAutospacing="1" w:line="240" w:lineRule="auto"/>
+        <w:rPr>
+          <w:rFonts w:ascii="Times New Roman" w:eastAsia="Times New Roman" w:hAnsi="Times New Roman" w:cs="Times New Roman"/>
+          <w:sz w:val="24"/>
+          <w:szCs w:val="24"/>
+          <w:lang w:val="en-DE" w:eastAsia="en-DE"/>
+        </w:rPr>
+      </w:pPr>
+      <w:r>
+        <w:rPr>
+          <w:rFonts w:ascii="Times New Roman" w:eastAsia="Times New Roman" w:hAnsi="Times New Roman" w:cs="Times New Roman"/>
+          <w:b/>
+          <w:bCs/>
+          <w:sz w:val="24"/>
+          <w:szCs w:val="24"/>
+          <w:lang w:val="en-DE" w:eastAsia="en-DE"/>
+        </w:rPr>
+        <w:t>True vs. Predicted Class Distribution</w:t>
+      </w:r>
+    </w:p>
+    <w:p>
+      <w:pPr>
+        <w:spacing w:before="100" w:beforeAutospacing="1" w:after="100" w:afterAutospacing="1" w:line="240" w:lineRule="auto"/>
+        <w:rPr>
+          <w:rFonts w:ascii="Times New Roman" w:eastAsia="Times New Roman" w:hAnsi="Times New Roman" w:cs="Times New Roman"/>
+          <w:sz w:val="24"/>
+          <w:szCs w:val="24"/>
+          <w:lang w:val="en-DE" w:eastAsia="en-DE"/>
+        </w:rPr>
+      </w:pPr>
+      <w:r>
+        <w:rPr>
+          <w:rFonts w:ascii="Times New Roman" w:eastAsia="Times New Roman" w:hAnsi="Times New Roman" w:cs="Times New Roman"/>
+          <w:sz w:val="24"/>
+          <w:szCs w:val="24"/>
+          <w:lang w:val="en-DE" w:eastAsia="en-DE"/>
+        </w:rPr>
+        <w:t>This bar chart compares the true vs. predicted class counts across the five defined classes (Class 0 to Class 4), each representing different types of market movements or volatility levels.</w:t>
+      </w:r>
+    </w:p>
+    <w:p>
+      <w:pPr>
+        <w:spacing w:before="100" w:beforeAutospacing="1" w:after="100" w:afterAutospacing="1" w:line="240" w:lineRule="auto"/>
+        <w:rPr>
+          <w:rFonts w:ascii="Times New Roman" w:eastAsia="Times New Roman" w:hAnsi="Times New Roman" w:cs="Times New Roman"/>
+          <w:sz w:val="24"/>
+          <w:szCs w:val="24"/>
+          <w:lang w:val="en-DE" w:eastAsia="en-DE"/>
+        </w:rPr>
+      </w:pPr>
+      <w:r>
+        <w:rPr>
+          <w:rFonts w:ascii="Times New Roman" w:eastAsia="Times New Roman" w:hAnsi="Times New Roman" w:cs="Times New Roman"/>
+          <w:sz w:val="24"/>
+          <w:szCs w:val="24"/>
+          <w:lang w:val="en-DE" w:eastAsia="en-DE"/>
+        </w:rPr>
+        <w:t>Key Observations:</w:t>
+      </w:r>
+    </w:p>
+    <w:p>
+      <w:pPr>
+        <w:numPr>
+          <w:ilvl w:val="0"/>
+          <w:numId w:val="17"/>
+        </w:numPr>
+        <w:spacing w:before="100" w:beforeAutospacing="1" w:after="100" w:afterAutospacing="1" w:line="240" w:lineRule="auto"/>
+        <w:rPr>
+          <w:rFonts w:ascii="Times New Roman" w:eastAsia="Times New Roman" w:hAnsi="Times New Roman" w:cs="Times New Roman"/>
+          <w:sz w:val="24"/>
+          <w:szCs w:val="24"/>
+          <w:lang w:val="en-DE" w:eastAsia="en-DE"/>
+        </w:rPr>
+      </w:pPr>
+      <w:r>
+        <w:rPr>
+          <w:rFonts w:ascii="Times New Roman" w:eastAsia="Times New Roman" w:hAnsi="Times New Roman" w:cs="Times New Roman"/>
+          <w:b/>
+          <w:bCs/>
+          <w:sz w:val="24"/>
+          <w:szCs w:val="24"/>
+          <w:lang w:val="en-DE" w:eastAsia="en-DE"/>
+        </w:rPr>
+        <w:t>Good alignment in distributions</w:t>
+      </w:r>
+      <w:r>
+        <w:rPr>
+          <w:rFonts w:ascii="Times New Roman" w:eastAsia="Times New Roman" w:hAnsi="Times New Roman" w:cs="Times New Roman"/>
+          <w:sz w:val="24"/>
+          <w:szCs w:val="24"/>
+          <w:lang w:val="en-DE" w:eastAsia="en-DE"/>
+        </w:rPr>
+        <w:t>: The predicted class distribution closely mirrors the true distribution across all classes, suggesting no major class imbalance in predictions.</w:t>
+      </w:r>
+    </w:p>
+    <w:p>
+      <w:pPr>
+        <w:numPr>
+          <w:ilvl w:val="0"/>
+          <w:numId w:val="17"/>
+        </w:numPr>
+        <w:spacing w:before="100" w:beforeAutospacing="1" w:after="100" w:afterAutospacing="1" w:line="240" w:lineRule="auto"/>
+        <w:rPr>
+          <w:rFonts w:ascii="Times New Roman" w:eastAsia="Times New Roman" w:hAnsi="Times New Roman" w:cs="Times New Roman"/>
+          <w:sz w:val="24"/>
+          <w:szCs w:val="24"/>
+          <w:lang w:val="en-DE" w:eastAsia="en-DE"/>
+        </w:rPr>
+      </w:pPr>
+      <w:r>
+        <w:rPr>
+          <w:rFonts w:ascii="Times New Roman" w:eastAsia="Times New Roman" w:hAnsi="Times New Roman" w:cs="Times New Roman"/>
+          <w:b/>
+          <w:bCs/>
+          <w:sz w:val="24"/>
+          <w:szCs w:val="24"/>
+          <w:lang w:val="en-DE" w:eastAsia="en-DE"/>
+        </w:rPr>
+        <w:t>Slight deviations</w:t>
+      </w:r>
+      <w:r>
+        <w:rPr>
+          <w:rFonts w:ascii="Times New Roman" w:eastAsia="Times New Roman" w:hAnsi="Times New Roman" w:cs="Times New Roman"/>
+          <w:sz w:val="24"/>
+          <w:szCs w:val="24"/>
+          <w:lang w:val="en-DE" w:eastAsia="en-DE"/>
+        </w:rPr>
+        <w:t>:</w:t>
+      </w:r>
+    </w:p>
+    <w:p>
+      <w:pPr>
+        <w:numPr>
+          <w:ilvl w:val="1"/>
+          <w:numId w:val="17"/>
+        </w:numPr>
+        <w:spacing w:before="100" w:beforeAutospacing="1" w:after="100" w:afterAutospacing="1" w:line="240" w:lineRule="auto"/>
+        <w:rPr>
+          <w:rFonts w:ascii="Times New Roman" w:eastAsia="Times New Roman" w:hAnsi="Times New Roman" w:cs="Times New Roman"/>
+          <w:sz w:val="24"/>
+          <w:szCs w:val="24"/>
+          <w:lang w:val="en-DE" w:eastAsia="en-DE"/>
+        </w:rPr>
+      </w:pPr>
+      <w:r>
+        <w:rPr>
+          <w:rFonts w:ascii="Times New Roman" w:eastAsia="Times New Roman" w:hAnsi="Times New Roman" w:cs="Times New Roman"/>
+          <w:sz w:val="24"/>
+          <w:szCs w:val="24"/>
+          <w:lang w:val="en-DE" w:eastAsia="en-DE"/>
+        </w:rPr>
+        <w:t>Class 1 is slightly over-predicted, which could be due to its smoother patterns (e.g., stable upward trends) being easier to learn.</w:t>
+      </w:r>
+    </w:p>
+    <w:p>
+      <w:pPr>
+        <w:numPr>
+          <w:ilvl w:val="1"/>
+          <w:numId w:val="17"/>
+        </w:numPr>
+        <w:spacing w:before="100" w:beforeAutospacing="1" w:after="100" w:afterAutospacing="1" w:line="240" w:lineRule="auto"/>
+        <w:rPr>
+          <w:rFonts w:ascii="Times New Roman" w:eastAsia="Times New Roman" w:hAnsi="Times New Roman" w:cs="Times New Roman"/>
+          <w:sz w:val="24"/>
+          <w:szCs w:val="24"/>
+          <w:lang w:val="en-DE" w:eastAsia="en-DE"/>
+        </w:rPr>
+      </w:pPr>
+      <w:r>
+        <w:rPr>
+          <w:rFonts w:ascii="Times New Roman" w:eastAsia="Times New Roman" w:hAnsi="Times New Roman" w:cs="Times New Roman"/>
+          <w:sz w:val="24"/>
+          <w:szCs w:val="24"/>
+          <w:lang w:val="en-DE" w:eastAsia="en-DE"/>
+        </w:rPr>
+        <w:t xml:space="preserve">Class 2 and Class 4 show minor underprediction, which could stem from increased volatility or overlapping characteristics with </w:t>
+      </w:r>
+      <w:r>
+        <w:rPr>
+          <w:rFonts w:ascii="Times New Roman" w:eastAsia="Times New Roman" w:hAnsi="Times New Roman" w:cs="Times New Roman"/>
+          <w:sz w:val="24"/>
+          <w:szCs w:val="24"/>
+          <w:lang w:val="en-DE" w:eastAsia="en-DE"/>
+        </w:rPr>
+        <w:t>neighbouring</w:t>
+      </w:r>
+      <w:r>
+        <w:rPr>
+          <w:rFonts w:ascii="Times New Roman" w:eastAsia="Times New Roman" w:hAnsi="Times New Roman" w:cs="Times New Roman"/>
+          <w:sz w:val="24"/>
+          <w:szCs w:val="24"/>
+          <w:lang w:val="en-DE" w:eastAsia="en-DE"/>
+        </w:rPr>
+        <w:t xml:space="preserve"> classes.</w:t>
+      </w:r>
+    </w:p>
+    <w:p>
+      <w:pPr>
+        <w:spacing w:before="100" w:beforeAutospacing="1" w:after="100" w:afterAutospacing="1" w:line="240" w:lineRule="auto"/>
+        <w:rPr>
+          <w:rFonts w:ascii="Times New Roman" w:eastAsia="Times New Roman" w:hAnsi="Times New Roman" w:cs="Times New Roman"/>
+          <w:sz w:val="24"/>
+          <w:szCs w:val="24"/>
+          <w:lang w:val="en-DE" w:eastAsia="en-DE"/>
+        </w:rPr>
+      </w:pPr>
+      <w:r>
+        <w:rPr>
+          <w:rFonts w:ascii="Times New Roman" w:eastAsia="Times New Roman" w:hAnsi="Times New Roman" w:cs="Times New Roman"/>
+          <w:sz w:val="24"/>
+          <w:szCs w:val="24"/>
+          <w:lang w:val="en-DE" w:eastAsia="en-DE"/>
+        </w:rPr>
+        <w:t xml:space="preserve">Overall, the distribution indicates that the model does </w:t>
+      </w:r>
+      <w:r>
+        <w:rPr>
+          <w:rFonts w:ascii="Times New Roman" w:eastAsia="Times New Roman" w:hAnsi="Times New Roman" w:cs="Times New Roman"/>
+          <w:b/>
+          <w:bCs/>
+          <w:sz w:val="24"/>
+          <w:szCs w:val="24"/>
+          <w:lang w:val="en-DE" w:eastAsia="en-DE"/>
+        </w:rPr>
+        <w:t xml:space="preserve">not overly </w:t>
+      </w:r>
+      <w:r>
+        <w:rPr>
+          <w:rFonts w:ascii="Times New Roman" w:eastAsia="Times New Roman" w:hAnsi="Times New Roman" w:cs="Times New Roman"/>
+          <w:b/>
+          <w:bCs/>
+          <w:sz w:val="24"/>
+          <w:szCs w:val="24"/>
+          <w:lang w:val="en-DE" w:eastAsia="en-DE"/>
+        </w:rPr>
+        <w:t>favour</w:t>
+      </w:r>
+      <w:r>
+        <w:rPr>
+          <w:rFonts w:ascii="Times New Roman" w:eastAsia="Times New Roman" w:hAnsi="Times New Roman" w:cs="Times New Roman"/>
+          <w:b/>
+          <w:bCs/>
+          <w:sz w:val="24"/>
+          <w:szCs w:val="24"/>
+          <w:lang w:val="en-DE" w:eastAsia="en-DE"/>
+        </w:rPr>
+        <w:t xml:space="preserve"> any one class</w:t>
+      </w:r>
+      <w:r>
+        <w:rPr>
+          <w:rFonts w:ascii="Times New Roman" w:eastAsia="Times New Roman" w:hAnsi="Times New Roman" w:cs="Times New Roman"/>
+          <w:sz w:val="24"/>
+          <w:szCs w:val="24"/>
+          <w:lang w:val="en-DE" w:eastAsia="en-DE"/>
+        </w:rPr>
+        <w:t xml:space="preserve">, maintaining balanced predictive power a critical factor for financial </w:t>
+      </w:r>
+      <w:r>
+        <w:rPr>
+          <w:rFonts w:ascii="Times New Roman" w:eastAsia="Times New Roman" w:hAnsi="Times New Roman" w:cs="Times New Roman"/>
+          <w:sz w:val="24"/>
+          <w:szCs w:val="24"/>
+          <w:lang w:val="en-DE" w:eastAsia="en-DE"/>
+        </w:rPr>
+        <w:t>modelling</w:t>
+      </w:r>
+      <w:r>
+        <w:rPr>
+          <w:rFonts w:ascii="Times New Roman" w:eastAsia="Times New Roman" w:hAnsi="Times New Roman" w:cs="Times New Roman"/>
+          <w:sz w:val="24"/>
+          <w:szCs w:val="24"/>
+          <w:lang w:val="en-DE" w:eastAsia="en-DE"/>
+        </w:rPr>
+        <w:t xml:space="preserve"> where disproportionate class predictions could lead to biased trading strategies.</w:t>
+      </w:r>
+    </w:p>
+    <w:p>
+      <w:pPr>
+        <w:spacing w:after="0" w:line="240" w:lineRule="auto"/>
+        <w:rPr>
+          <w:rFonts w:ascii="Times New Roman" w:eastAsia="Times New Roman" w:hAnsi="Times New Roman" w:cs="Times New Roman"/>
+          <w:sz w:val="24"/>
+          <w:szCs w:val="24"/>
+          <w:lang w:val="en-DE" w:eastAsia="en-DE"/>
+        </w:rPr>
+      </w:pPr>
+    </w:p>
+    <w:p>
+      <w:pPr>
+        <w:spacing w:after="0" w:line="240" w:lineRule="auto"/>
+        <w:rPr>
+          <w:rFonts w:ascii="Times New Roman" w:eastAsia="Times New Roman" w:hAnsi="Times New Roman" w:cs="Times New Roman"/>
+          <w:sz w:val="24"/>
+          <w:szCs w:val="24"/>
+          <w:lang w:val="en-DE" w:eastAsia="en-DE"/>
+        </w:rPr>
+      </w:pPr>
+    </w:p>
+    <w:p>
+      <w:pPr>
+        <w:spacing w:before="100" w:beforeAutospacing="1" w:after="100" w:afterAutospacing="1" w:line="240" w:lineRule="auto"/>
+        <w:outlineLvl w:val="2"/>
+        <w:rPr>
+          <w:rFonts w:ascii="Times New Roman" w:eastAsia="Times New Roman" w:hAnsi="Times New Roman" w:cs="Times New Roman"/>
+          <w:b/>
+          <w:bCs/>
+          <w:color w:val="FF0000"/>
+          <w:sz w:val="27"/>
+          <w:szCs w:val="27"/>
+          <w:lang w:val="en-DE" w:eastAsia="en-DE"/>
+        </w:rPr>
+      </w:pPr>
+      <w:r>
+        <w:rPr>
+          <w:rFonts w:ascii="Times New Roman" w:eastAsia="Times New Roman" w:hAnsi="Times New Roman" w:cs="Times New Roman"/>
+          <w:b/>
+          <w:bCs/>
+          <w:color w:val="FF0000"/>
+          <w:sz w:val="27"/>
+          <w:szCs w:val="27"/>
+          <w:lang w:val="en-DE" w:eastAsia="en-DE"/>
+        </w:rPr>
+        <w:t>Why the Model Performs This Way: A Market Theory Perspective</w:t>
+      </w:r>
+    </w:p>
+    <w:p>
+      <w:pPr>
+        <w:spacing w:before="100" w:beforeAutospacing="1" w:after="100" w:afterAutospacing="1" w:line="240" w:lineRule="auto"/>
+        <w:rPr>
+          <w:rFonts w:ascii="Times New Roman" w:eastAsia="Times New Roman" w:hAnsi="Times New Roman" w:cs="Times New Roman"/>
+          <w:sz w:val="24"/>
+          <w:szCs w:val="24"/>
+          <w:lang w:val="en-DE" w:eastAsia="en-DE"/>
+        </w:rPr>
+      </w:pPr>
+      <w:r>
+        <w:rPr>
+          <w:rFonts w:ascii="Times New Roman" w:eastAsia="Times New Roman" w:hAnsi="Times New Roman" w:cs="Times New Roman"/>
+          <w:sz w:val="24"/>
+          <w:szCs w:val="24"/>
+          <w:lang w:val="en-DE" w:eastAsia="en-DE"/>
+        </w:rPr>
+        <w:t xml:space="preserve">To understand the model’s </w:t>
+      </w:r>
+      <w:r>
+        <w:rPr>
+          <w:rFonts w:ascii="Times New Roman" w:eastAsia="Times New Roman" w:hAnsi="Times New Roman" w:cs="Times New Roman"/>
+          <w:sz w:val="24"/>
+          <w:szCs w:val="24"/>
+          <w:lang w:val="en-DE" w:eastAsia="en-DE"/>
+        </w:rPr>
+        <w:t>behaviour</w:t>
+      </w:r>
+      <w:r>
+        <w:rPr>
+          <w:rFonts w:ascii="Times New Roman" w:eastAsia="Times New Roman" w:hAnsi="Times New Roman" w:cs="Times New Roman"/>
+          <w:sz w:val="24"/>
+          <w:szCs w:val="24"/>
+          <w:lang w:val="en-DE" w:eastAsia="en-DE"/>
+        </w:rPr>
+        <w:t>, it is crucial to tie it back to financial market characteristics:</w:t>
+      </w:r>
+    </w:p>
+    <w:p>
+      <w:pPr>
+        <w:numPr>
+          <w:ilvl w:val="0"/>
+          <w:numId w:val="18"/>
+        </w:numPr>
+        <w:spacing w:before="100" w:beforeAutospacing="1" w:after="100" w:afterAutospacing="1" w:line="240" w:lineRule="auto"/>
+        <w:rPr>
+          <w:rFonts w:ascii="Times New Roman" w:eastAsia="Times New Roman" w:hAnsi="Times New Roman" w:cs="Times New Roman"/>
+          <w:sz w:val="24"/>
+          <w:szCs w:val="24"/>
+          <w:lang w:val="en-DE" w:eastAsia="en-DE"/>
+        </w:rPr>
+      </w:pPr>
+      <w:r>
+        <w:rPr>
+          <w:rFonts w:ascii="Times New Roman" w:eastAsia="Times New Roman" w:hAnsi="Times New Roman" w:cs="Times New Roman"/>
+          <w:b/>
+          <w:bCs/>
+          <w:sz w:val="24"/>
+          <w:szCs w:val="24"/>
+          <w:lang w:val="en-DE" w:eastAsia="en-DE"/>
+        </w:rPr>
+        <w:t>Efficient Market Hypothesis (EMH)</w:t>
+      </w:r>
+      <w:r>
+        <w:rPr>
+          <w:rFonts w:ascii="Times New Roman" w:eastAsia="Times New Roman" w:hAnsi="Times New Roman" w:cs="Times New Roman"/>
+          <w:sz w:val="24"/>
+          <w:szCs w:val="24"/>
+          <w:lang w:val="en-DE" w:eastAsia="en-DE"/>
+        </w:rPr>
+        <w:t xml:space="preserve"> posits that stock prices incorporate all known information. Yet, short-term inefficiencies driven by investor </w:t>
+      </w:r>
+      <w:r>
+        <w:rPr>
+          <w:rFonts w:ascii="Times New Roman" w:eastAsia="Times New Roman" w:hAnsi="Times New Roman" w:cs="Times New Roman"/>
+          <w:sz w:val="24"/>
+          <w:szCs w:val="24"/>
+          <w:lang w:val="en-DE" w:eastAsia="en-DE"/>
+        </w:rPr>
+        <w:t>behaviour</w:t>
+      </w:r>
+      <w:r>
+        <w:rPr>
+          <w:rFonts w:ascii="Times New Roman" w:eastAsia="Times New Roman" w:hAnsi="Times New Roman" w:cs="Times New Roman"/>
+          <w:sz w:val="24"/>
+          <w:szCs w:val="24"/>
+          <w:lang w:val="en-DE" w:eastAsia="en-DE"/>
+        </w:rPr>
+        <w:t>, order flow, and sentiment leave patterns that LSTMs are well-suited to capture.</w:t>
+      </w:r>
+    </w:p>
+    <w:p>
+      <w:pPr>
+        <w:numPr>
+          <w:ilvl w:val="0"/>
+          <w:numId w:val="18"/>
+        </w:numPr>
+        <w:spacing w:before="100" w:beforeAutospacing="1" w:after="100" w:afterAutospacing="1" w:line="240" w:lineRule="auto"/>
+        <w:rPr>
+          <w:rFonts w:ascii="Times New Roman" w:eastAsia="Times New Roman" w:hAnsi="Times New Roman" w:cs="Times New Roman"/>
+          <w:sz w:val="24"/>
+          <w:szCs w:val="24"/>
+          <w:lang w:val="en-DE" w:eastAsia="en-DE"/>
+        </w:rPr>
+      </w:pPr>
+      <w:r>
+        <w:rPr>
+          <w:rFonts w:ascii="Times New Roman" w:eastAsia="Times New Roman" w:hAnsi="Times New Roman" w:cs="Times New Roman"/>
+          <w:b/>
+          <w:bCs/>
+          <w:sz w:val="24"/>
+          <w:szCs w:val="24"/>
+          <w:lang w:val="en-DE" w:eastAsia="en-DE"/>
+        </w:rPr>
+        <w:lastRenderedPageBreak/>
+        <w:t>Stocks like Apple or Microsoft</w:t>
+      </w:r>
+      <w:r>
+        <w:rPr>
+          <w:rFonts w:ascii="Times New Roman" w:eastAsia="Times New Roman" w:hAnsi="Times New Roman" w:cs="Times New Roman"/>
+          <w:sz w:val="24"/>
+          <w:szCs w:val="24"/>
+          <w:lang w:val="en-DE" w:eastAsia="en-DE"/>
+        </w:rPr>
+        <w:t>, with higher market caps and trading volumes, show higher prediction accuracy because their price movements are smoother and more reflective of consistent investor sentiment.</w:t>
+      </w:r>
+    </w:p>
+    <w:p>
+      <w:pPr>
+        <w:numPr>
+          <w:ilvl w:val="0"/>
+          <w:numId w:val="18"/>
+        </w:numPr>
+        <w:spacing w:before="100" w:beforeAutospacing="1" w:after="100" w:afterAutospacing="1" w:line="240" w:lineRule="auto"/>
+        <w:rPr>
+          <w:rFonts w:ascii="Times New Roman" w:eastAsia="Times New Roman" w:hAnsi="Times New Roman" w:cs="Times New Roman"/>
+          <w:sz w:val="24"/>
+          <w:szCs w:val="24"/>
+          <w:lang w:val="en-DE" w:eastAsia="en-DE"/>
+        </w:rPr>
+      </w:pPr>
+      <w:r>
+        <w:rPr>
+          <w:rFonts w:ascii="Times New Roman" w:eastAsia="Times New Roman" w:hAnsi="Times New Roman" w:cs="Times New Roman"/>
+          <w:b/>
+          <w:bCs/>
+          <w:sz w:val="24"/>
+          <w:szCs w:val="24"/>
+          <w:lang w:val="en-DE" w:eastAsia="en-DE"/>
+        </w:rPr>
+        <w:t>Volatile assets</w:t>
+      </w:r>
+      <w:r>
+        <w:rPr>
+          <w:rFonts w:ascii="Times New Roman" w:eastAsia="Times New Roman" w:hAnsi="Times New Roman" w:cs="Times New Roman"/>
+          <w:sz w:val="24"/>
+          <w:szCs w:val="24"/>
+          <w:lang w:val="en-DE" w:eastAsia="en-DE"/>
+        </w:rPr>
+        <w:t xml:space="preserve"> like Tesla or Palantir are harder to predict due to sudden market reactions and news-based shocks.</w:t>
+      </w:r>
+    </w:p>
+    <w:p>
+      <w:pPr>
+        <w:numPr>
+          <w:ilvl w:val="0"/>
+          <w:numId w:val="18"/>
+        </w:numPr>
+        <w:spacing w:before="100" w:beforeAutospacing="1" w:after="100" w:afterAutospacing="1" w:line="240" w:lineRule="auto"/>
+        <w:rPr>
+          <w:rFonts w:ascii="Times New Roman" w:eastAsia="Times New Roman" w:hAnsi="Times New Roman" w:cs="Times New Roman"/>
+          <w:sz w:val="24"/>
+          <w:szCs w:val="24"/>
+          <w:lang w:val="en-DE" w:eastAsia="en-DE"/>
+        </w:rPr>
+      </w:pPr>
+      <w:r>
+        <w:rPr>
+          <w:rFonts w:ascii="Times New Roman" w:eastAsia="Times New Roman" w:hAnsi="Times New Roman" w:cs="Times New Roman"/>
+          <w:b/>
+          <w:bCs/>
+          <w:sz w:val="24"/>
+          <w:szCs w:val="24"/>
+          <w:lang w:val="en-DE" w:eastAsia="en-DE"/>
+        </w:rPr>
+        <w:t>Gold and Bitcoin</w:t>
+      </w:r>
+      <w:r>
+        <w:rPr>
+          <w:rFonts w:ascii="Times New Roman" w:eastAsia="Times New Roman" w:hAnsi="Times New Roman" w:cs="Times New Roman"/>
+          <w:sz w:val="24"/>
+          <w:szCs w:val="24"/>
+          <w:lang w:val="en-DE" w:eastAsia="en-DE"/>
+        </w:rPr>
+        <w:t xml:space="preserve">, whose </w:t>
+      </w:r>
+      <w:r>
+        <w:rPr>
+          <w:rFonts w:ascii="Times New Roman" w:eastAsia="Times New Roman" w:hAnsi="Times New Roman" w:cs="Times New Roman"/>
+          <w:sz w:val="24"/>
+          <w:szCs w:val="24"/>
+          <w:lang w:val="en-DE" w:eastAsia="en-DE"/>
+        </w:rPr>
+        <w:t>behaviour</w:t>
+      </w:r>
+      <w:r>
+        <w:rPr>
+          <w:rFonts w:ascii="Times New Roman" w:eastAsia="Times New Roman" w:hAnsi="Times New Roman" w:cs="Times New Roman"/>
+          <w:sz w:val="24"/>
+          <w:szCs w:val="24"/>
+          <w:lang w:val="en-DE" w:eastAsia="en-DE"/>
+        </w:rPr>
+        <w:t xml:space="preserve"> is driven by macroeconomic signals or global sentiment, pose unique challenges outside the scope of historical price-volume trends alone hence their </w:t>
+      </w:r>
+      <w:r>
+        <w:rPr>
+          <w:rFonts w:ascii="Times New Roman" w:eastAsia="Times New Roman" w:hAnsi="Times New Roman" w:cs="Times New Roman"/>
+          <w:sz w:val="24"/>
+          <w:szCs w:val="24"/>
+          <w:lang w:eastAsia="en-DE"/>
+        </w:rPr>
+        <w:t>penurious</w:t>
+      </w:r>
+      <w:r>
+        <w:rPr>
+          <w:rFonts w:ascii="Times New Roman" w:eastAsia="Times New Roman" w:hAnsi="Times New Roman" w:cs="Times New Roman"/>
+          <w:sz w:val="24"/>
+          <w:szCs w:val="24"/>
+          <w:lang w:eastAsia="en-DE"/>
+        </w:rPr>
+        <w:t xml:space="preserve"> </w:t>
+      </w:r>
+      <w:r>
+        <w:rPr>
+          <w:rFonts w:ascii="Times New Roman" w:eastAsia="Times New Roman" w:hAnsi="Times New Roman" w:cs="Times New Roman"/>
+          <w:sz w:val="24"/>
+          <w:szCs w:val="24"/>
+          <w:lang w:val="en-DE" w:eastAsia="en-DE"/>
+        </w:rPr>
+        <w:t>performance is anticipated.</w:t>
+      </w:r>
+    </w:p>
+    <w:p>
+      <w:pPr>
+        <w:spacing w:after="200" w:line="276" w:lineRule="auto"/>
+        <w:rPr>
+          <w:lang w:val="en-DE"/>
+        </w:rPr>
+      </w:pPr>
+    </w:p>
+    <w:p>
+      <w:pPr>
+        <w:rPr>
+          <w:lang w:val="en-DE"/>
+        </w:rPr>
+      </w:pPr>
+    </w:p>
+    <w:p>
+      <w:pPr>
+        <w:pStyle w:val="Heading1"/>
+      </w:pPr>
+      <w:r>
+        <w:t>8. Limitations</w:t>
+      </w:r>
+    </w:p>
+    <w:p>
       <w:r>
         <w:t>As noted in both our implementation and literature:</w:t>
       </w:r>
@@ -306,46 +1228,348 @@
       </w:r>
     </w:p>
     <w:p>
-      <w:r>
-        <w:t>….. to dos</w:t>
+      <w:pPr>
+        <w:pStyle w:val="Heading1"/>
+        <w:rPr>
+          <w:b/>
+          <w:bCs/>
+        </w:rPr>
+      </w:pPr>
+      <w:r>
+        <w:t>9</w:t>
+      </w:r>
+      <w:r>
+        <w:t xml:space="preserve">. </w:t>
+      </w:r>
+      <w:proofErr w:type="gramStart"/>
+      <w:r>
+        <w:t>Conclusion</w:t>
+      </w:r>
+      <w:r>
+        <w:t xml:space="preserve"> :</w:t>
+      </w:r>
+      <w:proofErr w:type="gramEnd"/>
+      <w:r>
+        <w:t xml:space="preserve"> </w:t>
+      </w:r>
+      <w:r>
+        <w:rPr>
+          <w:b/>
+          <w:bCs/>
+          <w:lang w:val="en-DE"/>
+        </w:rPr>
+        <w:t>Final Thoughts</w:t>
       </w:r>
     </w:p>
     <w:p>
       <w:pPr>
-        <w:pStyle w:val="berschrift1"/>
-      </w:pPr>
-      <w:r>
-        <w:lastRenderedPageBreak/>
-        <w:t>9. Enhancements</w:t>
-      </w:r>
-      <w:r>
-        <w:t>(optional)</w:t>
+        <w:spacing w:after="200" w:line="276" w:lineRule="auto"/>
+        <w:rPr>
+          <w:lang w:val="en-DE"/>
+        </w:rPr>
+      </w:pPr>
+      <w:r>
+        <w:rPr>
+          <w:lang w:val="en-DE"/>
+        </w:rPr>
+        <w:t>Despite the chaotic nature of financial markets, our LSTM model successfully captures significant temporal patterns across most classes, affirming the capability of deep learning to compete with traditional methods. The balance between bias and variance is well-managed via regularization and early stopping.</w:t>
       </w:r>
     </w:p>
     <w:p>
-      <w:r>
-        <w:t>Todos…</w:t>
+      <w:pPr>
+        <w:spacing w:after="200" w:line="276" w:lineRule="auto"/>
+        <w:rPr>
+          <w:lang w:val="en-DE"/>
+        </w:rPr>
+      </w:pPr>
+      <w:r>
+        <w:rPr>
+          <w:b/>
+          <w:bCs/>
+          <w:lang w:val="en-DE"/>
+        </w:rPr>
+        <w:t>Key Takeaways</w:t>
+      </w:r>
+      <w:r>
+        <w:rPr>
+          <w:lang w:val="en-DE"/>
+        </w:rPr>
+        <w:t>:</w:t>
       </w:r>
     </w:p>
     <w:p>
       <w:pPr>
-        <w:pStyle w:val="berschrift1"/>
-      </w:pPr>
-      <w:r>
-        <w:t>10. Conclusion</w:t>
+        <w:numPr>
+          <w:ilvl w:val="0"/>
+          <w:numId w:val="12"/>
+        </w:numPr>
+        <w:spacing w:after="200" w:line="276" w:lineRule="auto"/>
+        <w:rPr>
+          <w:lang w:val="en-DE"/>
+        </w:rPr>
+      </w:pPr>
+      <w:r>
+        <w:rPr>
+          <w:lang w:val="en-DE"/>
+        </w:rPr>
+        <w:t>LSTMs are powerful tools for short-term trend forecasting.</w:t>
       </w:r>
     </w:p>
     <w:p>
       <w:pPr>
-        <w:pStyle w:val="berschrift1"/>
-      </w:pPr>
-      <w:r>
-        <w:t>References</w:t>
+        <w:numPr>
+          <w:ilvl w:val="0"/>
+          <w:numId w:val="12"/>
+        </w:numPr>
+        <w:spacing w:after="200" w:line="276" w:lineRule="auto"/>
+        <w:rPr>
+          <w:lang w:val="en-DE"/>
+        </w:rPr>
+      </w:pPr>
+      <w:r>
+        <w:rPr>
+          <w:lang w:val="en-DE"/>
+        </w:rPr>
+        <w:t>Stocks with higher market cap and volume are more predictable.</w:t>
       </w:r>
     </w:p>
     <w:p>
-      <w:r>
-        <w:t xml:space="preserve">- Hochreiter, S., &amp; Schmidhuber, J. (1997). </w:t>
+      <w:pPr>
+        <w:numPr>
+          <w:ilvl w:val="0"/>
+          <w:numId w:val="12"/>
+        </w:numPr>
+        <w:rPr>
+          <w:lang w:val="en-DE"/>
+        </w:rPr>
+      </w:pPr>
+      <w:r>
+        <w:rPr>
+          <w:lang w:val="en-DE"/>
+        </w:rPr>
+        <w:t>Deep learning models should be used in tandem with domain knowledge, not as black boxes.</w:t>
+      </w:r>
+    </w:p>
+    <w:p>
+      <w:pPr>
+        <w:rPr>
+          <w:lang w:val="en-DE"/>
+        </w:rPr>
+      </w:pPr>
+    </w:p>
+    <w:p>
+      <w:pPr>
+        <w:spacing w:after="200" w:line="276" w:lineRule="auto"/>
+        <w:rPr>
+          <w:lang w:val="en-DE"/>
+        </w:rPr>
+      </w:pPr>
+    </w:p>
+    <w:p>
+      <w:pPr>
+        <w:spacing w:after="200" w:line="276" w:lineRule="auto"/>
+        <w:rPr>
+          <w:lang w:val="en-DE"/>
+        </w:rPr>
+      </w:pPr>
+      <w:r>
+        <w:rPr>
+          <w:lang w:val="en-DE"/>
+        </w:rPr>
+        <w:t xml:space="preserve">In future iterations, </w:t>
+      </w:r>
+      <w:r>
+        <w:rPr>
+          <w:lang w:val="en-DE"/>
+        </w:rPr>
+        <w:t xml:space="preserve">we can make it better </w:t>
+      </w:r>
+      <w:r>
+        <w:rPr>
+          <w:lang w:val="en-DE"/>
+        </w:rPr>
+        <w:t>with:</w:t>
+      </w:r>
+    </w:p>
+    <w:p>
+      <w:pPr>
+        <w:numPr>
+          <w:ilvl w:val="0"/>
+          <w:numId w:val="13"/>
+        </w:numPr>
+        <w:spacing w:after="200" w:line="276" w:lineRule="auto"/>
+        <w:rPr>
+          <w:lang w:val="en-DE"/>
+        </w:rPr>
+      </w:pPr>
+      <w:r>
+        <w:rPr>
+          <w:lang w:val="en-DE"/>
+        </w:rPr>
+        <w:t xml:space="preserve">Incorporating </w:t>
+      </w:r>
+      <w:r>
+        <w:rPr>
+          <w:b/>
+          <w:bCs/>
+          <w:lang w:val="en-DE"/>
+        </w:rPr>
+        <w:t>sentiment analysis from financial news and social media</w:t>
+      </w:r>
+      <w:r>
+        <w:rPr>
+          <w:lang w:val="en-DE"/>
+        </w:rPr>
+        <w:t>.</w:t>
+      </w:r>
+    </w:p>
+    <w:p>
+      <w:pPr>
+        <w:numPr>
+          <w:ilvl w:val="0"/>
+          <w:numId w:val="13"/>
+        </w:numPr>
+        <w:spacing w:after="200" w:line="276" w:lineRule="auto"/>
+        <w:rPr>
+          <w:lang w:val="en-DE"/>
+        </w:rPr>
+      </w:pPr>
+      <w:r>
+        <w:rPr>
+          <w:lang w:val="en-DE"/>
+        </w:rPr>
+        <w:t xml:space="preserve">Applying </w:t>
+      </w:r>
+      <w:r>
+        <w:rPr>
+          <w:b/>
+          <w:bCs/>
+          <w:lang w:val="en-DE"/>
+        </w:rPr>
+        <w:t>attention mechanisms</w:t>
+      </w:r>
+      <w:r>
+        <w:rPr>
+          <w:lang w:val="en-DE"/>
+        </w:rPr>
+        <w:t xml:space="preserve"> to improve feature interpretability.</w:t>
+      </w:r>
+    </w:p>
+    <w:p>
+      <w:pPr>
+        <w:numPr>
+          <w:ilvl w:val="0"/>
+          <w:numId w:val="13"/>
+        </w:numPr>
+        <w:spacing w:after="200" w:line="276" w:lineRule="auto"/>
+        <w:rPr>
+          <w:lang w:val="en-DE"/>
+        </w:rPr>
+      </w:pPr>
+      <w:r>
+        <w:rPr>
+          <w:lang w:val="en-DE"/>
+        </w:rPr>
+        <w:t xml:space="preserve">Evaluating </w:t>
+      </w:r>
+      <w:r>
+        <w:rPr>
+          <w:b/>
+          <w:bCs/>
+          <w:lang w:val="en-DE"/>
+        </w:rPr>
+        <w:t>multimodal data (e.g., macroeconomic indicators, earnings reports)</w:t>
+      </w:r>
+      <w:r>
+        <w:rPr>
+          <w:lang w:val="en-DE"/>
+        </w:rPr>
+        <w:t>.</w:t>
+      </w:r>
+    </w:p>
+    <w:p>
+      <w:pPr>
+        <w:rPr>
+          <w:color w:val="FF0000"/>
+          <w:lang w:val="en-DE"/>
+        </w:rPr>
+      </w:pPr>
+    </w:p>
+    <w:p>
+      <w:pPr>
+        <w:rPr>
+          <w:color w:val="FF0000"/>
+          <w:lang w:val="en-DE"/>
+        </w:rPr>
+      </w:pPr>
+      <w:r>
+        <w:rPr>
+          <w:color w:val="FF0000"/>
+          <w:lang w:val="en-DE"/>
+        </w:rPr>
+        <w:t>However,</w:t>
+      </w:r>
+      <w:r>
+        <w:rPr>
+          <w:color w:val="FF0000"/>
+          <w:lang w:val="en-DE"/>
+        </w:rPr>
+        <w:t xml:space="preserve"> this is beyond the current of the current scope of this project hence its just some recommendations of our thinking and learnings.</w:t>
+      </w:r>
+    </w:p>
+    <w:p>
+      <w:pPr>
+        <w:spacing w:after="200" w:line="276" w:lineRule="auto"/>
+        <w:rPr>
+          <w:lang w:val="en-DE"/>
+        </w:rPr>
+      </w:pPr>
+      <w:r>
+        <w:rPr>
+          <w:lang w:val="en-DE"/>
+        </w:rPr>
+        <w:lastRenderedPageBreak/>
+        <w:t xml:space="preserve"> </w:t>
+      </w:r>
+      <w:r>
+        <w:rPr>
+          <w:lang w:val="en-DE"/>
+        </w:rPr>
+        <w:t>This experiment not only demonstrates the applicability of AI in finance but also showcases how statistical learning can unearth patterns within the seeming randomness of stock prices.</w:t>
+      </w:r>
+      <w:r>
+        <w:rPr>
+          <w:lang w:val="en-DE"/>
+        </w:rPr>
+        <w:t xml:space="preserve"> </w:t>
+      </w:r>
+    </w:p>
+    <w:p>
+      <w:pPr>
+        <w:rPr>
+          <w:lang w:val="en-DE"/>
+        </w:rPr>
+      </w:pPr>
+    </w:p>
+    <w:p>
+      <w:pPr>
+        <w:pStyle w:val="Heading1"/>
+      </w:pPr>
+      <w:r>
+        <w:t>References</w:t>
+      </w:r>
+    </w:p>
+    <w:p>
+      <w:r>
+        <w:t xml:space="preserve">- Hochreiter, S., &amp; </w:t>
+      </w:r>
+      <w:proofErr w:type="spellStart"/>
+      <w:r>
+        <w:t>Schmidhuber</w:t>
+      </w:r>
+      <w:proofErr w:type="spellEnd"/>
+      <w:r>
+        <w:t xml:space="preserve">, J. (1997). </w:t>
       </w:r>
       <w:r>
         <w:t>Long Short-Term Memory. https://doi.org/10.1162/neco.1997.9.8.1735</w:t>
@@ -364,7 +1588,15 @@
       </w:r>
       <w:r>
         <w:br/>
-        <w:t xml:space="preserve">- GeeksforGeeks (2025a). </w:t>
+        <w:t xml:space="preserve">- </w:t>
+      </w:r>
+      <w:proofErr w:type="spellStart"/>
+      <w:r>
+        <w:t>GeeksforGeeks</w:t>
+      </w:r>
+      <w:proofErr w:type="spellEnd"/>
+      <w:r>
+        <w:t xml:space="preserve"> (2025a). </w:t>
       </w:r>
       <w:r>
         <w:rPr>
@@ -377,7 +1609,21 @@
           <w:lang w:val="fr-FR"/>
         </w:rPr>
         <w:br/>
-        <w:t xml:space="preserve">- López de Prado, M. (2018). </w:t>
+        <w:t xml:space="preserve">- </w:t>
+      </w:r>
+      <w:proofErr w:type="spellStart"/>
+      <w:r>
+        <w:rPr>
+          <w:lang w:val="fr-FR"/>
+        </w:rPr>
+        <w:t>López</w:t>
+      </w:r>
+      <w:proofErr w:type="spellEnd"/>
+      <w:r>
+        <w:rPr>
+          <w:lang w:val="fr-FR"/>
+        </w:rPr>
+        <w:t xml:space="preserve"> de Prado, M. (2018). </w:t>
       </w:r>
       <w:r>
         <w:t>Advances in Financial Machine Learning.</w:t>
@@ -388,8 +1634,13 @@
       </w:r>
     </w:p>
     <w:p>
-      <w:r>
-        <w:t>Github repo :</w:t>
+      <w:proofErr w:type="spellStart"/>
+      <w:r>
+        <w:t>Github</w:t>
+      </w:r>
+      <w:proofErr w:type="spellEnd"/>
+      <w:r>
+        <w:t xml:space="preserve"> repo :</w:t>
       </w:r>
       <w:hyperlink r:id="rId6" w:history="1">
         <w:r>
@@ -458,6 +1709,7 @@
         </w:drawing>
       </w:r>
     </w:p>
+    <w:p/>
     <w:sectPr>
       <w:pgSz w:w="12240" w:h="15840"/>
       <w:pgMar w:top="1440" w:right="1800" w:bottom="1440" w:left="1800" w:header="720" w:footer="720" w:gutter="0"/>
@@ -469,7 +1721,7 @@
 </file>
 
 <file path=word/numbering.xml><?xml version="1.0" encoding="utf-8"?>
-<w:numbering xmlns:wpc="http://schemas.microsoft.com/office/word/2010/wordprocessingCanvas" xmlns:cx="http://schemas.microsoft.com/office/drawing/2014/chartex" xmlns:cx1="http://schemas.microsoft.com/office/drawing/2015/9/8/chartex" xmlns:cx2="http://schemas.microsoft.com/office/drawing/2015/10/21/chartex" xmlns:cx3="http://schemas.microsoft.com/office/drawing/2016/5/9/chartex" xmlns:cx4="http://schemas.microsoft.com/office/drawing/2016/5/10/chartex" xmlns:cx5="http://schemas.microsoft.com/office/drawing/2016/5/11/chartex" xmlns:cx6="http://schemas.microsoft.com/office/drawing/2016/5/12/chartex" xmlns:cx7="http://schemas.microsoft.com/office/drawing/2016/5/13/chartex" xmlns:cx8="http://schemas.microsoft.com/office/drawing/2016/5/14/chartex" xmlns:mc="http://schemas.openxmlformats.org/markup-compatibility/2006" xmlns:aink="http://schemas.microsoft.com/office/drawing/2016/ink" xmlns:am3d="http://schemas.microsoft.com/office/drawing/2017/model3d" xmlns:o="urn:schemas-microsoft-com:office:office" xmlns:oel="http://schemas.microsoft.com/office/2019/extlst" xmlns:r="http://schemas.openxmlformats.org/officeDocument/2006/relationships" xmlns:m="http://schemas.openxmlformats.org/officeDocument/2006/math" xmlns:v="urn:schemas-microsoft-com:vml" xmlns:wp14="http://schemas.microsoft.com/office/word/2010/wordprocessingDrawing" xmlns:wp="http://schemas.openxmlformats.org/drawingml/2006/wordprocessingDrawing" xmlns:w10="urn:schemas-microsoft-com:office:word" xmlns:w="http://schemas.openxmlformats.org/wordprocessingml/2006/main" xmlns:w14="http://schemas.microsoft.com/office/word/2010/wordml" xmlns:w15="http://schemas.microsoft.com/office/word/2012/wordml" xmlns:w16cex="http://schemas.microsoft.com/office/word/2018/wordml/cex" xmlns:w16cid="http://schemas.microsoft.com/office/word/2016/wordml/cid" xmlns:w16="http://schemas.microsoft.com/office/word/2018/wordml" xmlns:w16sdtdh="http://schemas.microsoft.com/office/word/2020/wordml/sdtdatahash" xmlns:w16se="http://schemas.microsoft.com/office/word/2015/wordml/symex" xmlns:wpg="http://schemas.microsoft.com/office/word/2010/wordprocessingGroup" xmlns:wpi="http://schemas.microsoft.com/office/word/2010/wordprocessingInk" xmlns:wne="http://schemas.microsoft.com/office/word/2006/wordml" xmlns:wps="http://schemas.microsoft.com/office/word/2010/wordprocessingShape" mc:Ignorable="w14 w15 w16se w16cid w16 w16cex w16sdtdh wp14">
+<w:numbering xmlns:wpc="http://schemas.microsoft.com/office/word/2010/wordprocessingCanvas" xmlns:cx="http://schemas.microsoft.com/office/drawing/2014/chartex" xmlns:cx1="http://schemas.microsoft.com/office/drawing/2015/9/8/chartex" xmlns:cx2="http://schemas.microsoft.com/office/drawing/2015/10/21/chartex" xmlns:cx3="http://schemas.microsoft.com/office/drawing/2016/5/9/chartex" xmlns:cx4="http://schemas.microsoft.com/office/drawing/2016/5/10/chartex" xmlns:cx5="http://schemas.microsoft.com/office/drawing/2016/5/11/chartex" xmlns:cx6="http://schemas.microsoft.com/office/drawing/2016/5/12/chartex" xmlns:cx7="http://schemas.microsoft.com/office/drawing/2016/5/13/chartex" xmlns:cx8="http://schemas.microsoft.com/office/drawing/2016/5/14/chartex" xmlns:mc="http://schemas.openxmlformats.org/markup-compatibility/2006" xmlns:aink="http://schemas.microsoft.com/office/drawing/2016/ink" xmlns:am3d="http://schemas.microsoft.com/office/drawing/2017/model3d" xmlns:o="urn:schemas-microsoft-com:office:office" xmlns:oel="http://schemas.microsoft.com/office/2019/extlst" xmlns:r="http://schemas.openxmlformats.org/officeDocument/2006/relationships" xmlns:m="http://schemas.openxmlformats.org/officeDocument/2006/math" xmlns:v="urn:schemas-microsoft-com:vml" xmlns:wp14="http://schemas.microsoft.com/office/word/2010/wordprocessingDrawing" xmlns:wp="http://schemas.openxmlformats.org/drawingml/2006/wordprocessingDrawing" xmlns:w10="urn:schemas-microsoft-com:office:word" xmlns:w="http://schemas.openxmlformats.org/wordprocessingml/2006/main" xmlns:w14="http://schemas.microsoft.com/office/word/2010/wordml" xmlns:w15="http://schemas.microsoft.com/office/word/2012/wordml" xmlns:w16cex="http://schemas.microsoft.com/office/word/2018/wordml/cex" xmlns:w16cid="http://schemas.microsoft.com/office/word/2016/wordml/cid" xmlns:w16="http://schemas.microsoft.com/office/word/2018/wordml" xmlns:w16du="http://schemas.microsoft.com/office/word/2023/wordml/word16du" xmlns:w16sdtdh="http://schemas.microsoft.com/office/word/2020/wordml/sdtdatahash" xmlns:w16sdtfl="http://schemas.microsoft.com/office/word/2024/wordml/sdtformatlock" xmlns:w16se="http://schemas.microsoft.com/office/word/2015/wordml/symex" xmlns:wpg="http://schemas.microsoft.com/office/word/2010/wordprocessingGroup" xmlns:wpi="http://schemas.microsoft.com/office/word/2010/wordprocessingInk" xmlns:wne="http://schemas.microsoft.com/office/word/2006/wordml" xmlns:wps="http://schemas.microsoft.com/office/word/2010/wordprocessingShape" mc:Ignorable="w14 w15 w16se w16cid w16 w16cex w16sdtdh w16sdtfl w16du wp14">
   <w:abstractNum w:abstractNumId="0" w15:restartNumberingAfterBreak="0">
     <w:nsid w:val="FFFFFF7C"/>
     <w:multiLevelType w:val="singleLevel"/>
@@ -511,7 +1763,7 @@
     <w:lvl w:ilvl="0">
       <w:start w:val="1"/>
       <w:numFmt w:val="decimal"/>
-      <w:pStyle w:val="Listennummer3"/>
+      <w:pStyle w:val="ListNumber3"/>
       <w:lvlText w:val="%1."/>
       <w:lvlJc w:val="left"/>
       <w:pPr>
@@ -529,7 +1781,7 @@
     <w:lvl w:ilvl="0">
       <w:start w:val="1"/>
       <w:numFmt w:val="decimal"/>
-      <w:pStyle w:val="Listennummer2"/>
+      <w:pStyle w:val="ListNumber2"/>
       <w:lvlText w:val="%1."/>
       <w:lvlJc w:val="left"/>
       <w:pPr>
@@ -567,7 +1819,7 @@
     <w:lvl w:ilvl="0">
       <w:start w:val="1"/>
       <w:numFmt w:val="bullet"/>
-      <w:pStyle w:val="Aufzhlungszeichen3"/>
+      <w:pStyle w:val="ListBullet3"/>
       <w:lvlText w:val=""/>
       <w:lvlJc w:val="left"/>
       <w:pPr>
@@ -588,7 +1840,7 @@
     <w:lvl w:ilvl="0">
       <w:start w:val="1"/>
       <w:numFmt w:val="bullet"/>
-      <w:pStyle w:val="Aufzhlungszeichen2"/>
+      <w:pStyle w:val="ListBullet2"/>
       <w:lvlText w:val=""/>
       <w:lvlJc w:val="left"/>
       <w:pPr>
@@ -609,7 +1861,7 @@
     <w:lvl w:ilvl="0">
       <w:start w:val="1"/>
       <w:numFmt w:val="decimal"/>
-      <w:pStyle w:val="Listennummer"/>
+      <w:pStyle w:val="ListNumber"/>
       <w:lvlText w:val="%1."/>
       <w:lvlJc w:val="left"/>
       <w:pPr>
@@ -627,7 +1879,7 @@
     <w:lvl w:ilvl="0">
       <w:start w:val="1"/>
       <w:numFmt w:val="bullet"/>
-      <w:pStyle w:val="Aufzhlungszeichen"/>
+      <w:pStyle w:val="ListBullet"/>
       <w:lvlText w:val=""/>
       <w:lvlJc w:val="left"/>
       <w:pPr>
@@ -638,6 +1890,1243 @@
       </w:pPr>
       <w:rPr>
         <w:rFonts w:ascii="Symbol" w:hAnsi="Symbol" w:hint="default"/>
+      </w:rPr>
+    </w:lvl>
+  </w:abstractNum>
+  <w:abstractNum w:abstractNumId="9" w15:restartNumberingAfterBreak="0">
+    <w:nsid w:val="0A476494"/>
+    <w:multiLevelType w:val="multilevel"/>
+    <w:tmpl w:val="9710C086"/>
+    <w:lvl w:ilvl="0">
+      <w:start w:val="1"/>
+      <w:numFmt w:val="bullet"/>
+      <w:lvlText w:val=""/>
+      <w:lvlJc w:val="left"/>
+      <w:pPr>
+        <w:tabs>
+          <w:tab w:val="num" w:pos="720"/>
+        </w:tabs>
+        <w:ind w:left="720" w:hanging="360"/>
+      </w:pPr>
+      <w:rPr>
+        <w:rFonts w:ascii="Symbol" w:hAnsi="Symbol" w:hint="default"/>
+        <w:sz w:val="20"/>
+      </w:rPr>
+    </w:lvl>
+    <w:lvl w:ilvl="1" w:tentative="1">
+      <w:start w:val="1"/>
+      <w:numFmt w:val="bullet"/>
+      <w:lvlText w:val="o"/>
+      <w:lvlJc w:val="left"/>
+      <w:pPr>
+        <w:tabs>
+          <w:tab w:val="num" w:pos="1440"/>
+        </w:tabs>
+        <w:ind w:left="1440" w:hanging="360"/>
+      </w:pPr>
+      <w:rPr>
+        <w:rFonts w:ascii="Courier New" w:hAnsi="Courier New" w:hint="default"/>
+        <w:sz w:val="20"/>
+      </w:rPr>
+    </w:lvl>
+    <w:lvl w:ilvl="2" w:tentative="1">
+      <w:start w:val="1"/>
+      <w:numFmt w:val="bullet"/>
+      <w:lvlText w:val=""/>
+      <w:lvlJc w:val="left"/>
+      <w:pPr>
+        <w:tabs>
+          <w:tab w:val="num" w:pos="2160"/>
+        </w:tabs>
+        <w:ind w:left="2160" w:hanging="360"/>
+      </w:pPr>
+      <w:rPr>
+        <w:rFonts w:ascii="Wingdings" w:hAnsi="Wingdings" w:hint="default"/>
+        <w:sz w:val="20"/>
+      </w:rPr>
+    </w:lvl>
+    <w:lvl w:ilvl="3" w:tentative="1">
+      <w:start w:val="1"/>
+      <w:numFmt w:val="bullet"/>
+      <w:lvlText w:val=""/>
+      <w:lvlJc w:val="left"/>
+      <w:pPr>
+        <w:tabs>
+          <w:tab w:val="num" w:pos="2880"/>
+        </w:tabs>
+        <w:ind w:left="2880" w:hanging="360"/>
+      </w:pPr>
+      <w:rPr>
+        <w:rFonts w:ascii="Wingdings" w:hAnsi="Wingdings" w:hint="default"/>
+        <w:sz w:val="20"/>
+      </w:rPr>
+    </w:lvl>
+    <w:lvl w:ilvl="4" w:tentative="1">
+      <w:start w:val="1"/>
+      <w:numFmt w:val="bullet"/>
+      <w:lvlText w:val=""/>
+      <w:lvlJc w:val="left"/>
+      <w:pPr>
+        <w:tabs>
+          <w:tab w:val="num" w:pos="3600"/>
+        </w:tabs>
+        <w:ind w:left="3600" w:hanging="360"/>
+      </w:pPr>
+      <w:rPr>
+        <w:rFonts w:ascii="Wingdings" w:hAnsi="Wingdings" w:hint="default"/>
+        <w:sz w:val="20"/>
+      </w:rPr>
+    </w:lvl>
+    <w:lvl w:ilvl="5" w:tentative="1">
+      <w:start w:val="1"/>
+      <w:numFmt w:val="bullet"/>
+      <w:lvlText w:val=""/>
+      <w:lvlJc w:val="left"/>
+      <w:pPr>
+        <w:tabs>
+          <w:tab w:val="num" w:pos="4320"/>
+        </w:tabs>
+        <w:ind w:left="4320" w:hanging="360"/>
+      </w:pPr>
+      <w:rPr>
+        <w:rFonts w:ascii="Wingdings" w:hAnsi="Wingdings" w:hint="default"/>
+        <w:sz w:val="20"/>
+      </w:rPr>
+    </w:lvl>
+    <w:lvl w:ilvl="6" w:tentative="1">
+      <w:start w:val="1"/>
+      <w:numFmt w:val="bullet"/>
+      <w:lvlText w:val=""/>
+      <w:lvlJc w:val="left"/>
+      <w:pPr>
+        <w:tabs>
+          <w:tab w:val="num" w:pos="5040"/>
+        </w:tabs>
+        <w:ind w:left="5040" w:hanging="360"/>
+      </w:pPr>
+      <w:rPr>
+        <w:rFonts w:ascii="Wingdings" w:hAnsi="Wingdings" w:hint="default"/>
+        <w:sz w:val="20"/>
+      </w:rPr>
+    </w:lvl>
+    <w:lvl w:ilvl="7" w:tentative="1">
+      <w:start w:val="1"/>
+      <w:numFmt w:val="bullet"/>
+      <w:lvlText w:val=""/>
+      <w:lvlJc w:val="left"/>
+      <w:pPr>
+        <w:tabs>
+          <w:tab w:val="num" w:pos="5760"/>
+        </w:tabs>
+        <w:ind w:left="5760" w:hanging="360"/>
+      </w:pPr>
+      <w:rPr>
+        <w:rFonts w:ascii="Wingdings" w:hAnsi="Wingdings" w:hint="default"/>
+        <w:sz w:val="20"/>
+      </w:rPr>
+    </w:lvl>
+    <w:lvl w:ilvl="8" w:tentative="1">
+      <w:start w:val="1"/>
+      <w:numFmt w:val="bullet"/>
+      <w:lvlText w:val=""/>
+      <w:lvlJc w:val="left"/>
+      <w:pPr>
+        <w:tabs>
+          <w:tab w:val="num" w:pos="6480"/>
+        </w:tabs>
+        <w:ind w:left="6480" w:hanging="360"/>
+      </w:pPr>
+      <w:rPr>
+        <w:rFonts w:ascii="Wingdings" w:hAnsi="Wingdings" w:hint="default"/>
+        <w:sz w:val="20"/>
+      </w:rPr>
+    </w:lvl>
+  </w:abstractNum>
+  <w:abstractNum w:abstractNumId="10" w15:restartNumberingAfterBreak="0">
+    <w:nsid w:val="185E7371"/>
+    <w:multiLevelType w:val="multilevel"/>
+    <w:tmpl w:val="F5E05BD4"/>
+    <w:lvl w:ilvl="0">
+      <w:start w:val="1"/>
+      <w:numFmt w:val="decimal"/>
+      <w:lvlText w:val="%1."/>
+      <w:lvlJc w:val="left"/>
+      <w:pPr>
+        <w:tabs>
+          <w:tab w:val="num" w:pos="720"/>
+        </w:tabs>
+        <w:ind w:left="720" w:hanging="360"/>
+      </w:pPr>
+    </w:lvl>
+    <w:lvl w:ilvl="1" w:tentative="1">
+      <w:start w:val="1"/>
+      <w:numFmt w:val="decimal"/>
+      <w:lvlText w:val="%2."/>
+      <w:lvlJc w:val="left"/>
+      <w:pPr>
+        <w:tabs>
+          <w:tab w:val="num" w:pos="1440"/>
+        </w:tabs>
+        <w:ind w:left="1440" w:hanging="360"/>
+      </w:pPr>
+    </w:lvl>
+    <w:lvl w:ilvl="2" w:tentative="1">
+      <w:start w:val="1"/>
+      <w:numFmt w:val="decimal"/>
+      <w:lvlText w:val="%3."/>
+      <w:lvlJc w:val="left"/>
+      <w:pPr>
+        <w:tabs>
+          <w:tab w:val="num" w:pos="2160"/>
+        </w:tabs>
+        <w:ind w:left="2160" w:hanging="360"/>
+      </w:pPr>
+    </w:lvl>
+    <w:lvl w:ilvl="3" w:tentative="1">
+      <w:start w:val="1"/>
+      <w:numFmt w:val="decimal"/>
+      <w:lvlText w:val="%4."/>
+      <w:lvlJc w:val="left"/>
+      <w:pPr>
+        <w:tabs>
+          <w:tab w:val="num" w:pos="2880"/>
+        </w:tabs>
+        <w:ind w:left="2880" w:hanging="360"/>
+      </w:pPr>
+    </w:lvl>
+    <w:lvl w:ilvl="4" w:tentative="1">
+      <w:start w:val="1"/>
+      <w:numFmt w:val="decimal"/>
+      <w:lvlText w:val="%5."/>
+      <w:lvlJc w:val="left"/>
+      <w:pPr>
+        <w:tabs>
+          <w:tab w:val="num" w:pos="3600"/>
+        </w:tabs>
+        <w:ind w:left="3600" w:hanging="360"/>
+      </w:pPr>
+    </w:lvl>
+    <w:lvl w:ilvl="5" w:tentative="1">
+      <w:start w:val="1"/>
+      <w:numFmt w:val="decimal"/>
+      <w:lvlText w:val="%6."/>
+      <w:lvlJc w:val="left"/>
+      <w:pPr>
+        <w:tabs>
+          <w:tab w:val="num" w:pos="4320"/>
+        </w:tabs>
+        <w:ind w:left="4320" w:hanging="360"/>
+      </w:pPr>
+    </w:lvl>
+    <w:lvl w:ilvl="6" w:tentative="1">
+      <w:start w:val="1"/>
+      <w:numFmt w:val="decimal"/>
+      <w:lvlText w:val="%7."/>
+      <w:lvlJc w:val="left"/>
+      <w:pPr>
+        <w:tabs>
+          <w:tab w:val="num" w:pos="5040"/>
+        </w:tabs>
+        <w:ind w:left="5040" w:hanging="360"/>
+      </w:pPr>
+    </w:lvl>
+    <w:lvl w:ilvl="7" w:tentative="1">
+      <w:start w:val="1"/>
+      <w:numFmt w:val="decimal"/>
+      <w:lvlText w:val="%8."/>
+      <w:lvlJc w:val="left"/>
+      <w:pPr>
+        <w:tabs>
+          <w:tab w:val="num" w:pos="5760"/>
+        </w:tabs>
+        <w:ind w:left="5760" w:hanging="360"/>
+      </w:pPr>
+    </w:lvl>
+    <w:lvl w:ilvl="8" w:tentative="1">
+      <w:start w:val="1"/>
+      <w:numFmt w:val="decimal"/>
+      <w:lvlText w:val="%9."/>
+      <w:lvlJc w:val="left"/>
+      <w:pPr>
+        <w:tabs>
+          <w:tab w:val="num" w:pos="6480"/>
+        </w:tabs>
+        <w:ind w:left="6480" w:hanging="360"/>
+      </w:pPr>
+    </w:lvl>
+  </w:abstractNum>
+  <w:abstractNum w:abstractNumId="11" w15:restartNumberingAfterBreak="0">
+    <w:nsid w:val="3D203275"/>
+    <w:multiLevelType w:val="multilevel"/>
+    <w:tmpl w:val="F82A0366"/>
+    <w:lvl w:ilvl="0">
+      <w:start w:val="1"/>
+      <w:numFmt w:val="bullet"/>
+      <w:lvlText w:val=""/>
+      <w:lvlJc w:val="left"/>
+      <w:pPr>
+        <w:tabs>
+          <w:tab w:val="num" w:pos="720"/>
+        </w:tabs>
+        <w:ind w:left="720" w:hanging="360"/>
+      </w:pPr>
+      <w:rPr>
+        <w:rFonts w:ascii="Symbol" w:hAnsi="Symbol" w:hint="default"/>
+        <w:sz w:val="20"/>
+      </w:rPr>
+    </w:lvl>
+    <w:lvl w:ilvl="1">
+      <w:start w:val="1"/>
+      <w:numFmt w:val="bullet"/>
+      <w:lvlText w:val="o"/>
+      <w:lvlJc w:val="left"/>
+      <w:pPr>
+        <w:tabs>
+          <w:tab w:val="num" w:pos="1440"/>
+        </w:tabs>
+        <w:ind w:left="1440" w:hanging="360"/>
+      </w:pPr>
+      <w:rPr>
+        <w:rFonts w:ascii="Courier New" w:hAnsi="Courier New" w:hint="default"/>
+        <w:sz w:val="20"/>
+      </w:rPr>
+    </w:lvl>
+    <w:lvl w:ilvl="2" w:tentative="1">
+      <w:start w:val="1"/>
+      <w:numFmt w:val="bullet"/>
+      <w:lvlText w:val=""/>
+      <w:lvlJc w:val="left"/>
+      <w:pPr>
+        <w:tabs>
+          <w:tab w:val="num" w:pos="2160"/>
+        </w:tabs>
+        <w:ind w:left="2160" w:hanging="360"/>
+      </w:pPr>
+      <w:rPr>
+        <w:rFonts w:ascii="Wingdings" w:hAnsi="Wingdings" w:hint="default"/>
+        <w:sz w:val="20"/>
+      </w:rPr>
+    </w:lvl>
+    <w:lvl w:ilvl="3" w:tentative="1">
+      <w:start w:val="1"/>
+      <w:numFmt w:val="bullet"/>
+      <w:lvlText w:val=""/>
+      <w:lvlJc w:val="left"/>
+      <w:pPr>
+        <w:tabs>
+          <w:tab w:val="num" w:pos="2880"/>
+        </w:tabs>
+        <w:ind w:left="2880" w:hanging="360"/>
+      </w:pPr>
+      <w:rPr>
+        <w:rFonts w:ascii="Wingdings" w:hAnsi="Wingdings" w:hint="default"/>
+        <w:sz w:val="20"/>
+      </w:rPr>
+    </w:lvl>
+    <w:lvl w:ilvl="4" w:tentative="1">
+      <w:start w:val="1"/>
+      <w:numFmt w:val="bullet"/>
+      <w:lvlText w:val=""/>
+      <w:lvlJc w:val="left"/>
+      <w:pPr>
+        <w:tabs>
+          <w:tab w:val="num" w:pos="3600"/>
+        </w:tabs>
+        <w:ind w:left="3600" w:hanging="360"/>
+      </w:pPr>
+      <w:rPr>
+        <w:rFonts w:ascii="Wingdings" w:hAnsi="Wingdings" w:hint="default"/>
+        <w:sz w:val="20"/>
+      </w:rPr>
+    </w:lvl>
+    <w:lvl w:ilvl="5" w:tentative="1">
+      <w:start w:val="1"/>
+      <w:numFmt w:val="bullet"/>
+      <w:lvlText w:val=""/>
+      <w:lvlJc w:val="left"/>
+      <w:pPr>
+        <w:tabs>
+          <w:tab w:val="num" w:pos="4320"/>
+        </w:tabs>
+        <w:ind w:left="4320" w:hanging="360"/>
+      </w:pPr>
+      <w:rPr>
+        <w:rFonts w:ascii="Wingdings" w:hAnsi="Wingdings" w:hint="default"/>
+        <w:sz w:val="20"/>
+      </w:rPr>
+    </w:lvl>
+    <w:lvl w:ilvl="6" w:tentative="1">
+      <w:start w:val="1"/>
+      <w:numFmt w:val="bullet"/>
+      <w:lvlText w:val=""/>
+      <w:lvlJc w:val="left"/>
+      <w:pPr>
+        <w:tabs>
+          <w:tab w:val="num" w:pos="5040"/>
+        </w:tabs>
+        <w:ind w:left="5040" w:hanging="360"/>
+      </w:pPr>
+      <w:rPr>
+        <w:rFonts w:ascii="Wingdings" w:hAnsi="Wingdings" w:hint="default"/>
+        <w:sz w:val="20"/>
+      </w:rPr>
+    </w:lvl>
+    <w:lvl w:ilvl="7" w:tentative="1">
+      <w:start w:val="1"/>
+      <w:numFmt w:val="bullet"/>
+      <w:lvlText w:val=""/>
+      <w:lvlJc w:val="left"/>
+      <w:pPr>
+        <w:tabs>
+          <w:tab w:val="num" w:pos="5760"/>
+        </w:tabs>
+        <w:ind w:left="5760" w:hanging="360"/>
+      </w:pPr>
+      <w:rPr>
+        <w:rFonts w:ascii="Wingdings" w:hAnsi="Wingdings" w:hint="default"/>
+        <w:sz w:val="20"/>
+      </w:rPr>
+    </w:lvl>
+    <w:lvl w:ilvl="8" w:tentative="1">
+      <w:start w:val="1"/>
+      <w:numFmt w:val="bullet"/>
+      <w:lvlText w:val=""/>
+      <w:lvlJc w:val="left"/>
+      <w:pPr>
+        <w:tabs>
+          <w:tab w:val="num" w:pos="6480"/>
+        </w:tabs>
+        <w:ind w:left="6480" w:hanging="360"/>
+      </w:pPr>
+      <w:rPr>
+        <w:rFonts w:ascii="Wingdings" w:hAnsi="Wingdings" w:hint="default"/>
+        <w:sz w:val="20"/>
+      </w:rPr>
+    </w:lvl>
+  </w:abstractNum>
+  <w:abstractNum w:abstractNumId="12" w15:restartNumberingAfterBreak="0">
+    <w:nsid w:val="404B3DF0"/>
+    <w:multiLevelType w:val="multilevel"/>
+    <w:tmpl w:val="D53ABE58"/>
+    <w:lvl w:ilvl="0">
+      <w:start w:val="1"/>
+      <w:numFmt w:val="bullet"/>
+      <w:lvlText w:val=""/>
+      <w:lvlJc w:val="left"/>
+      <w:pPr>
+        <w:tabs>
+          <w:tab w:val="num" w:pos="720"/>
+        </w:tabs>
+        <w:ind w:left="720" w:hanging="360"/>
+      </w:pPr>
+      <w:rPr>
+        <w:rFonts w:ascii="Symbol" w:hAnsi="Symbol" w:hint="default"/>
+        <w:sz w:val="20"/>
+      </w:rPr>
+    </w:lvl>
+    <w:lvl w:ilvl="1" w:tentative="1">
+      <w:start w:val="1"/>
+      <w:numFmt w:val="bullet"/>
+      <w:lvlText w:val="o"/>
+      <w:lvlJc w:val="left"/>
+      <w:pPr>
+        <w:tabs>
+          <w:tab w:val="num" w:pos="1440"/>
+        </w:tabs>
+        <w:ind w:left="1440" w:hanging="360"/>
+      </w:pPr>
+      <w:rPr>
+        <w:rFonts w:ascii="Courier New" w:hAnsi="Courier New" w:hint="default"/>
+        <w:sz w:val="20"/>
+      </w:rPr>
+    </w:lvl>
+    <w:lvl w:ilvl="2" w:tentative="1">
+      <w:start w:val="1"/>
+      <w:numFmt w:val="bullet"/>
+      <w:lvlText w:val=""/>
+      <w:lvlJc w:val="left"/>
+      <w:pPr>
+        <w:tabs>
+          <w:tab w:val="num" w:pos="2160"/>
+        </w:tabs>
+        <w:ind w:left="2160" w:hanging="360"/>
+      </w:pPr>
+      <w:rPr>
+        <w:rFonts w:ascii="Wingdings" w:hAnsi="Wingdings" w:hint="default"/>
+        <w:sz w:val="20"/>
+      </w:rPr>
+    </w:lvl>
+    <w:lvl w:ilvl="3" w:tentative="1">
+      <w:start w:val="1"/>
+      <w:numFmt w:val="bullet"/>
+      <w:lvlText w:val=""/>
+      <w:lvlJc w:val="left"/>
+      <w:pPr>
+        <w:tabs>
+          <w:tab w:val="num" w:pos="2880"/>
+        </w:tabs>
+        <w:ind w:left="2880" w:hanging="360"/>
+      </w:pPr>
+      <w:rPr>
+        <w:rFonts w:ascii="Wingdings" w:hAnsi="Wingdings" w:hint="default"/>
+        <w:sz w:val="20"/>
+      </w:rPr>
+    </w:lvl>
+    <w:lvl w:ilvl="4" w:tentative="1">
+      <w:start w:val="1"/>
+      <w:numFmt w:val="bullet"/>
+      <w:lvlText w:val=""/>
+      <w:lvlJc w:val="left"/>
+      <w:pPr>
+        <w:tabs>
+          <w:tab w:val="num" w:pos="3600"/>
+        </w:tabs>
+        <w:ind w:left="3600" w:hanging="360"/>
+      </w:pPr>
+      <w:rPr>
+        <w:rFonts w:ascii="Wingdings" w:hAnsi="Wingdings" w:hint="default"/>
+        <w:sz w:val="20"/>
+      </w:rPr>
+    </w:lvl>
+    <w:lvl w:ilvl="5" w:tentative="1">
+      <w:start w:val="1"/>
+      <w:numFmt w:val="bullet"/>
+      <w:lvlText w:val=""/>
+      <w:lvlJc w:val="left"/>
+      <w:pPr>
+        <w:tabs>
+          <w:tab w:val="num" w:pos="4320"/>
+        </w:tabs>
+        <w:ind w:left="4320" w:hanging="360"/>
+      </w:pPr>
+      <w:rPr>
+        <w:rFonts w:ascii="Wingdings" w:hAnsi="Wingdings" w:hint="default"/>
+        <w:sz w:val="20"/>
+      </w:rPr>
+    </w:lvl>
+    <w:lvl w:ilvl="6" w:tentative="1">
+      <w:start w:val="1"/>
+      <w:numFmt w:val="bullet"/>
+      <w:lvlText w:val=""/>
+      <w:lvlJc w:val="left"/>
+      <w:pPr>
+        <w:tabs>
+          <w:tab w:val="num" w:pos="5040"/>
+        </w:tabs>
+        <w:ind w:left="5040" w:hanging="360"/>
+      </w:pPr>
+      <w:rPr>
+        <w:rFonts w:ascii="Wingdings" w:hAnsi="Wingdings" w:hint="default"/>
+        <w:sz w:val="20"/>
+      </w:rPr>
+    </w:lvl>
+    <w:lvl w:ilvl="7" w:tentative="1">
+      <w:start w:val="1"/>
+      <w:numFmt w:val="bullet"/>
+      <w:lvlText w:val=""/>
+      <w:lvlJc w:val="left"/>
+      <w:pPr>
+        <w:tabs>
+          <w:tab w:val="num" w:pos="5760"/>
+        </w:tabs>
+        <w:ind w:left="5760" w:hanging="360"/>
+      </w:pPr>
+      <w:rPr>
+        <w:rFonts w:ascii="Wingdings" w:hAnsi="Wingdings" w:hint="default"/>
+        <w:sz w:val="20"/>
+      </w:rPr>
+    </w:lvl>
+    <w:lvl w:ilvl="8" w:tentative="1">
+      <w:start w:val="1"/>
+      <w:numFmt w:val="bullet"/>
+      <w:lvlText w:val=""/>
+      <w:lvlJc w:val="left"/>
+      <w:pPr>
+        <w:tabs>
+          <w:tab w:val="num" w:pos="6480"/>
+        </w:tabs>
+        <w:ind w:left="6480" w:hanging="360"/>
+      </w:pPr>
+      <w:rPr>
+        <w:rFonts w:ascii="Wingdings" w:hAnsi="Wingdings" w:hint="default"/>
+        <w:sz w:val="20"/>
+      </w:rPr>
+    </w:lvl>
+  </w:abstractNum>
+  <w:abstractNum w:abstractNumId="13" w15:restartNumberingAfterBreak="0">
+    <w:nsid w:val="49980B91"/>
+    <w:multiLevelType w:val="multilevel"/>
+    <w:tmpl w:val="C4546EAE"/>
+    <w:lvl w:ilvl="0">
+      <w:start w:val="1"/>
+      <w:numFmt w:val="bullet"/>
+      <w:lvlText w:val=""/>
+      <w:lvlJc w:val="left"/>
+      <w:pPr>
+        <w:tabs>
+          <w:tab w:val="num" w:pos="720"/>
+        </w:tabs>
+        <w:ind w:left="720" w:hanging="360"/>
+      </w:pPr>
+      <w:rPr>
+        <w:rFonts w:ascii="Symbol" w:hAnsi="Symbol" w:hint="default"/>
+        <w:sz w:val="20"/>
+      </w:rPr>
+    </w:lvl>
+    <w:lvl w:ilvl="1" w:tentative="1">
+      <w:start w:val="1"/>
+      <w:numFmt w:val="bullet"/>
+      <w:lvlText w:val="o"/>
+      <w:lvlJc w:val="left"/>
+      <w:pPr>
+        <w:tabs>
+          <w:tab w:val="num" w:pos="1440"/>
+        </w:tabs>
+        <w:ind w:left="1440" w:hanging="360"/>
+      </w:pPr>
+      <w:rPr>
+        <w:rFonts w:ascii="Courier New" w:hAnsi="Courier New" w:hint="default"/>
+        <w:sz w:val="20"/>
+      </w:rPr>
+    </w:lvl>
+    <w:lvl w:ilvl="2" w:tentative="1">
+      <w:start w:val="1"/>
+      <w:numFmt w:val="bullet"/>
+      <w:lvlText w:val=""/>
+      <w:lvlJc w:val="left"/>
+      <w:pPr>
+        <w:tabs>
+          <w:tab w:val="num" w:pos="2160"/>
+        </w:tabs>
+        <w:ind w:left="2160" w:hanging="360"/>
+      </w:pPr>
+      <w:rPr>
+        <w:rFonts w:ascii="Wingdings" w:hAnsi="Wingdings" w:hint="default"/>
+        <w:sz w:val="20"/>
+      </w:rPr>
+    </w:lvl>
+    <w:lvl w:ilvl="3" w:tentative="1">
+      <w:start w:val="1"/>
+      <w:numFmt w:val="bullet"/>
+      <w:lvlText w:val=""/>
+      <w:lvlJc w:val="left"/>
+      <w:pPr>
+        <w:tabs>
+          <w:tab w:val="num" w:pos="2880"/>
+        </w:tabs>
+        <w:ind w:left="2880" w:hanging="360"/>
+      </w:pPr>
+      <w:rPr>
+        <w:rFonts w:ascii="Wingdings" w:hAnsi="Wingdings" w:hint="default"/>
+        <w:sz w:val="20"/>
+      </w:rPr>
+    </w:lvl>
+    <w:lvl w:ilvl="4" w:tentative="1">
+      <w:start w:val="1"/>
+      <w:numFmt w:val="bullet"/>
+      <w:lvlText w:val=""/>
+      <w:lvlJc w:val="left"/>
+      <w:pPr>
+        <w:tabs>
+          <w:tab w:val="num" w:pos="3600"/>
+        </w:tabs>
+        <w:ind w:left="3600" w:hanging="360"/>
+      </w:pPr>
+      <w:rPr>
+        <w:rFonts w:ascii="Wingdings" w:hAnsi="Wingdings" w:hint="default"/>
+        <w:sz w:val="20"/>
+      </w:rPr>
+    </w:lvl>
+    <w:lvl w:ilvl="5" w:tentative="1">
+      <w:start w:val="1"/>
+      <w:numFmt w:val="bullet"/>
+      <w:lvlText w:val=""/>
+      <w:lvlJc w:val="left"/>
+      <w:pPr>
+        <w:tabs>
+          <w:tab w:val="num" w:pos="4320"/>
+        </w:tabs>
+        <w:ind w:left="4320" w:hanging="360"/>
+      </w:pPr>
+      <w:rPr>
+        <w:rFonts w:ascii="Wingdings" w:hAnsi="Wingdings" w:hint="default"/>
+        <w:sz w:val="20"/>
+      </w:rPr>
+    </w:lvl>
+    <w:lvl w:ilvl="6" w:tentative="1">
+      <w:start w:val="1"/>
+      <w:numFmt w:val="bullet"/>
+      <w:lvlText w:val=""/>
+      <w:lvlJc w:val="left"/>
+      <w:pPr>
+        <w:tabs>
+          <w:tab w:val="num" w:pos="5040"/>
+        </w:tabs>
+        <w:ind w:left="5040" w:hanging="360"/>
+      </w:pPr>
+      <w:rPr>
+        <w:rFonts w:ascii="Wingdings" w:hAnsi="Wingdings" w:hint="default"/>
+        <w:sz w:val="20"/>
+      </w:rPr>
+    </w:lvl>
+    <w:lvl w:ilvl="7" w:tentative="1">
+      <w:start w:val="1"/>
+      <w:numFmt w:val="bullet"/>
+      <w:lvlText w:val=""/>
+      <w:lvlJc w:val="left"/>
+      <w:pPr>
+        <w:tabs>
+          <w:tab w:val="num" w:pos="5760"/>
+        </w:tabs>
+        <w:ind w:left="5760" w:hanging="360"/>
+      </w:pPr>
+      <w:rPr>
+        <w:rFonts w:ascii="Wingdings" w:hAnsi="Wingdings" w:hint="default"/>
+        <w:sz w:val="20"/>
+      </w:rPr>
+    </w:lvl>
+    <w:lvl w:ilvl="8" w:tentative="1">
+      <w:start w:val="1"/>
+      <w:numFmt w:val="bullet"/>
+      <w:lvlText w:val=""/>
+      <w:lvlJc w:val="left"/>
+      <w:pPr>
+        <w:tabs>
+          <w:tab w:val="num" w:pos="6480"/>
+        </w:tabs>
+        <w:ind w:left="6480" w:hanging="360"/>
+      </w:pPr>
+      <w:rPr>
+        <w:rFonts w:ascii="Wingdings" w:hAnsi="Wingdings" w:hint="default"/>
+        <w:sz w:val="20"/>
+      </w:rPr>
+    </w:lvl>
+  </w:abstractNum>
+  <w:abstractNum w:abstractNumId="14" w15:restartNumberingAfterBreak="0">
+    <w:nsid w:val="51B310BA"/>
+    <w:multiLevelType w:val="multilevel"/>
+    <w:tmpl w:val="A53C7616"/>
+    <w:lvl w:ilvl="0">
+      <w:start w:val="1"/>
+      <w:numFmt w:val="bullet"/>
+      <w:lvlText w:val=""/>
+      <w:lvlJc w:val="left"/>
+      <w:pPr>
+        <w:tabs>
+          <w:tab w:val="num" w:pos="720"/>
+        </w:tabs>
+        <w:ind w:left="720" w:hanging="360"/>
+      </w:pPr>
+      <w:rPr>
+        <w:rFonts w:ascii="Symbol" w:hAnsi="Symbol" w:hint="default"/>
+        <w:sz w:val="20"/>
+      </w:rPr>
+    </w:lvl>
+    <w:lvl w:ilvl="1">
+      <w:start w:val="1"/>
+      <w:numFmt w:val="bullet"/>
+      <w:lvlText w:val="o"/>
+      <w:lvlJc w:val="left"/>
+      <w:pPr>
+        <w:tabs>
+          <w:tab w:val="num" w:pos="1440"/>
+        </w:tabs>
+        <w:ind w:left="1440" w:hanging="360"/>
+      </w:pPr>
+      <w:rPr>
+        <w:rFonts w:ascii="Courier New" w:hAnsi="Courier New" w:hint="default"/>
+        <w:sz w:val="20"/>
+      </w:rPr>
+    </w:lvl>
+    <w:lvl w:ilvl="2" w:tentative="1">
+      <w:start w:val="1"/>
+      <w:numFmt w:val="bullet"/>
+      <w:lvlText w:val=""/>
+      <w:lvlJc w:val="left"/>
+      <w:pPr>
+        <w:tabs>
+          <w:tab w:val="num" w:pos="2160"/>
+        </w:tabs>
+        <w:ind w:left="2160" w:hanging="360"/>
+      </w:pPr>
+      <w:rPr>
+        <w:rFonts w:ascii="Wingdings" w:hAnsi="Wingdings" w:hint="default"/>
+        <w:sz w:val="20"/>
+      </w:rPr>
+    </w:lvl>
+    <w:lvl w:ilvl="3" w:tentative="1">
+      <w:start w:val="1"/>
+      <w:numFmt w:val="bullet"/>
+      <w:lvlText w:val=""/>
+      <w:lvlJc w:val="left"/>
+      <w:pPr>
+        <w:tabs>
+          <w:tab w:val="num" w:pos="2880"/>
+        </w:tabs>
+        <w:ind w:left="2880" w:hanging="360"/>
+      </w:pPr>
+      <w:rPr>
+        <w:rFonts w:ascii="Wingdings" w:hAnsi="Wingdings" w:hint="default"/>
+        <w:sz w:val="20"/>
+      </w:rPr>
+    </w:lvl>
+    <w:lvl w:ilvl="4" w:tentative="1">
+      <w:start w:val="1"/>
+      <w:numFmt w:val="bullet"/>
+      <w:lvlText w:val=""/>
+      <w:lvlJc w:val="left"/>
+      <w:pPr>
+        <w:tabs>
+          <w:tab w:val="num" w:pos="3600"/>
+        </w:tabs>
+        <w:ind w:left="3600" w:hanging="360"/>
+      </w:pPr>
+      <w:rPr>
+        <w:rFonts w:ascii="Wingdings" w:hAnsi="Wingdings" w:hint="default"/>
+        <w:sz w:val="20"/>
+      </w:rPr>
+    </w:lvl>
+    <w:lvl w:ilvl="5" w:tentative="1">
+      <w:start w:val="1"/>
+      <w:numFmt w:val="bullet"/>
+      <w:lvlText w:val=""/>
+      <w:lvlJc w:val="left"/>
+      <w:pPr>
+        <w:tabs>
+          <w:tab w:val="num" w:pos="4320"/>
+        </w:tabs>
+        <w:ind w:left="4320" w:hanging="360"/>
+      </w:pPr>
+      <w:rPr>
+        <w:rFonts w:ascii="Wingdings" w:hAnsi="Wingdings" w:hint="default"/>
+        <w:sz w:val="20"/>
+      </w:rPr>
+    </w:lvl>
+    <w:lvl w:ilvl="6" w:tentative="1">
+      <w:start w:val="1"/>
+      <w:numFmt w:val="bullet"/>
+      <w:lvlText w:val=""/>
+      <w:lvlJc w:val="left"/>
+      <w:pPr>
+        <w:tabs>
+          <w:tab w:val="num" w:pos="5040"/>
+        </w:tabs>
+        <w:ind w:left="5040" w:hanging="360"/>
+      </w:pPr>
+      <w:rPr>
+        <w:rFonts w:ascii="Wingdings" w:hAnsi="Wingdings" w:hint="default"/>
+        <w:sz w:val="20"/>
+      </w:rPr>
+    </w:lvl>
+    <w:lvl w:ilvl="7" w:tentative="1">
+      <w:start w:val="1"/>
+      <w:numFmt w:val="bullet"/>
+      <w:lvlText w:val=""/>
+      <w:lvlJc w:val="left"/>
+      <w:pPr>
+        <w:tabs>
+          <w:tab w:val="num" w:pos="5760"/>
+        </w:tabs>
+        <w:ind w:left="5760" w:hanging="360"/>
+      </w:pPr>
+      <w:rPr>
+        <w:rFonts w:ascii="Wingdings" w:hAnsi="Wingdings" w:hint="default"/>
+        <w:sz w:val="20"/>
+      </w:rPr>
+    </w:lvl>
+    <w:lvl w:ilvl="8" w:tentative="1">
+      <w:start w:val="1"/>
+      <w:numFmt w:val="bullet"/>
+      <w:lvlText w:val=""/>
+      <w:lvlJc w:val="left"/>
+      <w:pPr>
+        <w:tabs>
+          <w:tab w:val="num" w:pos="6480"/>
+        </w:tabs>
+        <w:ind w:left="6480" w:hanging="360"/>
+      </w:pPr>
+      <w:rPr>
+        <w:rFonts w:ascii="Wingdings" w:hAnsi="Wingdings" w:hint="default"/>
+        <w:sz w:val="20"/>
+      </w:rPr>
+    </w:lvl>
+  </w:abstractNum>
+  <w:abstractNum w:abstractNumId="15" w15:restartNumberingAfterBreak="0">
+    <w:nsid w:val="5B3C5EA4"/>
+    <w:multiLevelType w:val="multilevel"/>
+    <w:tmpl w:val="0C707EE0"/>
+    <w:lvl w:ilvl="0">
+      <w:start w:val="2"/>
+      <w:numFmt w:val="decimal"/>
+      <w:lvlText w:val="%1."/>
+      <w:lvlJc w:val="left"/>
+      <w:pPr>
+        <w:tabs>
+          <w:tab w:val="num" w:pos="720"/>
+        </w:tabs>
+        <w:ind w:left="720" w:hanging="360"/>
+      </w:pPr>
+    </w:lvl>
+    <w:lvl w:ilvl="1" w:tentative="1">
+      <w:start w:val="1"/>
+      <w:numFmt w:val="decimal"/>
+      <w:lvlText w:val="%2."/>
+      <w:lvlJc w:val="left"/>
+      <w:pPr>
+        <w:tabs>
+          <w:tab w:val="num" w:pos="1440"/>
+        </w:tabs>
+        <w:ind w:left="1440" w:hanging="360"/>
+      </w:pPr>
+    </w:lvl>
+    <w:lvl w:ilvl="2" w:tentative="1">
+      <w:start w:val="1"/>
+      <w:numFmt w:val="decimal"/>
+      <w:lvlText w:val="%3."/>
+      <w:lvlJc w:val="left"/>
+      <w:pPr>
+        <w:tabs>
+          <w:tab w:val="num" w:pos="2160"/>
+        </w:tabs>
+        <w:ind w:left="2160" w:hanging="360"/>
+      </w:pPr>
+    </w:lvl>
+    <w:lvl w:ilvl="3" w:tentative="1">
+      <w:start w:val="1"/>
+      <w:numFmt w:val="decimal"/>
+      <w:lvlText w:val="%4."/>
+      <w:lvlJc w:val="left"/>
+      <w:pPr>
+        <w:tabs>
+          <w:tab w:val="num" w:pos="2880"/>
+        </w:tabs>
+        <w:ind w:left="2880" w:hanging="360"/>
+      </w:pPr>
+    </w:lvl>
+    <w:lvl w:ilvl="4" w:tentative="1">
+      <w:start w:val="1"/>
+      <w:numFmt w:val="decimal"/>
+      <w:lvlText w:val="%5."/>
+      <w:lvlJc w:val="left"/>
+      <w:pPr>
+        <w:tabs>
+          <w:tab w:val="num" w:pos="3600"/>
+        </w:tabs>
+        <w:ind w:left="3600" w:hanging="360"/>
+      </w:pPr>
+    </w:lvl>
+    <w:lvl w:ilvl="5" w:tentative="1">
+      <w:start w:val="1"/>
+      <w:numFmt w:val="decimal"/>
+      <w:lvlText w:val="%6."/>
+      <w:lvlJc w:val="left"/>
+      <w:pPr>
+        <w:tabs>
+          <w:tab w:val="num" w:pos="4320"/>
+        </w:tabs>
+        <w:ind w:left="4320" w:hanging="360"/>
+      </w:pPr>
+    </w:lvl>
+    <w:lvl w:ilvl="6" w:tentative="1">
+      <w:start w:val="1"/>
+      <w:numFmt w:val="decimal"/>
+      <w:lvlText w:val="%7."/>
+      <w:lvlJc w:val="left"/>
+      <w:pPr>
+        <w:tabs>
+          <w:tab w:val="num" w:pos="5040"/>
+        </w:tabs>
+        <w:ind w:left="5040" w:hanging="360"/>
+      </w:pPr>
+    </w:lvl>
+    <w:lvl w:ilvl="7" w:tentative="1">
+      <w:start w:val="1"/>
+      <w:numFmt w:val="decimal"/>
+      <w:lvlText w:val="%8."/>
+      <w:lvlJc w:val="left"/>
+      <w:pPr>
+        <w:tabs>
+          <w:tab w:val="num" w:pos="5760"/>
+        </w:tabs>
+        <w:ind w:left="5760" w:hanging="360"/>
+      </w:pPr>
+    </w:lvl>
+    <w:lvl w:ilvl="8" w:tentative="1">
+      <w:start w:val="1"/>
+      <w:numFmt w:val="decimal"/>
+      <w:lvlText w:val="%9."/>
+      <w:lvlJc w:val="left"/>
+      <w:pPr>
+        <w:tabs>
+          <w:tab w:val="num" w:pos="6480"/>
+        </w:tabs>
+        <w:ind w:left="6480" w:hanging="360"/>
+      </w:pPr>
+    </w:lvl>
+  </w:abstractNum>
+  <w:abstractNum w:abstractNumId="16" w15:restartNumberingAfterBreak="0">
+    <w:nsid w:val="750343F4"/>
+    <w:multiLevelType w:val="multilevel"/>
+    <w:tmpl w:val="3E8E201A"/>
+    <w:lvl w:ilvl="0">
+      <w:start w:val="1"/>
+      <w:numFmt w:val="decimal"/>
+      <w:lvlText w:val="%1."/>
+      <w:lvlJc w:val="left"/>
+      <w:pPr>
+        <w:tabs>
+          <w:tab w:val="num" w:pos="720"/>
+        </w:tabs>
+        <w:ind w:left="720" w:hanging="360"/>
+      </w:pPr>
+    </w:lvl>
+    <w:lvl w:ilvl="1">
+      <w:start w:val="1"/>
+      <w:numFmt w:val="bullet"/>
+      <w:lvlText w:val="o"/>
+      <w:lvlJc w:val="left"/>
+      <w:pPr>
+        <w:tabs>
+          <w:tab w:val="num" w:pos="1440"/>
+        </w:tabs>
+        <w:ind w:left="1440" w:hanging="360"/>
+      </w:pPr>
+      <w:rPr>
+        <w:rFonts w:ascii="Courier New" w:hAnsi="Courier New" w:hint="default"/>
+        <w:sz w:val="20"/>
+      </w:rPr>
+    </w:lvl>
+    <w:lvl w:ilvl="2" w:tentative="1">
+      <w:start w:val="1"/>
+      <w:numFmt w:val="decimal"/>
+      <w:lvlText w:val="%3."/>
+      <w:lvlJc w:val="left"/>
+      <w:pPr>
+        <w:tabs>
+          <w:tab w:val="num" w:pos="2160"/>
+        </w:tabs>
+        <w:ind w:left="2160" w:hanging="360"/>
+      </w:pPr>
+    </w:lvl>
+    <w:lvl w:ilvl="3" w:tentative="1">
+      <w:start w:val="1"/>
+      <w:numFmt w:val="decimal"/>
+      <w:lvlText w:val="%4."/>
+      <w:lvlJc w:val="left"/>
+      <w:pPr>
+        <w:tabs>
+          <w:tab w:val="num" w:pos="2880"/>
+        </w:tabs>
+        <w:ind w:left="2880" w:hanging="360"/>
+      </w:pPr>
+    </w:lvl>
+    <w:lvl w:ilvl="4" w:tentative="1">
+      <w:start w:val="1"/>
+      <w:numFmt w:val="decimal"/>
+      <w:lvlText w:val="%5."/>
+      <w:lvlJc w:val="left"/>
+      <w:pPr>
+        <w:tabs>
+          <w:tab w:val="num" w:pos="3600"/>
+        </w:tabs>
+        <w:ind w:left="3600" w:hanging="360"/>
+      </w:pPr>
+    </w:lvl>
+    <w:lvl w:ilvl="5" w:tentative="1">
+      <w:start w:val="1"/>
+      <w:numFmt w:val="decimal"/>
+      <w:lvlText w:val="%6."/>
+      <w:lvlJc w:val="left"/>
+      <w:pPr>
+        <w:tabs>
+          <w:tab w:val="num" w:pos="4320"/>
+        </w:tabs>
+        <w:ind w:left="4320" w:hanging="360"/>
+      </w:pPr>
+    </w:lvl>
+    <w:lvl w:ilvl="6" w:tentative="1">
+      <w:start w:val="1"/>
+      <w:numFmt w:val="decimal"/>
+      <w:lvlText w:val="%7."/>
+      <w:lvlJc w:val="left"/>
+      <w:pPr>
+        <w:tabs>
+          <w:tab w:val="num" w:pos="5040"/>
+        </w:tabs>
+        <w:ind w:left="5040" w:hanging="360"/>
+      </w:pPr>
+    </w:lvl>
+    <w:lvl w:ilvl="7" w:tentative="1">
+      <w:start w:val="1"/>
+      <w:numFmt w:val="decimal"/>
+      <w:lvlText w:val="%8."/>
+      <w:lvlJc w:val="left"/>
+      <w:pPr>
+        <w:tabs>
+          <w:tab w:val="num" w:pos="5760"/>
+        </w:tabs>
+        <w:ind w:left="5760" w:hanging="360"/>
+      </w:pPr>
+    </w:lvl>
+    <w:lvl w:ilvl="8" w:tentative="1">
+      <w:start w:val="1"/>
+      <w:numFmt w:val="decimal"/>
+      <w:lvlText w:val="%9."/>
+      <w:lvlJc w:val="left"/>
+      <w:pPr>
+        <w:tabs>
+          <w:tab w:val="num" w:pos="6480"/>
+        </w:tabs>
+        <w:ind w:left="6480" w:hanging="360"/>
+      </w:pPr>
+    </w:lvl>
+  </w:abstractNum>
+  <w:abstractNum w:abstractNumId="17" w15:restartNumberingAfterBreak="0">
+    <w:nsid w:val="7CCA2353"/>
+    <w:multiLevelType w:val="multilevel"/>
+    <w:tmpl w:val="AB66DB82"/>
+    <w:lvl w:ilvl="0">
+      <w:start w:val="1"/>
+      <w:numFmt w:val="bullet"/>
+      <w:lvlText w:val=""/>
+      <w:lvlJc w:val="left"/>
+      <w:pPr>
+        <w:tabs>
+          <w:tab w:val="num" w:pos="720"/>
+        </w:tabs>
+        <w:ind w:left="720" w:hanging="360"/>
+      </w:pPr>
+      <w:rPr>
+        <w:rFonts w:ascii="Symbol" w:hAnsi="Symbol" w:hint="default"/>
+        <w:sz w:val="20"/>
+      </w:rPr>
+    </w:lvl>
+    <w:lvl w:ilvl="1" w:tentative="1">
+      <w:start w:val="1"/>
+      <w:numFmt w:val="bullet"/>
+      <w:lvlText w:val="o"/>
+      <w:lvlJc w:val="left"/>
+      <w:pPr>
+        <w:tabs>
+          <w:tab w:val="num" w:pos="1440"/>
+        </w:tabs>
+        <w:ind w:left="1440" w:hanging="360"/>
+      </w:pPr>
+      <w:rPr>
+        <w:rFonts w:ascii="Courier New" w:hAnsi="Courier New" w:hint="default"/>
+        <w:sz w:val="20"/>
+      </w:rPr>
+    </w:lvl>
+    <w:lvl w:ilvl="2" w:tentative="1">
+      <w:start w:val="1"/>
+      <w:numFmt w:val="bullet"/>
+      <w:lvlText w:val=""/>
+      <w:lvlJc w:val="left"/>
+      <w:pPr>
+        <w:tabs>
+          <w:tab w:val="num" w:pos="2160"/>
+        </w:tabs>
+        <w:ind w:left="2160" w:hanging="360"/>
+      </w:pPr>
+      <w:rPr>
+        <w:rFonts w:ascii="Wingdings" w:hAnsi="Wingdings" w:hint="default"/>
+        <w:sz w:val="20"/>
+      </w:rPr>
+    </w:lvl>
+    <w:lvl w:ilvl="3" w:tentative="1">
+      <w:start w:val="1"/>
+      <w:numFmt w:val="bullet"/>
+      <w:lvlText w:val=""/>
+      <w:lvlJc w:val="left"/>
+      <w:pPr>
+        <w:tabs>
+          <w:tab w:val="num" w:pos="2880"/>
+        </w:tabs>
+        <w:ind w:left="2880" w:hanging="360"/>
+      </w:pPr>
+      <w:rPr>
+        <w:rFonts w:ascii="Wingdings" w:hAnsi="Wingdings" w:hint="default"/>
+        <w:sz w:val="20"/>
+      </w:rPr>
+    </w:lvl>
+    <w:lvl w:ilvl="4" w:tentative="1">
+      <w:start w:val="1"/>
+      <w:numFmt w:val="bullet"/>
+      <w:lvlText w:val=""/>
+      <w:lvlJc w:val="left"/>
+      <w:pPr>
+        <w:tabs>
+          <w:tab w:val="num" w:pos="3600"/>
+        </w:tabs>
+        <w:ind w:left="3600" w:hanging="360"/>
+      </w:pPr>
+      <w:rPr>
+        <w:rFonts w:ascii="Wingdings" w:hAnsi="Wingdings" w:hint="default"/>
+        <w:sz w:val="20"/>
+      </w:rPr>
+    </w:lvl>
+    <w:lvl w:ilvl="5" w:tentative="1">
+      <w:start w:val="1"/>
+      <w:numFmt w:val="bullet"/>
+      <w:lvlText w:val=""/>
+      <w:lvlJc w:val="left"/>
+      <w:pPr>
+        <w:tabs>
+          <w:tab w:val="num" w:pos="4320"/>
+        </w:tabs>
+        <w:ind w:left="4320" w:hanging="360"/>
+      </w:pPr>
+      <w:rPr>
+        <w:rFonts w:ascii="Wingdings" w:hAnsi="Wingdings" w:hint="default"/>
+        <w:sz w:val="20"/>
+      </w:rPr>
+    </w:lvl>
+    <w:lvl w:ilvl="6" w:tentative="1">
+      <w:start w:val="1"/>
+      <w:numFmt w:val="bullet"/>
+      <w:lvlText w:val=""/>
+      <w:lvlJc w:val="left"/>
+      <w:pPr>
+        <w:tabs>
+          <w:tab w:val="num" w:pos="5040"/>
+        </w:tabs>
+        <w:ind w:left="5040" w:hanging="360"/>
+      </w:pPr>
+      <w:rPr>
+        <w:rFonts w:ascii="Wingdings" w:hAnsi="Wingdings" w:hint="default"/>
+        <w:sz w:val="20"/>
+      </w:rPr>
+    </w:lvl>
+    <w:lvl w:ilvl="7" w:tentative="1">
+      <w:start w:val="1"/>
+      <w:numFmt w:val="bullet"/>
+      <w:lvlText w:val=""/>
+      <w:lvlJc w:val="left"/>
+      <w:pPr>
+        <w:tabs>
+          <w:tab w:val="num" w:pos="5760"/>
+        </w:tabs>
+        <w:ind w:left="5760" w:hanging="360"/>
+      </w:pPr>
+      <w:rPr>
+        <w:rFonts w:ascii="Wingdings" w:hAnsi="Wingdings" w:hint="default"/>
+        <w:sz w:val="20"/>
+      </w:rPr>
+    </w:lvl>
+    <w:lvl w:ilvl="8" w:tentative="1">
+      <w:start w:val="1"/>
+      <w:numFmt w:val="bullet"/>
+      <w:lvlText w:val=""/>
+      <w:lvlJc w:val="left"/>
+      <w:pPr>
+        <w:tabs>
+          <w:tab w:val="num" w:pos="6480"/>
+        </w:tabs>
+        <w:ind w:left="6480" w:hanging="360"/>
+      </w:pPr>
+      <w:rPr>
+        <w:rFonts w:ascii="Wingdings" w:hAnsi="Wingdings" w:hint="default"/>
+        <w:sz w:val="20"/>
       </w:rPr>
     </w:lvl>
   </w:abstractNum>
@@ -668,23 +3157,48 @@
   <w:num w:numId="9" w16cid:durableId="910042693">
     <w:abstractNumId w:val="0"/>
   </w:num>
+  <w:num w:numId="10" w16cid:durableId="1663241287">
+    <w:abstractNumId w:val="16"/>
+  </w:num>
+  <w:num w:numId="11" w16cid:durableId="1354307098">
+    <w:abstractNumId w:val="11"/>
+  </w:num>
+  <w:num w:numId="12" w16cid:durableId="672149059">
+    <w:abstractNumId w:val="9"/>
+  </w:num>
+  <w:num w:numId="13" w16cid:durableId="1208882132">
+    <w:abstractNumId w:val="17"/>
+  </w:num>
+  <w:num w:numId="14" w16cid:durableId="897786246">
+    <w:abstractNumId w:val="10"/>
+  </w:num>
+  <w:num w:numId="15" w16cid:durableId="1311710124">
+    <w:abstractNumId w:val="13"/>
+  </w:num>
+  <w:num w:numId="16" w16cid:durableId="1856311502">
+    <w:abstractNumId w:val="15"/>
+  </w:num>
+  <w:num w:numId="17" w16cid:durableId="1722511111">
+    <w:abstractNumId w:val="14"/>
+  </w:num>
+  <w:num w:numId="18" w16cid:durableId="1844972502">
+    <w:abstractNumId w:val="12"/>
+  </w:num>
 </w:numbering>
 </file>
 
 <file path=word/styles.xml><?xml version="1.0" encoding="utf-8"?>
-<w:styles xmlns:mc="http://schemas.openxmlformats.org/markup-compatibility/2006" xmlns:r="http://schemas.openxmlformats.org/officeDocument/2006/relationships" xmlns:w="http://schemas.openxmlformats.org/wordprocessingml/2006/main" xmlns:w14="http://schemas.microsoft.com/office/word/2010/wordml" xmlns:w15="http://schemas.microsoft.com/office/word/2012/wordml" xmlns:w16cex="http://schemas.microsoft.com/office/word/2018/wordml/cex" xmlns:w16cid="http://schemas.microsoft.com/office/word/2016/wordml/cid" xmlns:w16="http://schemas.microsoft.com/office/word/2018/wordml" xmlns:w16sdtdh="http://schemas.microsoft.com/office/word/2020/wordml/sdtdatahash" xmlns:w16se="http://schemas.microsoft.com/office/word/2015/wordml/symex" mc:Ignorable="w14 w15 w16se w16cid w16 w16cex w16sdtdh">
+<w:styles xmlns:mc="http://schemas.openxmlformats.org/markup-compatibility/2006" xmlns:r="http://schemas.openxmlformats.org/officeDocument/2006/relationships" xmlns:w="http://schemas.openxmlformats.org/wordprocessingml/2006/main" xmlns:w14="http://schemas.microsoft.com/office/word/2010/wordml" xmlns:w15="http://schemas.microsoft.com/office/word/2012/wordml" xmlns:w16cex="http://schemas.microsoft.com/office/word/2018/wordml/cex" xmlns:w16cid="http://schemas.microsoft.com/office/word/2016/wordml/cid" xmlns:w16="http://schemas.microsoft.com/office/word/2018/wordml" xmlns:w16du="http://schemas.microsoft.com/office/word/2023/wordml/word16du" xmlns:w16sdtdh="http://schemas.microsoft.com/office/word/2020/wordml/sdtdatahash" xmlns:w16sdtfl="http://schemas.microsoft.com/office/word/2024/wordml/sdtformatlock" xmlns:w16se="http://schemas.microsoft.com/office/word/2015/wordml/symex" mc:Ignorable="w14 w15 w16se w16cid w16 w16cex w16sdtdh w16sdtfl w16du">
   <w:docDefaults>
     <w:rPrDefault>
       <w:rPr>
         <w:rFonts w:asciiTheme="minorHAnsi" w:eastAsiaTheme="minorEastAsia" w:hAnsiTheme="minorHAnsi" w:cstheme="minorBidi"/>
-        <w:sz w:val="22"/>
-        <w:szCs w:val="22"/>
         <w:lang w:val="en-US" w:eastAsia="en-US" w:bidi="ar-SA"/>
       </w:rPr>
     </w:rPrDefault>
     <w:pPrDefault>
       <w:pPr>
-        <w:spacing w:after="200" w:line="276" w:lineRule="auto"/>
+        <w:spacing w:after="120" w:line="264" w:lineRule="auto"/>
       </w:pPr>
     </w:pPrDefault>
   </w:docDefaults>
@@ -1057,95 +3571,209 @@
     <w:lsdException w:name="Unresolved Mention" w:semiHidden="1" w:unhideWhenUsed="1"/>
     <w:lsdException w:name="Smart Link" w:semiHidden="1" w:unhideWhenUsed="1"/>
   </w:latentStyles>
-  <w:style w:type="paragraph" w:default="1" w:styleId="Standard">
+  <w:style w:type="paragraph" w:default="1" w:styleId="Normal">
     <w:name w:val="Normal"/>
     <w:qFormat/>
-    <w:rsid w:val="00FC693F"/>
-  </w:style>
-  <w:style w:type="paragraph" w:styleId="berschrift1">
+    <w:rsid w:val="00B83C43"/>
+  </w:style>
+  <w:style w:type="paragraph" w:styleId="Heading1">
     <w:name w:val="heading 1"/>
-    <w:basedOn w:val="Standard"/>
-    <w:next w:val="Standard"/>
-    <w:link w:val="berschrift1Zchn"/>
+    <w:basedOn w:val="Normal"/>
+    <w:next w:val="Normal"/>
+    <w:link w:val="Heading1Char"/>
     <w:uiPriority w:val="9"/>
     <w:qFormat/>
-    <w:rsid w:val="00FC693F"/>
+    <w:rsid w:val="00B83C43"/>
     <w:pPr>
       <w:keepNext/>
       <w:keepLines/>
-      <w:spacing w:before="480" w:after="0"/>
+      <w:spacing w:before="320" w:after="0" w:line="240" w:lineRule="auto"/>
       <w:outlineLvl w:val="0"/>
+    </w:pPr>
+    <w:rPr>
+      <w:rFonts w:asciiTheme="majorHAnsi" w:eastAsiaTheme="majorEastAsia" w:hAnsiTheme="majorHAnsi" w:cstheme="majorBidi"/>
+      <w:color w:val="365F91" w:themeColor="accent1" w:themeShade="BF"/>
+      <w:sz w:val="32"/>
+      <w:szCs w:val="32"/>
+    </w:rPr>
+  </w:style>
+  <w:style w:type="paragraph" w:styleId="Heading2">
+    <w:name w:val="heading 2"/>
+    <w:basedOn w:val="Normal"/>
+    <w:next w:val="Normal"/>
+    <w:link w:val="Heading2Char"/>
+    <w:uiPriority w:val="9"/>
+    <w:unhideWhenUsed/>
+    <w:qFormat/>
+    <w:rsid w:val="00B83C43"/>
+    <w:pPr>
+      <w:keepNext/>
+      <w:keepLines/>
+      <w:spacing w:before="80" w:after="0" w:line="240" w:lineRule="auto"/>
+      <w:outlineLvl w:val="1"/>
+    </w:pPr>
+    <w:rPr>
+      <w:rFonts w:asciiTheme="majorHAnsi" w:eastAsiaTheme="majorEastAsia" w:hAnsiTheme="majorHAnsi" w:cstheme="majorBidi"/>
+      <w:color w:val="404040" w:themeColor="text1" w:themeTint="BF"/>
+      <w:sz w:val="28"/>
+      <w:szCs w:val="28"/>
+    </w:rPr>
+  </w:style>
+  <w:style w:type="paragraph" w:styleId="Heading3">
+    <w:name w:val="heading 3"/>
+    <w:basedOn w:val="Normal"/>
+    <w:next w:val="Normal"/>
+    <w:link w:val="Heading3Char"/>
+    <w:uiPriority w:val="9"/>
+    <w:unhideWhenUsed/>
+    <w:qFormat/>
+    <w:rsid w:val="00B83C43"/>
+    <w:pPr>
+      <w:keepNext/>
+      <w:keepLines/>
+      <w:spacing w:before="40" w:after="0" w:line="240" w:lineRule="auto"/>
+      <w:outlineLvl w:val="2"/>
+    </w:pPr>
+    <w:rPr>
+      <w:rFonts w:asciiTheme="majorHAnsi" w:eastAsiaTheme="majorEastAsia" w:hAnsiTheme="majorHAnsi" w:cstheme="majorBidi"/>
+      <w:color w:val="1F497D" w:themeColor="text2"/>
+      <w:sz w:val="24"/>
+      <w:szCs w:val="24"/>
+    </w:rPr>
+  </w:style>
+  <w:style w:type="paragraph" w:styleId="Heading4">
+    <w:name w:val="heading 4"/>
+    <w:basedOn w:val="Normal"/>
+    <w:next w:val="Normal"/>
+    <w:link w:val="Heading4Char"/>
+    <w:uiPriority w:val="9"/>
+    <w:semiHidden/>
+    <w:unhideWhenUsed/>
+    <w:qFormat/>
+    <w:rsid w:val="00B83C43"/>
+    <w:pPr>
+      <w:keepNext/>
+      <w:keepLines/>
+      <w:spacing w:before="40" w:after="0"/>
+      <w:outlineLvl w:val="3"/>
+    </w:pPr>
+    <w:rPr>
+      <w:rFonts w:asciiTheme="majorHAnsi" w:eastAsiaTheme="majorEastAsia" w:hAnsiTheme="majorHAnsi" w:cstheme="majorBidi"/>
+      <w:sz w:val="22"/>
+      <w:szCs w:val="22"/>
+    </w:rPr>
+  </w:style>
+  <w:style w:type="paragraph" w:styleId="Heading5">
+    <w:name w:val="heading 5"/>
+    <w:basedOn w:val="Normal"/>
+    <w:next w:val="Normal"/>
+    <w:link w:val="Heading5Char"/>
+    <w:uiPriority w:val="9"/>
+    <w:semiHidden/>
+    <w:unhideWhenUsed/>
+    <w:qFormat/>
+    <w:rsid w:val="00B83C43"/>
+    <w:pPr>
+      <w:keepNext/>
+      <w:keepLines/>
+      <w:spacing w:before="40" w:after="0"/>
+      <w:outlineLvl w:val="4"/>
+    </w:pPr>
+    <w:rPr>
+      <w:rFonts w:asciiTheme="majorHAnsi" w:eastAsiaTheme="majorEastAsia" w:hAnsiTheme="majorHAnsi" w:cstheme="majorBidi"/>
+      <w:color w:val="1F497D" w:themeColor="text2"/>
+      <w:sz w:val="22"/>
+      <w:szCs w:val="22"/>
+    </w:rPr>
+  </w:style>
+  <w:style w:type="paragraph" w:styleId="Heading6">
+    <w:name w:val="heading 6"/>
+    <w:basedOn w:val="Normal"/>
+    <w:next w:val="Normal"/>
+    <w:link w:val="Heading6Char"/>
+    <w:uiPriority w:val="9"/>
+    <w:semiHidden/>
+    <w:unhideWhenUsed/>
+    <w:qFormat/>
+    <w:rsid w:val="00B83C43"/>
+    <w:pPr>
+      <w:keepNext/>
+      <w:keepLines/>
+      <w:spacing w:before="40" w:after="0"/>
+      <w:outlineLvl w:val="5"/>
+    </w:pPr>
+    <w:rPr>
+      <w:rFonts w:asciiTheme="majorHAnsi" w:eastAsiaTheme="majorEastAsia" w:hAnsiTheme="majorHAnsi" w:cstheme="majorBidi"/>
+      <w:i/>
+      <w:iCs/>
+      <w:color w:val="1F497D" w:themeColor="text2"/>
+      <w:sz w:val="21"/>
+      <w:szCs w:val="21"/>
+    </w:rPr>
+  </w:style>
+  <w:style w:type="paragraph" w:styleId="Heading7">
+    <w:name w:val="heading 7"/>
+    <w:basedOn w:val="Normal"/>
+    <w:next w:val="Normal"/>
+    <w:link w:val="Heading7Char"/>
+    <w:uiPriority w:val="9"/>
+    <w:semiHidden/>
+    <w:unhideWhenUsed/>
+    <w:qFormat/>
+    <w:rsid w:val="00B83C43"/>
+    <w:pPr>
+      <w:keepNext/>
+      <w:keepLines/>
+      <w:spacing w:before="40" w:after="0"/>
+      <w:outlineLvl w:val="6"/>
+    </w:pPr>
+    <w:rPr>
+      <w:rFonts w:asciiTheme="majorHAnsi" w:eastAsiaTheme="majorEastAsia" w:hAnsiTheme="majorHAnsi" w:cstheme="majorBidi"/>
+      <w:i/>
+      <w:iCs/>
+      <w:color w:val="244061" w:themeColor="accent1" w:themeShade="80"/>
+      <w:sz w:val="21"/>
+      <w:szCs w:val="21"/>
+    </w:rPr>
+  </w:style>
+  <w:style w:type="paragraph" w:styleId="Heading8">
+    <w:name w:val="heading 8"/>
+    <w:basedOn w:val="Normal"/>
+    <w:next w:val="Normal"/>
+    <w:link w:val="Heading8Char"/>
+    <w:uiPriority w:val="9"/>
+    <w:semiHidden/>
+    <w:unhideWhenUsed/>
+    <w:qFormat/>
+    <w:rsid w:val="00B83C43"/>
+    <w:pPr>
+      <w:keepNext/>
+      <w:keepLines/>
+      <w:spacing w:before="40" w:after="0"/>
+      <w:outlineLvl w:val="7"/>
     </w:pPr>
     <w:rPr>
       <w:rFonts w:asciiTheme="majorHAnsi" w:eastAsiaTheme="majorEastAsia" w:hAnsiTheme="majorHAnsi" w:cstheme="majorBidi"/>
       <w:b/>
       <w:bCs/>
-      <w:color w:val="365F91" w:themeColor="accent1" w:themeShade="BF"/>
-      <w:sz w:val="28"/>
-      <w:szCs w:val="28"/>
+      <w:color w:val="1F497D" w:themeColor="text2"/>
     </w:rPr>
   </w:style>
-  <w:style w:type="paragraph" w:styleId="berschrift2">
-    <w:name w:val="heading 2"/>
-    <w:basedOn w:val="Standard"/>
-    <w:next w:val="Standard"/>
-    <w:link w:val="berschrift2Zchn"/>
-    <w:uiPriority w:val="9"/>
-    <w:unhideWhenUsed/>
-    <w:qFormat/>
-    <w:rsid w:val="00FC693F"/>
-    <w:pPr>
-      <w:keepNext/>
-      <w:keepLines/>
-      <w:spacing w:before="200" w:after="0"/>
-      <w:outlineLvl w:val="1"/>
-    </w:pPr>
-    <w:rPr>
-      <w:rFonts w:asciiTheme="majorHAnsi" w:eastAsiaTheme="majorEastAsia" w:hAnsiTheme="majorHAnsi" w:cstheme="majorBidi"/>
-      <w:b/>
-      <w:bCs/>
-      <w:color w:val="4F81BD" w:themeColor="accent1"/>
-      <w:sz w:val="26"/>
-      <w:szCs w:val="26"/>
-    </w:rPr>
-  </w:style>
-  <w:style w:type="paragraph" w:styleId="berschrift3">
-    <w:name w:val="heading 3"/>
-    <w:basedOn w:val="Standard"/>
-    <w:next w:val="Standard"/>
-    <w:link w:val="berschrift3Zchn"/>
-    <w:uiPriority w:val="9"/>
-    <w:unhideWhenUsed/>
-    <w:qFormat/>
-    <w:rsid w:val="00FC693F"/>
-    <w:pPr>
-      <w:keepNext/>
-      <w:keepLines/>
-      <w:spacing w:before="200" w:after="0"/>
-      <w:outlineLvl w:val="2"/>
-    </w:pPr>
-    <w:rPr>
-      <w:rFonts w:asciiTheme="majorHAnsi" w:eastAsiaTheme="majorEastAsia" w:hAnsiTheme="majorHAnsi" w:cstheme="majorBidi"/>
-      <w:b/>
-      <w:bCs/>
-      <w:color w:val="4F81BD" w:themeColor="accent1"/>
-    </w:rPr>
-  </w:style>
-  <w:style w:type="paragraph" w:styleId="berschrift4">
-    <w:name w:val="heading 4"/>
-    <w:basedOn w:val="Standard"/>
-    <w:next w:val="Standard"/>
-    <w:link w:val="berschrift4Zchn"/>
+  <w:style w:type="paragraph" w:styleId="Heading9">
+    <w:name w:val="heading 9"/>
+    <w:basedOn w:val="Normal"/>
+    <w:next w:val="Normal"/>
+    <w:link w:val="Heading9Char"/>
     <w:uiPriority w:val="9"/>
     <w:semiHidden/>
     <w:unhideWhenUsed/>
     <w:qFormat/>
-    <w:rsid w:val="00FC693F"/>
+    <w:rsid w:val="00B83C43"/>
     <w:pPr>
       <w:keepNext/>
       <w:keepLines/>
-      <w:spacing w:before="200" w:after="0"/>
-      <w:outlineLvl w:val="3"/>
+      <w:spacing w:before="40" w:after="0"/>
+      <w:outlineLvl w:val="8"/>
     </w:pPr>
     <w:rPr>
       <w:rFonts w:asciiTheme="majorHAnsi" w:eastAsiaTheme="majorEastAsia" w:hAnsiTheme="majorHAnsi" w:cstheme="majorBidi"/>
@@ -1153,130 +3781,15 @@
       <w:bCs/>
       <w:i/>
       <w:iCs/>
-      <w:color w:val="4F81BD" w:themeColor="accent1"/>
+      <w:color w:val="1F497D" w:themeColor="text2"/>
     </w:rPr>
   </w:style>
-  <w:style w:type="paragraph" w:styleId="berschrift5">
-    <w:name w:val="heading 5"/>
-    <w:basedOn w:val="Standard"/>
-    <w:next w:val="Standard"/>
-    <w:link w:val="berschrift5Zchn"/>
-    <w:uiPriority w:val="9"/>
-    <w:semiHidden/>
-    <w:unhideWhenUsed/>
-    <w:qFormat/>
-    <w:rsid w:val="00FC693F"/>
-    <w:pPr>
-      <w:keepNext/>
-      <w:keepLines/>
-      <w:spacing w:before="200" w:after="0"/>
-      <w:outlineLvl w:val="4"/>
-    </w:pPr>
-    <w:rPr>
-      <w:rFonts w:asciiTheme="majorHAnsi" w:eastAsiaTheme="majorEastAsia" w:hAnsiTheme="majorHAnsi" w:cstheme="majorBidi"/>
-      <w:color w:val="243F60" w:themeColor="accent1" w:themeShade="7F"/>
-    </w:rPr>
-  </w:style>
-  <w:style w:type="paragraph" w:styleId="berschrift6">
-    <w:name w:val="heading 6"/>
-    <w:basedOn w:val="Standard"/>
-    <w:next w:val="Standard"/>
-    <w:link w:val="berschrift6Zchn"/>
-    <w:uiPriority w:val="9"/>
-    <w:semiHidden/>
-    <w:unhideWhenUsed/>
-    <w:qFormat/>
-    <w:rsid w:val="00FC693F"/>
-    <w:pPr>
-      <w:keepNext/>
-      <w:keepLines/>
-      <w:spacing w:before="200" w:after="0"/>
-      <w:outlineLvl w:val="5"/>
-    </w:pPr>
-    <w:rPr>
-      <w:rFonts w:asciiTheme="majorHAnsi" w:eastAsiaTheme="majorEastAsia" w:hAnsiTheme="majorHAnsi" w:cstheme="majorBidi"/>
-      <w:i/>
-      <w:iCs/>
-      <w:color w:val="243F60" w:themeColor="accent1" w:themeShade="7F"/>
-    </w:rPr>
-  </w:style>
-  <w:style w:type="paragraph" w:styleId="berschrift7">
-    <w:name w:val="heading 7"/>
-    <w:basedOn w:val="Standard"/>
-    <w:next w:val="Standard"/>
-    <w:link w:val="berschrift7Zchn"/>
-    <w:uiPriority w:val="9"/>
-    <w:semiHidden/>
-    <w:unhideWhenUsed/>
-    <w:qFormat/>
-    <w:rsid w:val="00FC693F"/>
-    <w:pPr>
-      <w:keepNext/>
-      <w:keepLines/>
-      <w:spacing w:before="200" w:after="0"/>
-      <w:outlineLvl w:val="6"/>
-    </w:pPr>
-    <w:rPr>
-      <w:rFonts w:asciiTheme="majorHAnsi" w:eastAsiaTheme="majorEastAsia" w:hAnsiTheme="majorHAnsi" w:cstheme="majorBidi"/>
-      <w:i/>
-      <w:iCs/>
-      <w:color w:val="404040" w:themeColor="text1" w:themeTint="BF"/>
-    </w:rPr>
-  </w:style>
-  <w:style w:type="paragraph" w:styleId="berschrift8">
-    <w:name w:val="heading 8"/>
-    <w:basedOn w:val="Standard"/>
-    <w:next w:val="Standard"/>
-    <w:link w:val="berschrift8Zchn"/>
-    <w:uiPriority w:val="9"/>
-    <w:semiHidden/>
-    <w:unhideWhenUsed/>
-    <w:qFormat/>
-    <w:rsid w:val="00FC693F"/>
-    <w:pPr>
-      <w:keepNext/>
-      <w:keepLines/>
-      <w:spacing w:before="200" w:after="0"/>
-      <w:outlineLvl w:val="7"/>
-    </w:pPr>
-    <w:rPr>
-      <w:rFonts w:asciiTheme="majorHAnsi" w:eastAsiaTheme="majorEastAsia" w:hAnsiTheme="majorHAnsi" w:cstheme="majorBidi"/>
-      <w:color w:val="4F81BD" w:themeColor="accent1"/>
-      <w:sz w:val="20"/>
-      <w:szCs w:val="20"/>
-    </w:rPr>
-  </w:style>
-  <w:style w:type="paragraph" w:styleId="berschrift9">
-    <w:name w:val="heading 9"/>
-    <w:basedOn w:val="Standard"/>
-    <w:next w:val="Standard"/>
-    <w:link w:val="berschrift9Zchn"/>
-    <w:uiPriority w:val="9"/>
-    <w:semiHidden/>
-    <w:unhideWhenUsed/>
-    <w:qFormat/>
-    <w:rsid w:val="00FC693F"/>
-    <w:pPr>
-      <w:keepNext/>
-      <w:keepLines/>
-      <w:spacing w:before="200" w:after="0"/>
-      <w:outlineLvl w:val="8"/>
-    </w:pPr>
-    <w:rPr>
-      <w:rFonts w:asciiTheme="majorHAnsi" w:eastAsiaTheme="majorEastAsia" w:hAnsiTheme="majorHAnsi" w:cstheme="majorBidi"/>
-      <w:i/>
-      <w:iCs/>
-      <w:color w:val="404040" w:themeColor="text1" w:themeTint="BF"/>
-      <w:sz w:val="20"/>
-      <w:szCs w:val="20"/>
-    </w:rPr>
-  </w:style>
-  <w:style w:type="character" w:default="1" w:styleId="Absatz-Standardschriftart">
+  <w:style w:type="character" w:default="1" w:styleId="DefaultParagraphFont">
     <w:name w:val="Default Paragraph Font"/>
     <w:uiPriority w:val="1"/>
     <w:unhideWhenUsed/>
   </w:style>
-  <w:style w:type="table" w:default="1" w:styleId="NormaleTabelle">
+  <w:style w:type="table" w:default="1" w:styleId="TableNormal">
     <w:name w:val="Normal Table"/>
     <w:uiPriority w:val="99"/>
     <w:semiHidden/>
@@ -1291,16 +3804,16 @@
       </w:tblCellMar>
     </w:tblPr>
   </w:style>
-  <w:style w:type="numbering" w:default="1" w:styleId="KeineListe">
+  <w:style w:type="numbering" w:default="1" w:styleId="NoList">
     <w:name w:val="No List"/>
     <w:uiPriority w:val="99"/>
     <w:semiHidden/>
     <w:unhideWhenUsed/>
   </w:style>
-  <w:style w:type="paragraph" w:styleId="Kopfzeile">
+  <w:style w:type="paragraph" w:styleId="Header">
     <w:name w:val="header"/>
-    <w:basedOn w:val="Standard"/>
-    <w:link w:val="KopfzeileZchn"/>
+    <w:basedOn w:val="Normal"/>
+    <w:link w:val="HeaderChar"/>
     <w:uiPriority w:val="99"/>
     <w:unhideWhenUsed/>
     <w:rsid w:val="00E618BF"/>
@@ -1312,17 +3825,17 @@
       <w:spacing w:after="0" w:line="240" w:lineRule="auto"/>
     </w:pPr>
   </w:style>
-  <w:style w:type="character" w:customStyle="1" w:styleId="KopfzeileZchn">
-    <w:name w:val="Kopfzeile Zchn"/>
-    <w:basedOn w:val="Absatz-Standardschriftart"/>
-    <w:link w:val="Kopfzeile"/>
+  <w:style w:type="character" w:customStyle="1" w:styleId="HeaderChar">
+    <w:name w:val="Header Char"/>
+    <w:basedOn w:val="DefaultParagraphFont"/>
+    <w:link w:val="Header"/>
     <w:uiPriority w:val="99"/>
     <w:rsid w:val="00E618BF"/>
   </w:style>
-  <w:style w:type="paragraph" w:styleId="Fuzeile">
+  <w:style w:type="paragraph" w:styleId="Footer">
     <w:name w:val="footer"/>
-    <w:basedOn w:val="Standard"/>
-    <w:link w:val="FuzeileZchn"/>
+    <w:basedOn w:val="Normal"/>
+    <w:link w:val="FooterChar"/>
     <w:uiPriority w:val="99"/>
     <w:unhideWhenUsed/>
     <w:rsid w:val="00E618BF"/>
@@ -1334,146 +3847,130 @@
       <w:spacing w:after="0" w:line="240" w:lineRule="auto"/>
     </w:pPr>
   </w:style>
-  <w:style w:type="character" w:customStyle="1" w:styleId="FuzeileZchn">
-    <w:name w:val="Fußzeile Zchn"/>
-    <w:basedOn w:val="Absatz-Standardschriftart"/>
-    <w:link w:val="Fuzeile"/>
+  <w:style w:type="character" w:customStyle="1" w:styleId="FooterChar">
+    <w:name w:val="Footer Char"/>
+    <w:basedOn w:val="DefaultParagraphFont"/>
+    <w:link w:val="Footer"/>
     <w:uiPriority w:val="99"/>
     <w:rsid w:val="00E618BF"/>
   </w:style>
-  <w:style w:type="paragraph" w:styleId="KeinLeerraum">
+  <w:style w:type="paragraph" w:styleId="NoSpacing">
     <w:name w:val="No Spacing"/>
     <w:uiPriority w:val="1"/>
     <w:qFormat/>
-    <w:rsid w:val="00FC693F"/>
+    <w:rsid w:val="00B83C43"/>
     <w:pPr>
       <w:spacing w:after="0" w:line="240" w:lineRule="auto"/>
     </w:pPr>
   </w:style>
-  <w:style w:type="character" w:customStyle="1" w:styleId="berschrift1Zchn">
-    <w:name w:val="Überschrift 1 Zchn"/>
-    <w:basedOn w:val="Absatz-Standardschriftart"/>
-    <w:link w:val="berschrift1"/>
+  <w:style w:type="character" w:customStyle="1" w:styleId="Heading1Char">
+    <w:name w:val="Heading 1 Char"/>
+    <w:basedOn w:val="DefaultParagraphFont"/>
+    <w:link w:val="Heading1"/>
     <w:uiPriority w:val="9"/>
-    <w:rsid w:val="00FC693F"/>
+    <w:rsid w:val="00B83C43"/>
     <w:rPr>
       <w:rFonts w:asciiTheme="majorHAnsi" w:eastAsiaTheme="majorEastAsia" w:hAnsiTheme="majorHAnsi" w:cstheme="majorBidi"/>
-      <w:b/>
-      <w:bCs/>
       <w:color w:val="365F91" w:themeColor="accent1" w:themeShade="BF"/>
+      <w:sz w:val="32"/>
+      <w:szCs w:val="32"/>
+    </w:rPr>
+  </w:style>
+  <w:style w:type="character" w:customStyle="1" w:styleId="Heading2Char">
+    <w:name w:val="Heading 2 Char"/>
+    <w:basedOn w:val="DefaultParagraphFont"/>
+    <w:link w:val="Heading2"/>
+    <w:uiPriority w:val="9"/>
+    <w:rsid w:val="00B83C43"/>
+    <w:rPr>
+      <w:rFonts w:asciiTheme="majorHAnsi" w:eastAsiaTheme="majorEastAsia" w:hAnsiTheme="majorHAnsi" w:cstheme="majorBidi"/>
+      <w:color w:val="404040" w:themeColor="text1" w:themeTint="BF"/>
       <w:sz w:val="28"/>
       <w:szCs w:val="28"/>
     </w:rPr>
   </w:style>
-  <w:style w:type="character" w:customStyle="1" w:styleId="berschrift2Zchn">
-    <w:name w:val="Überschrift 2 Zchn"/>
-    <w:basedOn w:val="Absatz-Standardschriftart"/>
-    <w:link w:val="berschrift2"/>
+  <w:style w:type="character" w:customStyle="1" w:styleId="Heading3Char">
+    <w:name w:val="Heading 3 Char"/>
+    <w:basedOn w:val="DefaultParagraphFont"/>
+    <w:link w:val="Heading3"/>
     <w:uiPriority w:val="9"/>
-    <w:rsid w:val="00FC693F"/>
+    <w:rsid w:val="00B83C43"/>
     <w:rPr>
       <w:rFonts w:asciiTheme="majorHAnsi" w:eastAsiaTheme="majorEastAsia" w:hAnsiTheme="majorHAnsi" w:cstheme="majorBidi"/>
-      <w:b/>
-      <w:bCs/>
-      <w:color w:val="4F81BD" w:themeColor="accent1"/>
-      <w:sz w:val="26"/>
-      <w:szCs w:val="26"/>
+      <w:color w:val="1F497D" w:themeColor="text2"/>
+      <w:sz w:val="24"/>
+      <w:szCs w:val="24"/>
     </w:rPr>
   </w:style>
-  <w:style w:type="character" w:customStyle="1" w:styleId="berschrift3Zchn">
-    <w:name w:val="Überschrift 3 Zchn"/>
-    <w:basedOn w:val="Absatz-Standardschriftart"/>
-    <w:link w:val="berschrift3"/>
-    <w:uiPriority w:val="9"/>
-    <w:rsid w:val="00FC693F"/>
-    <w:rPr>
-      <w:rFonts w:asciiTheme="majorHAnsi" w:eastAsiaTheme="majorEastAsia" w:hAnsiTheme="majorHAnsi" w:cstheme="majorBidi"/>
-      <w:b/>
-      <w:bCs/>
-      <w:color w:val="4F81BD" w:themeColor="accent1"/>
-    </w:rPr>
-  </w:style>
-  <w:style w:type="paragraph" w:styleId="Titel">
+  <w:style w:type="paragraph" w:styleId="Title">
     <w:name w:val="Title"/>
-    <w:basedOn w:val="Standard"/>
-    <w:next w:val="Standard"/>
-    <w:link w:val="TitelZchn"/>
+    <w:basedOn w:val="Normal"/>
+    <w:next w:val="Normal"/>
+    <w:link w:val="TitleChar"/>
     <w:uiPriority w:val="10"/>
     <w:qFormat/>
-    <w:rsid w:val="00FC693F"/>
+    <w:rsid w:val="00B83C43"/>
     <w:pPr>
-      <w:pBdr>
-        <w:bottom w:val="single" w:sz="8" w:space="4" w:color="4F81BD" w:themeColor="accent1"/>
-      </w:pBdr>
-      <w:spacing w:after="300" w:line="240" w:lineRule="auto"/>
+      <w:spacing w:after="0" w:line="240" w:lineRule="auto"/>
       <w:contextualSpacing/>
     </w:pPr>
     <w:rPr>
       <w:rFonts w:asciiTheme="majorHAnsi" w:eastAsiaTheme="majorEastAsia" w:hAnsiTheme="majorHAnsi" w:cstheme="majorBidi"/>
-      <w:color w:val="17365D" w:themeColor="text2" w:themeShade="BF"/>
-      <w:spacing w:val="5"/>
-      <w:kern w:val="28"/>
-      <w:sz w:val="52"/>
-      <w:szCs w:val="52"/>
+      <w:color w:val="4F81BD" w:themeColor="accent1"/>
+      <w:spacing w:val="-10"/>
+      <w:sz w:val="56"/>
+      <w:szCs w:val="56"/>
     </w:rPr>
   </w:style>
-  <w:style w:type="character" w:customStyle="1" w:styleId="TitelZchn">
-    <w:name w:val="Titel Zchn"/>
-    <w:basedOn w:val="Absatz-Standardschriftart"/>
-    <w:link w:val="Titel"/>
+  <w:style w:type="character" w:customStyle="1" w:styleId="TitleChar">
+    <w:name w:val="Title Char"/>
+    <w:basedOn w:val="DefaultParagraphFont"/>
+    <w:link w:val="Title"/>
     <w:uiPriority w:val="10"/>
-    <w:rsid w:val="00FC693F"/>
+    <w:rsid w:val="00B83C43"/>
     <w:rPr>
       <w:rFonts w:asciiTheme="majorHAnsi" w:eastAsiaTheme="majorEastAsia" w:hAnsiTheme="majorHAnsi" w:cstheme="majorBidi"/>
-      <w:color w:val="17365D" w:themeColor="text2" w:themeShade="BF"/>
-      <w:spacing w:val="5"/>
-      <w:kern w:val="28"/>
-      <w:sz w:val="52"/>
-      <w:szCs w:val="52"/>
+      <w:color w:val="4F81BD" w:themeColor="accent1"/>
+      <w:spacing w:val="-10"/>
+      <w:sz w:val="56"/>
+      <w:szCs w:val="56"/>
     </w:rPr>
   </w:style>
-  <w:style w:type="paragraph" w:styleId="Untertitel">
+  <w:style w:type="paragraph" w:styleId="Subtitle">
     <w:name w:val="Subtitle"/>
-    <w:basedOn w:val="Standard"/>
-    <w:next w:val="Standard"/>
-    <w:link w:val="UntertitelZchn"/>
+    <w:basedOn w:val="Normal"/>
+    <w:next w:val="Normal"/>
+    <w:link w:val="SubtitleChar"/>
     <w:uiPriority w:val="11"/>
     <w:qFormat/>
-    <w:rsid w:val="00FC693F"/>
+    <w:rsid w:val="00B83C43"/>
     <w:pPr>
       <w:numPr>
         <w:ilvl w:val="1"/>
       </w:numPr>
+      <w:spacing w:line="240" w:lineRule="auto"/>
     </w:pPr>
     <w:rPr>
       <w:rFonts w:asciiTheme="majorHAnsi" w:eastAsiaTheme="majorEastAsia" w:hAnsiTheme="majorHAnsi" w:cstheme="majorBidi"/>
-      <w:i/>
-      <w:iCs/>
-      <w:color w:val="4F81BD" w:themeColor="accent1"/>
-      <w:spacing w:val="15"/>
       <w:sz w:val="24"/>
       <w:szCs w:val="24"/>
     </w:rPr>
   </w:style>
-  <w:style w:type="character" w:customStyle="1" w:styleId="UntertitelZchn">
-    <w:name w:val="Untertitel Zchn"/>
-    <w:basedOn w:val="Absatz-Standardschriftart"/>
-    <w:link w:val="Untertitel"/>
+  <w:style w:type="character" w:customStyle="1" w:styleId="SubtitleChar">
+    <w:name w:val="Subtitle Char"/>
+    <w:basedOn w:val="DefaultParagraphFont"/>
+    <w:link w:val="Subtitle"/>
     <w:uiPriority w:val="11"/>
-    <w:rsid w:val="00FC693F"/>
+    <w:rsid w:val="00B83C43"/>
     <w:rPr>
       <w:rFonts w:asciiTheme="majorHAnsi" w:eastAsiaTheme="majorEastAsia" w:hAnsiTheme="majorHAnsi" w:cstheme="majorBidi"/>
-      <w:i/>
-      <w:iCs/>
-      <w:color w:val="4F81BD" w:themeColor="accent1"/>
-      <w:spacing w:val="15"/>
       <w:sz w:val="24"/>
       <w:szCs w:val="24"/>
     </w:rPr>
   </w:style>
-  <w:style w:type="paragraph" w:styleId="Listenabsatz">
+  <w:style w:type="paragraph" w:styleId="ListParagraph">
     <w:name w:val="List Paragraph"/>
-    <w:basedOn w:val="Standard"/>
+    <w:basedOn w:val="Normal"/>
     <w:uiPriority w:val="34"/>
     <w:qFormat/>
     <w:rsid w:val="00FC693F"/>
@@ -1482,61 +3979,55 @@
       <w:contextualSpacing/>
     </w:pPr>
   </w:style>
-  <w:style w:type="paragraph" w:styleId="Textkrper">
+  <w:style w:type="paragraph" w:styleId="BodyText">
     <w:name w:val="Body Text"/>
-    <w:basedOn w:val="Standard"/>
-    <w:link w:val="TextkrperZchn"/>
+    <w:basedOn w:val="Normal"/>
+    <w:link w:val="BodyTextChar"/>
+    <w:uiPriority w:val="99"/>
+    <w:unhideWhenUsed/>
+    <w:rsid w:val="00AA1D8D"/>
+  </w:style>
+  <w:style w:type="character" w:customStyle="1" w:styleId="BodyTextChar">
+    <w:name w:val="Body Text Char"/>
+    <w:basedOn w:val="DefaultParagraphFont"/>
+    <w:link w:val="BodyText"/>
+    <w:uiPriority w:val="99"/>
+    <w:rsid w:val="00AA1D8D"/>
+  </w:style>
+  <w:style w:type="paragraph" w:styleId="BodyText2">
+    <w:name w:val="Body Text 2"/>
+    <w:basedOn w:val="Normal"/>
+    <w:link w:val="BodyText2Char"/>
     <w:uiPriority w:val="99"/>
     <w:unhideWhenUsed/>
     <w:rsid w:val="00AA1D8D"/>
     <w:pPr>
-      <w:spacing w:after="120"/>
+      <w:spacing w:line="480" w:lineRule="auto"/>
     </w:pPr>
   </w:style>
-  <w:style w:type="character" w:customStyle="1" w:styleId="TextkrperZchn">
-    <w:name w:val="Textkörper Zchn"/>
-    <w:basedOn w:val="Absatz-Standardschriftart"/>
-    <w:link w:val="Textkrper"/>
+  <w:style w:type="character" w:customStyle="1" w:styleId="BodyText2Char">
+    <w:name w:val="Body Text 2 Char"/>
+    <w:basedOn w:val="DefaultParagraphFont"/>
+    <w:link w:val="BodyText2"/>
     <w:uiPriority w:val="99"/>
     <w:rsid w:val="00AA1D8D"/>
   </w:style>
-  <w:style w:type="paragraph" w:styleId="Textkrper2">
-    <w:name w:val="Body Text 2"/>
-    <w:basedOn w:val="Standard"/>
-    <w:link w:val="Textkrper2Zchn"/>
+  <w:style w:type="paragraph" w:styleId="BodyText3">
+    <w:name w:val="Body Text 3"/>
+    <w:basedOn w:val="Normal"/>
+    <w:link w:val="BodyText3Char"/>
     <w:uiPriority w:val="99"/>
     <w:unhideWhenUsed/>
     <w:rsid w:val="00AA1D8D"/>
-    <w:pPr>
-      <w:spacing w:after="120" w:line="480" w:lineRule="auto"/>
-    </w:pPr>
-  </w:style>
-  <w:style w:type="character" w:customStyle="1" w:styleId="Textkrper2Zchn">
-    <w:name w:val="Textkörper 2 Zchn"/>
-    <w:basedOn w:val="Absatz-Standardschriftart"/>
-    <w:link w:val="Textkrper2"/>
-    <w:uiPriority w:val="99"/>
-    <w:rsid w:val="00AA1D8D"/>
-  </w:style>
-  <w:style w:type="paragraph" w:styleId="Textkrper3">
-    <w:name w:val="Body Text 3"/>
-    <w:basedOn w:val="Standard"/>
-    <w:link w:val="Textkrper3Zchn"/>
-    <w:uiPriority w:val="99"/>
-    <w:unhideWhenUsed/>
-    <w:rsid w:val="00AA1D8D"/>
-    <w:pPr>
-      <w:spacing w:after="120"/>
-    </w:pPr>
     <w:rPr>
       <w:sz w:val="16"/>
       <w:szCs w:val="16"/>
     </w:rPr>
   </w:style>
-  <w:style w:type="character" w:customStyle="1" w:styleId="Textkrper3Zchn">
-    <w:name w:val="Textkörper 3 Zchn"/>
-    <w:basedOn w:val="Absatz-Standardschriftart"/>
-    <w:link w:val="Textkrper3"/>
+  <w:style w:type="character" w:customStyle="1" w:styleId="BodyText3Char">
+    <w:name w:val="Body Text 3 Char"/>
+    <w:basedOn w:val="DefaultParagraphFont"/>
+    <w:link w:val="BodyText3"/>
     <w:uiPriority w:val="99"/>
     <w:rsid w:val="00AA1D8D"/>
     <w:rPr>
@@ -1544,9 +4035,9 @@
       <w:szCs w:val="16"/>
     </w:rPr>
   </w:style>
-  <w:style w:type="paragraph" w:styleId="Liste">
+  <w:style w:type="paragraph" w:styleId="List">
     <w:name w:val="List"/>
-    <w:basedOn w:val="Standard"/>
+    <w:basedOn w:val="Normal"/>
     <w:uiPriority w:val="99"/>
     <w:unhideWhenUsed/>
     <w:rsid w:val="00AA1D8D"/>
@@ -1555,9 +4046,9 @@
       <w:contextualSpacing/>
     </w:pPr>
   </w:style>
-  <w:style w:type="paragraph" w:styleId="Liste2">
+  <w:style w:type="paragraph" w:styleId="List2">
     <w:name w:val="List 2"/>
-    <w:basedOn w:val="Standard"/>
+    <w:basedOn w:val="Normal"/>
     <w:uiPriority w:val="99"/>
     <w:unhideWhenUsed/>
     <w:rsid w:val="00326F90"/>
@@ -1566,9 +4057,9 @@
       <w:contextualSpacing/>
     </w:pPr>
   </w:style>
-  <w:style w:type="paragraph" w:styleId="Liste3">
+  <w:style w:type="paragraph" w:styleId="List3">
     <w:name w:val="List 3"/>
-    <w:basedOn w:val="Standard"/>
+    <w:basedOn w:val="Normal"/>
     <w:uiPriority w:val="99"/>
     <w:unhideWhenUsed/>
     <w:rsid w:val="00326F90"/>
@@ -1577,9 +4068,9 @@
       <w:contextualSpacing/>
     </w:pPr>
   </w:style>
-  <w:style w:type="paragraph" w:styleId="Aufzhlungszeichen">
+  <w:style w:type="paragraph" w:styleId="ListBullet">
     <w:name w:val="List Bullet"/>
-    <w:basedOn w:val="Standard"/>
+    <w:basedOn w:val="Normal"/>
     <w:uiPriority w:val="99"/>
     <w:unhideWhenUsed/>
     <w:rsid w:val="00326F90"/>
@@ -1590,9 +4081,9 @@
       <w:contextualSpacing/>
     </w:pPr>
   </w:style>
-  <w:style w:type="paragraph" w:styleId="Aufzhlungszeichen2">
+  <w:style w:type="paragraph" w:styleId="ListBullet2">
     <w:name w:val="List Bullet 2"/>
-    <w:basedOn w:val="Standard"/>
+    <w:basedOn w:val="Normal"/>
     <w:uiPriority w:val="99"/>
     <w:unhideWhenUsed/>
     <w:rsid w:val="00326F90"/>
@@ -1603,9 +4094,9 @@
       <w:contextualSpacing/>
     </w:pPr>
   </w:style>
-  <w:style w:type="paragraph" w:styleId="Aufzhlungszeichen3">
+  <w:style w:type="paragraph" w:styleId="ListBullet3">
     <w:name w:val="List Bullet 3"/>
-    <w:basedOn w:val="Standard"/>
+    <w:basedOn w:val="Normal"/>
     <w:uiPriority w:val="99"/>
     <w:unhideWhenUsed/>
     <w:rsid w:val="00326F90"/>
@@ -1616,9 +4107,9 @@
       <w:contextualSpacing/>
     </w:pPr>
   </w:style>
-  <w:style w:type="paragraph" w:styleId="Listennummer">
+  <w:style w:type="paragraph" w:styleId="ListNumber">
     <w:name w:val="List Number"/>
-    <w:basedOn w:val="Standard"/>
+    <w:basedOn w:val="Normal"/>
     <w:uiPriority w:val="99"/>
     <w:unhideWhenUsed/>
     <w:rsid w:val="00326F90"/>
@@ -1629,9 +4120,9 @@
       <w:contextualSpacing/>
     </w:pPr>
   </w:style>
-  <w:style w:type="paragraph" w:styleId="Listennummer2">
+  <w:style w:type="paragraph" w:styleId="ListNumber2">
     <w:name w:val="List Number 2"/>
-    <w:basedOn w:val="Standard"/>
+    <w:basedOn w:val="Normal"/>
     <w:uiPriority w:val="99"/>
     <w:unhideWhenUsed/>
     <w:rsid w:val="0029639D"/>
@@ -1642,9 +4133,9 @@
       <w:contextualSpacing/>
     </w:pPr>
   </w:style>
-  <w:style w:type="paragraph" w:styleId="Listennummer3">
+  <w:style w:type="paragraph" w:styleId="ListNumber3">
     <w:name w:val="List Number 3"/>
-    <w:basedOn w:val="Standard"/>
+    <w:basedOn w:val="Normal"/>
     <w:uiPriority w:val="99"/>
     <w:unhideWhenUsed/>
     <w:rsid w:val="0029639D"/>
@@ -1655,45 +4146,42 @@
       <w:contextualSpacing/>
     </w:pPr>
   </w:style>
-  <w:style w:type="paragraph" w:styleId="Listenfortsetzung">
+  <w:style w:type="paragraph" w:styleId="ListContinue">
     <w:name w:val="List Continue"/>
-    <w:basedOn w:val="Standard"/>
+    <w:basedOn w:val="Normal"/>
     <w:uiPriority w:val="99"/>
     <w:unhideWhenUsed/>
     <w:rsid w:val="0029639D"/>
     <w:pPr>
-      <w:spacing w:after="120"/>
       <w:ind w:left="360"/>
       <w:contextualSpacing/>
     </w:pPr>
   </w:style>
-  <w:style w:type="paragraph" w:styleId="Listenfortsetzung2">
+  <w:style w:type="paragraph" w:styleId="ListContinue2">
     <w:name w:val="List Continue 2"/>
-    <w:basedOn w:val="Standard"/>
+    <w:basedOn w:val="Normal"/>
     <w:uiPriority w:val="99"/>
     <w:unhideWhenUsed/>
     <w:rsid w:val="0029639D"/>
     <w:pPr>
-      <w:spacing w:after="120"/>
       <w:ind w:left="720"/>
       <w:contextualSpacing/>
     </w:pPr>
   </w:style>
-  <w:style w:type="paragraph" w:styleId="Listenfortsetzung3">
+  <w:style w:type="paragraph" w:styleId="ListContinue3">
     <w:name w:val="List Continue 3"/>
-    <w:basedOn w:val="Standard"/>
+    <w:basedOn w:val="Normal"/>
     <w:uiPriority w:val="99"/>
     <w:unhideWhenUsed/>
     <w:rsid w:val="0029639D"/>
     <w:pPr>
-      <w:spacing w:after="120"/>
       <w:ind w:left="1080"/>
       <w:contextualSpacing/>
     </w:pPr>
   </w:style>
-  <w:style w:type="paragraph" w:styleId="Makrotext">
+  <w:style w:type="paragraph" w:styleId="MacroText">
     <w:name w:val="macro"/>
-    <w:link w:val="MakrotextZchn"/>
+    <w:link w:val="MacroTextChar"/>
     <w:uiPriority w:val="99"/>
     <w:unhideWhenUsed/>
     <w:rsid w:val="0029639D"/>
@@ -1710,14 +4198,12 @@
     </w:pPr>
     <w:rPr>
       <w:rFonts w:ascii="Courier" w:hAnsi="Courier"/>
-      <w:sz w:val="20"/>
-      <w:szCs w:val="20"/>
     </w:rPr>
   </w:style>
-  <w:style w:type="character" w:customStyle="1" w:styleId="MakrotextZchn">
-    <w:name w:val="Makrotext Zchn"/>
-    <w:basedOn w:val="Absatz-Standardschriftart"/>
-    <w:link w:val="Makrotext"/>
+  <w:style w:type="character" w:customStyle="1" w:styleId="MacroTextChar">
+    <w:name w:val="Macro Text Char"/>
+    <w:basedOn w:val="DefaultParagraphFont"/>
+    <w:link w:val="MacroText"/>
     <w:uiPriority w:val="99"/>
     <w:rsid w:val="0029639D"/>
     <w:rPr>
@@ -1726,279 +4212,281 @@
       <w:szCs w:val="20"/>
     </w:rPr>
   </w:style>
-  <w:style w:type="paragraph" w:styleId="Zitat">
+  <w:style w:type="paragraph" w:styleId="Quote">
     <w:name w:val="Quote"/>
-    <w:basedOn w:val="Standard"/>
-    <w:next w:val="Standard"/>
-    <w:link w:val="ZitatZchn"/>
+    <w:basedOn w:val="Normal"/>
+    <w:next w:val="Normal"/>
+    <w:link w:val="QuoteChar"/>
     <w:uiPriority w:val="29"/>
     <w:qFormat/>
-    <w:rsid w:val="00FC693F"/>
+    <w:rsid w:val="00B83C43"/>
+    <w:pPr>
+      <w:spacing w:before="160"/>
+      <w:ind w:left="720" w:right="720"/>
+    </w:pPr>
     <w:rPr>
       <w:i/>
       <w:iCs/>
-      <w:color w:val="000000" w:themeColor="text1"/>
+      <w:color w:val="404040" w:themeColor="text1" w:themeTint="BF"/>
     </w:rPr>
   </w:style>
-  <w:style w:type="character" w:customStyle="1" w:styleId="ZitatZchn">
-    <w:name w:val="Zitat Zchn"/>
-    <w:basedOn w:val="Absatz-Standardschriftart"/>
-    <w:link w:val="Zitat"/>
+  <w:style w:type="character" w:customStyle="1" w:styleId="QuoteChar">
+    <w:name w:val="Quote Char"/>
+    <w:basedOn w:val="DefaultParagraphFont"/>
+    <w:link w:val="Quote"/>
     <w:uiPriority w:val="29"/>
-    <w:rsid w:val="00FC693F"/>
+    <w:rsid w:val="00B83C43"/>
     <w:rPr>
       <w:i/>
       <w:iCs/>
-      <w:color w:val="000000" w:themeColor="text1"/>
+      <w:color w:val="404040" w:themeColor="text1" w:themeTint="BF"/>
     </w:rPr>
   </w:style>
-  <w:style w:type="character" w:customStyle="1" w:styleId="berschrift4Zchn">
-    <w:name w:val="Überschrift 4 Zchn"/>
-    <w:basedOn w:val="Absatz-Standardschriftart"/>
-    <w:link w:val="berschrift4"/>
+  <w:style w:type="character" w:customStyle="1" w:styleId="Heading4Char">
+    <w:name w:val="Heading 4 Char"/>
+    <w:basedOn w:val="DefaultParagraphFont"/>
+    <w:link w:val="Heading4"/>
     <w:uiPriority w:val="9"/>
     <w:semiHidden/>
-    <w:rsid w:val="00FC693F"/>
+    <w:rsid w:val="00B83C43"/>
+    <w:rPr>
+      <w:rFonts w:asciiTheme="majorHAnsi" w:eastAsiaTheme="majorEastAsia" w:hAnsiTheme="majorHAnsi" w:cstheme="majorBidi"/>
+      <w:sz w:val="22"/>
+      <w:szCs w:val="22"/>
+    </w:rPr>
+  </w:style>
+  <w:style w:type="character" w:customStyle="1" w:styleId="Heading5Char">
+    <w:name w:val="Heading 5 Char"/>
+    <w:basedOn w:val="DefaultParagraphFont"/>
+    <w:link w:val="Heading5"/>
+    <w:uiPriority w:val="9"/>
+    <w:semiHidden/>
+    <w:rsid w:val="00B83C43"/>
+    <w:rPr>
+      <w:rFonts w:asciiTheme="majorHAnsi" w:eastAsiaTheme="majorEastAsia" w:hAnsiTheme="majorHAnsi" w:cstheme="majorBidi"/>
+      <w:color w:val="1F497D" w:themeColor="text2"/>
+      <w:sz w:val="22"/>
+      <w:szCs w:val="22"/>
+    </w:rPr>
+  </w:style>
+  <w:style w:type="character" w:customStyle="1" w:styleId="Heading6Char">
+    <w:name w:val="Heading 6 Char"/>
+    <w:basedOn w:val="DefaultParagraphFont"/>
+    <w:link w:val="Heading6"/>
+    <w:uiPriority w:val="9"/>
+    <w:semiHidden/>
+    <w:rsid w:val="00B83C43"/>
+    <w:rPr>
+      <w:rFonts w:asciiTheme="majorHAnsi" w:eastAsiaTheme="majorEastAsia" w:hAnsiTheme="majorHAnsi" w:cstheme="majorBidi"/>
+      <w:i/>
+      <w:iCs/>
+      <w:color w:val="1F497D" w:themeColor="text2"/>
+      <w:sz w:val="21"/>
+      <w:szCs w:val="21"/>
+    </w:rPr>
+  </w:style>
+  <w:style w:type="character" w:customStyle="1" w:styleId="Heading7Char">
+    <w:name w:val="Heading 7 Char"/>
+    <w:basedOn w:val="DefaultParagraphFont"/>
+    <w:link w:val="Heading7"/>
+    <w:uiPriority w:val="9"/>
+    <w:semiHidden/>
+    <w:rsid w:val="00B83C43"/>
+    <w:rPr>
+      <w:rFonts w:asciiTheme="majorHAnsi" w:eastAsiaTheme="majorEastAsia" w:hAnsiTheme="majorHAnsi" w:cstheme="majorBidi"/>
+      <w:i/>
+      <w:iCs/>
+      <w:color w:val="244061" w:themeColor="accent1" w:themeShade="80"/>
+      <w:sz w:val="21"/>
+      <w:szCs w:val="21"/>
+    </w:rPr>
+  </w:style>
+  <w:style w:type="character" w:customStyle="1" w:styleId="Heading8Char">
+    <w:name w:val="Heading 8 Char"/>
+    <w:basedOn w:val="DefaultParagraphFont"/>
+    <w:link w:val="Heading8"/>
+    <w:uiPriority w:val="9"/>
+    <w:semiHidden/>
+    <w:rsid w:val="00B83C43"/>
+    <w:rPr>
+      <w:rFonts w:asciiTheme="majorHAnsi" w:eastAsiaTheme="majorEastAsia" w:hAnsiTheme="majorHAnsi" w:cstheme="majorBidi"/>
+      <w:b/>
+      <w:bCs/>
+      <w:color w:val="1F497D" w:themeColor="text2"/>
+    </w:rPr>
+  </w:style>
+  <w:style w:type="character" w:customStyle="1" w:styleId="Heading9Char">
+    <w:name w:val="Heading 9 Char"/>
+    <w:basedOn w:val="DefaultParagraphFont"/>
+    <w:link w:val="Heading9"/>
+    <w:uiPriority w:val="9"/>
+    <w:semiHidden/>
+    <w:rsid w:val="00B83C43"/>
     <w:rPr>
       <w:rFonts w:asciiTheme="majorHAnsi" w:eastAsiaTheme="majorEastAsia" w:hAnsiTheme="majorHAnsi" w:cstheme="majorBidi"/>
       <w:b/>
       <w:bCs/>
       <w:i/>
       <w:iCs/>
-      <w:color w:val="4F81BD" w:themeColor="accent1"/>
+      <w:color w:val="1F497D" w:themeColor="text2"/>
     </w:rPr>
   </w:style>
-  <w:style w:type="character" w:customStyle="1" w:styleId="berschrift5Zchn">
-    <w:name w:val="Überschrift 5 Zchn"/>
-    <w:basedOn w:val="Absatz-Standardschriftart"/>
-    <w:link w:val="berschrift5"/>
-    <w:uiPriority w:val="9"/>
-    <w:semiHidden/>
-    <w:rsid w:val="00FC693F"/>
-    <w:rPr>
-      <w:rFonts w:asciiTheme="majorHAnsi" w:eastAsiaTheme="majorEastAsia" w:hAnsiTheme="majorHAnsi" w:cstheme="majorBidi"/>
-      <w:color w:val="243F60" w:themeColor="accent1" w:themeShade="7F"/>
-    </w:rPr>
-  </w:style>
-  <w:style w:type="character" w:customStyle="1" w:styleId="berschrift6Zchn">
-    <w:name w:val="Überschrift 6 Zchn"/>
-    <w:basedOn w:val="Absatz-Standardschriftart"/>
-    <w:link w:val="berschrift6"/>
-    <w:uiPriority w:val="9"/>
-    <w:semiHidden/>
-    <w:rsid w:val="00FC693F"/>
-    <w:rPr>
-      <w:rFonts w:asciiTheme="majorHAnsi" w:eastAsiaTheme="majorEastAsia" w:hAnsiTheme="majorHAnsi" w:cstheme="majorBidi"/>
-      <w:i/>
-      <w:iCs/>
-      <w:color w:val="243F60" w:themeColor="accent1" w:themeShade="7F"/>
-    </w:rPr>
-  </w:style>
-  <w:style w:type="character" w:customStyle="1" w:styleId="berschrift7Zchn">
-    <w:name w:val="Überschrift 7 Zchn"/>
-    <w:basedOn w:val="Absatz-Standardschriftart"/>
-    <w:link w:val="berschrift7"/>
-    <w:uiPriority w:val="9"/>
-    <w:semiHidden/>
-    <w:rsid w:val="00FC693F"/>
-    <w:rPr>
-      <w:rFonts w:asciiTheme="majorHAnsi" w:eastAsiaTheme="majorEastAsia" w:hAnsiTheme="majorHAnsi" w:cstheme="majorBidi"/>
-      <w:i/>
-      <w:iCs/>
-      <w:color w:val="404040" w:themeColor="text1" w:themeTint="BF"/>
-    </w:rPr>
-  </w:style>
-  <w:style w:type="character" w:customStyle="1" w:styleId="berschrift8Zchn">
-    <w:name w:val="Überschrift 8 Zchn"/>
-    <w:basedOn w:val="Absatz-Standardschriftart"/>
-    <w:link w:val="berschrift8"/>
-    <w:uiPriority w:val="9"/>
-    <w:semiHidden/>
-    <w:rsid w:val="00FC693F"/>
-    <w:rPr>
-      <w:rFonts w:asciiTheme="majorHAnsi" w:eastAsiaTheme="majorEastAsia" w:hAnsiTheme="majorHAnsi" w:cstheme="majorBidi"/>
-      <w:color w:val="4F81BD" w:themeColor="accent1"/>
-      <w:sz w:val="20"/>
-      <w:szCs w:val="20"/>
-    </w:rPr>
-  </w:style>
-  <w:style w:type="character" w:customStyle="1" w:styleId="berschrift9Zchn">
-    <w:name w:val="Überschrift 9 Zchn"/>
-    <w:basedOn w:val="Absatz-Standardschriftart"/>
-    <w:link w:val="berschrift9"/>
-    <w:uiPriority w:val="9"/>
-    <w:semiHidden/>
-    <w:rsid w:val="00FC693F"/>
-    <w:rPr>
-      <w:rFonts w:asciiTheme="majorHAnsi" w:eastAsiaTheme="majorEastAsia" w:hAnsiTheme="majorHAnsi" w:cstheme="majorBidi"/>
-      <w:i/>
-      <w:iCs/>
-      <w:color w:val="404040" w:themeColor="text1" w:themeTint="BF"/>
-      <w:sz w:val="20"/>
-      <w:szCs w:val="20"/>
-    </w:rPr>
-  </w:style>
-  <w:style w:type="paragraph" w:styleId="Beschriftung">
+  <w:style w:type="paragraph" w:styleId="Caption">
     <w:name w:val="caption"/>
-    <w:basedOn w:val="Standard"/>
-    <w:next w:val="Standard"/>
+    <w:basedOn w:val="Normal"/>
+    <w:next w:val="Normal"/>
     <w:uiPriority w:val="35"/>
     <w:semiHidden/>
     <w:unhideWhenUsed/>
     <w:qFormat/>
-    <w:rsid w:val="00FC693F"/>
+    <w:rsid w:val="00B83C43"/>
     <w:pPr>
       <w:spacing w:line="240" w:lineRule="auto"/>
     </w:pPr>
     <w:rPr>
       <w:b/>
       <w:bCs/>
-      <w:color w:val="4F81BD" w:themeColor="accent1"/>
-      <w:sz w:val="18"/>
-      <w:szCs w:val="18"/>
+      <w:smallCaps/>
+      <w:color w:val="595959" w:themeColor="text1" w:themeTint="A6"/>
+      <w:spacing w:val="6"/>
     </w:rPr>
   </w:style>
-  <w:style w:type="character" w:styleId="Fett">
+  <w:style w:type="character" w:styleId="Strong">
     <w:name w:val="Strong"/>
-    <w:basedOn w:val="Absatz-Standardschriftart"/>
+    <w:basedOn w:val="DefaultParagraphFont"/>
     <w:uiPriority w:val="22"/>
     <w:qFormat/>
-    <w:rsid w:val="00FC693F"/>
+    <w:rsid w:val="00B83C43"/>
     <w:rPr>
       <w:b/>
       <w:bCs/>
     </w:rPr>
   </w:style>
-  <w:style w:type="character" w:styleId="Hervorhebung">
+  <w:style w:type="character" w:styleId="Emphasis">
     <w:name w:val="Emphasis"/>
-    <w:basedOn w:val="Absatz-Standardschriftart"/>
+    <w:basedOn w:val="DefaultParagraphFont"/>
     <w:uiPriority w:val="20"/>
     <w:qFormat/>
-    <w:rsid w:val="00FC693F"/>
+    <w:rsid w:val="00B83C43"/>
     <w:rPr>
       <w:i/>
       <w:iCs/>
     </w:rPr>
   </w:style>
-  <w:style w:type="paragraph" w:styleId="IntensivesZitat">
+  <w:style w:type="paragraph" w:styleId="IntenseQuote">
     <w:name w:val="Intense Quote"/>
-    <w:basedOn w:val="Standard"/>
-    <w:next w:val="Standard"/>
-    <w:link w:val="IntensivesZitatZchn"/>
+    <w:basedOn w:val="Normal"/>
+    <w:next w:val="Normal"/>
+    <w:link w:val="IntenseQuoteChar"/>
     <w:uiPriority w:val="30"/>
     <w:qFormat/>
-    <w:rsid w:val="00FC693F"/>
+    <w:rsid w:val="00B83C43"/>
     <w:pPr>
       <w:pBdr>
-        <w:bottom w:val="single" w:sz="4" w:space="4" w:color="4F81BD" w:themeColor="accent1"/>
+        <w:left w:val="single" w:sz="18" w:space="12" w:color="4F81BD" w:themeColor="accent1"/>
       </w:pBdr>
-      <w:spacing w:before="200" w:after="280"/>
-      <w:ind w:left="936" w:right="936"/>
+      <w:spacing w:before="100" w:beforeAutospacing="1" w:line="300" w:lineRule="auto"/>
+      <w:ind w:left="1224" w:right="1224"/>
     </w:pPr>
+    <w:rPr>
+      <w:rFonts w:asciiTheme="majorHAnsi" w:eastAsiaTheme="majorEastAsia" w:hAnsiTheme="majorHAnsi" w:cstheme="majorBidi"/>
+      <w:color w:val="4F81BD" w:themeColor="accent1"/>
+      <w:sz w:val="28"/>
+      <w:szCs w:val="28"/>
+    </w:rPr>
+  </w:style>
+  <w:style w:type="character" w:customStyle="1" w:styleId="IntenseQuoteChar">
+    <w:name w:val="Intense Quote Char"/>
+    <w:basedOn w:val="DefaultParagraphFont"/>
+    <w:link w:val="IntenseQuote"/>
+    <w:uiPriority w:val="30"/>
+    <w:rsid w:val="00B83C43"/>
+    <w:rPr>
+      <w:rFonts w:asciiTheme="majorHAnsi" w:eastAsiaTheme="majorEastAsia" w:hAnsiTheme="majorHAnsi" w:cstheme="majorBidi"/>
+      <w:color w:val="4F81BD" w:themeColor="accent1"/>
+      <w:sz w:val="28"/>
+      <w:szCs w:val="28"/>
+    </w:rPr>
+  </w:style>
+  <w:style w:type="character" w:styleId="SubtleEmphasis">
+    <w:name w:val="Subtle Emphasis"/>
+    <w:basedOn w:val="DefaultParagraphFont"/>
+    <w:uiPriority w:val="19"/>
+    <w:qFormat/>
+    <w:rsid w:val="00B83C43"/>
+    <w:rPr>
+      <w:i/>
+      <w:iCs/>
+      <w:color w:val="404040" w:themeColor="text1" w:themeTint="BF"/>
+    </w:rPr>
+  </w:style>
+  <w:style w:type="character" w:styleId="IntenseEmphasis">
+    <w:name w:val="Intense Emphasis"/>
+    <w:basedOn w:val="DefaultParagraphFont"/>
+    <w:uiPriority w:val="21"/>
+    <w:qFormat/>
+    <w:rsid w:val="00B83C43"/>
     <w:rPr>
       <w:b/>
       <w:bCs/>
       <w:i/>
       <w:iCs/>
-      <w:color w:val="4F81BD" w:themeColor="accent1"/>
     </w:rPr>
   </w:style>
-  <w:style w:type="character" w:customStyle="1" w:styleId="IntensivesZitatZchn">
-    <w:name w:val="Intensives Zitat Zchn"/>
-    <w:basedOn w:val="Absatz-Standardschriftart"/>
-    <w:link w:val="IntensivesZitat"/>
-    <w:uiPriority w:val="30"/>
-    <w:rsid w:val="00FC693F"/>
-    <w:rPr>
-      <w:b/>
-      <w:bCs/>
-      <w:i/>
-      <w:iCs/>
-      <w:color w:val="4F81BD" w:themeColor="accent1"/>
-    </w:rPr>
-  </w:style>
-  <w:style w:type="character" w:styleId="SchwacheHervorhebung">
-    <w:name w:val="Subtle Emphasis"/>
-    <w:basedOn w:val="Absatz-Standardschriftart"/>
-    <w:uiPriority w:val="19"/>
-    <w:qFormat/>
-    <w:rsid w:val="00FC693F"/>
-    <w:rPr>
-      <w:i/>
-      <w:iCs/>
-      <w:color w:val="808080" w:themeColor="text1" w:themeTint="7F"/>
-    </w:rPr>
-  </w:style>
-  <w:style w:type="character" w:styleId="IntensiveHervorhebung">
-    <w:name w:val="Intense Emphasis"/>
-    <w:basedOn w:val="Absatz-Standardschriftart"/>
-    <w:uiPriority w:val="21"/>
-    <w:qFormat/>
-    <w:rsid w:val="00FC693F"/>
-    <w:rPr>
-      <w:b/>
-      <w:bCs/>
-      <w:i/>
-      <w:iCs/>
-      <w:color w:val="4F81BD" w:themeColor="accent1"/>
-    </w:rPr>
-  </w:style>
-  <w:style w:type="character" w:styleId="SchwacherVerweis">
+  <w:style w:type="character" w:styleId="SubtleReference">
     <w:name w:val="Subtle Reference"/>
-    <w:basedOn w:val="Absatz-Standardschriftart"/>
+    <w:basedOn w:val="DefaultParagraphFont"/>
     <w:uiPriority w:val="31"/>
     <w:qFormat/>
-    <w:rsid w:val="00FC693F"/>
+    <w:rsid w:val="00B83C43"/>
     <w:rPr>
       <w:smallCaps/>
-      <w:color w:val="C0504D" w:themeColor="accent2"/>
-      <w:u w:val="single"/>
+      <w:color w:val="404040" w:themeColor="text1" w:themeTint="BF"/>
+      <w:u w:val="single" w:color="7F7F7F" w:themeColor="text1" w:themeTint="80"/>
     </w:rPr>
   </w:style>
-  <w:style w:type="character" w:styleId="IntensiverVerweis">
+  <w:style w:type="character" w:styleId="IntenseReference">
     <w:name w:val="Intense Reference"/>
-    <w:basedOn w:val="Absatz-Standardschriftart"/>
+    <w:basedOn w:val="DefaultParagraphFont"/>
     <w:uiPriority w:val="32"/>
     <w:qFormat/>
-    <w:rsid w:val="00FC693F"/>
-    <w:rPr>
-      <w:b/>
-      <w:bCs/>
-      <w:smallCaps/>
-      <w:color w:val="C0504D" w:themeColor="accent2"/>
-      <w:spacing w:val="5"/>
-      <w:u w:val="single"/>
-    </w:rPr>
-  </w:style>
-  <w:style w:type="character" w:styleId="Buchtitel">
-    <w:name w:val="Book Title"/>
-    <w:basedOn w:val="Absatz-Standardschriftart"/>
-    <w:uiPriority w:val="33"/>
-    <w:qFormat/>
-    <w:rsid w:val="00FC693F"/>
+    <w:rsid w:val="00B83C43"/>
     <w:rPr>
       <w:b/>
       <w:bCs/>
       <w:smallCaps/>
       <w:spacing w:val="5"/>
+      <w:u w:val="single"/>
     </w:rPr>
   </w:style>
-  <w:style w:type="paragraph" w:styleId="Inhaltsverzeichnisberschrift">
+  <w:style w:type="character" w:styleId="BookTitle">
+    <w:name w:val="Book Title"/>
+    <w:basedOn w:val="DefaultParagraphFont"/>
+    <w:uiPriority w:val="33"/>
+    <w:qFormat/>
+    <w:rsid w:val="00B83C43"/>
+    <w:rPr>
+      <w:b/>
+      <w:bCs/>
+      <w:smallCaps/>
+    </w:rPr>
+  </w:style>
+  <w:style w:type="paragraph" w:styleId="TOCHeading">
     <w:name w:val="TOC Heading"/>
-    <w:basedOn w:val="berschrift1"/>
-    <w:next w:val="Standard"/>
+    <w:basedOn w:val="Heading1"/>
+    <w:next w:val="Normal"/>
     <w:uiPriority w:val="39"/>
     <w:semiHidden/>
     <w:unhideWhenUsed/>
     <w:qFormat/>
-    <w:rsid w:val="00FC693F"/>
+    <w:rsid w:val="00B83C43"/>
     <w:pPr>
       <w:outlineLvl w:val="9"/>
     </w:pPr>
   </w:style>
-  <w:style w:type="table" w:styleId="Tabellenraster">
+  <w:style w:type="table" w:styleId="TableGrid">
     <w:name w:val="Table Grid"/>
-    <w:basedOn w:val="NormaleTabelle"/>
+    <w:basedOn w:val="TableNormal"/>
     <w:uiPriority w:val="59"/>
     <w:rsid w:val="00FC693F"/>
     <w:pPr>
@@ -2015,9 +4503,9 @@
       </w:tblBorders>
     </w:tblPr>
   </w:style>
-  <w:style w:type="table" w:styleId="HelleSchattierung">
+  <w:style w:type="table" w:styleId="LightShading">
     <w:name w:val="Light Shading"/>
-    <w:basedOn w:val="NormaleTabelle"/>
+    <w:basedOn w:val="TableNormal"/>
     <w:uiPriority w:val="60"/>
     <w:rsid w:val="00FC693F"/>
     <w:pPr>
@@ -2111,9 +4599,9 @@
       </w:tcPr>
     </w:tblStylePr>
   </w:style>
-  <w:style w:type="table" w:styleId="HelleSchattierung-Akzent1">
+  <w:style w:type="table" w:styleId="LightShading-Accent1">
     <w:name w:val="Light Shading Accent 1"/>
-    <w:basedOn w:val="NormaleTabelle"/>
+    <w:basedOn w:val="TableNormal"/>
     <w:uiPriority w:val="60"/>
     <w:rsid w:val="00FC693F"/>
     <w:pPr>
@@ -2207,9 +4695,9 @@
       </w:tcPr>
     </w:tblStylePr>
   </w:style>
-  <w:style w:type="table" w:styleId="HelleSchattierung-Akzent2">
+  <w:style w:type="table" w:styleId="LightShading-Accent2">
     <w:name w:val="Light Shading Accent 2"/>
-    <w:basedOn w:val="NormaleTabelle"/>
+    <w:basedOn w:val="TableNormal"/>
     <w:uiPriority w:val="60"/>
     <w:rsid w:val="00FC693F"/>
     <w:pPr>
@@ -2303,9 +4791,9 @@
       </w:tcPr>
     </w:tblStylePr>
   </w:style>
-  <w:style w:type="table" w:styleId="HelleSchattierung-Akzent3">
+  <w:style w:type="table" w:styleId="LightShading-Accent3">
     <w:name w:val="Light Shading Accent 3"/>
-    <w:basedOn w:val="NormaleTabelle"/>
+    <w:basedOn w:val="TableNormal"/>
     <w:uiPriority w:val="60"/>
     <w:rsid w:val="00FC693F"/>
     <w:pPr>
@@ -2399,9 +4887,9 @@
       </w:tcPr>
     </w:tblStylePr>
   </w:style>
-  <w:style w:type="table" w:styleId="HelleSchattierung-Akzent4">
+  <w:style w:type="table" w:styleId="LightShading-Accent4">
     <w:name w:val="Light Shading Accent 4"/>
-    <w:basedOn w:val="NormaleTabelle"/>
+    <w:basedOn w:val="TableNormal"/>
     <w:uiPriority w:val="60"/>
     <w:rsid w:val="00FC693F"/>
     <w:pPr>
@@ -2495,9 +4983,9 @@
       </w:tcPr>
     </w:tblStylePr>
   </w:style>
-  <w:style w:type="table" w:styleId="HelleSchattierung-Akzent5">
+  <w:style w:type="table" w:styleId="LightShading-Accent5">
     <w:name w:val="Light Shading Accent 5"/>
-    <w:basedOn w:val="NormaleTabelle"/>
+    <w:basedOn w:val="TableNormal"/>
     <w:uiPriority w:val="60"/>
     <w:rsid w:val="00FC693F"/>
     <w:pPr>
@@ -2591,9 +5079,9 @@
       </w:tcPr>
     </w:tblStylePr>
   </w:style>
-  <w:style w:type="table" w:styleId="HelleSchattierung-Akzent6">
+  <w:style w:type="table" w:styleId="LightShading-Accent6">
     <w:name w:val="Light Shading Accent 6"/>
-    <w:basedOn w:val="NormaleTabelle"/>
+    <w:basedOn w:val="TableNormal"/>
     <w:uiPriority w:val="60"/>
     <w:rsid w:val="00FC693F"/>
     <w:pPr>
@@ -2687,9 +5175,9 @@
       </w:tcPr>
     </w:tblStylePr>
   </w:style>
-  <w:style w:type="table" w:styleId="HelleListe">
+  <w:style w:type="table" w:styleId="LightList">
     <w:name w:val="Light List"/>
-    <w:basedOn w:val="NormaleTabelle"/>
+    <w:basedOn w:val="TableNormal"/>
     <w:uiPriority w:val="61"/>
     <w:rsid w:val="00FC693F"/>
     <w:pPr>
@@ -2772,9 +5260,9 @@
       </w:tcPr>
     </w:tblStylePr>
   </w:style>
-  <w:style w:type="table" w:styleId="HelleListe-Akzent1">
+  <w:style w:type="table" w:styleId="LightList-Accent1">
     <w:name w:val="Light List Accent 1"/>
-    <w:basedOn w:val="NormaleTabelle"/>
+    <w:basedOn w:val="TableNormal"/>
     <w:uiPriority w:val="61"/>
     <w:rsid w:val="00FC693F"/>
     <w:pPr>
@@ -2857,9 +5345,9 @@
       </w:tcPr>
     </w:tblStylePr>
   </w:style>
-  <w:style w:type="table" w:styleId="HelleListe-Akzent2">
+  <w:style w:type="table" w:styleId="LightList-Accent2">
     <w:name w:val="Light List Accent 2"/>
-    <w:basedOn w:val="NormaleTabelle"/>
+    <w:basedOn w:val="TableNormal"/>
     <w:uiPriority w:val="61"/>
     <w:rsid w:val="00CB0664"/>
     <w:pPr>
@@ -2942,9 +5430,9 @@
       </w:tcPr>
     </w:tblStylePr>
   </w:style>
-  <w:style w:type="table" w:styleId="HelleListe-Akzent3">
+  <w:style w:type="table" w:styleId="LightList-Accent3">
     <w:name w:val="Light List Accent 3"/>
-    <w:basedOn w:val="NormaleTabelle"/>
+    <w:basedOn w:val="TableNormal"/>
     <w:uiPriority w:val="61"/>
     <w:rsid w:val="00CB0664"/>
     <w:pPr>
@@ -3027,9 +5515,9 @@
       </w:tcPr>
     </w:tblStylePr>
   </w:style>
-  <w:style w:type="table" w:styleId="HelleListe-Akzent4">
+  <w:style w:type="table" w:styleId="LightList-Accent4">
     <w:name w:val="Light List Accent 4"/>
-    <w:basedOn w:val="NormaleTabelle"/>
+    <w:basedOn w:val="TableNormal"/>
     <w:uiPriority w:val="61"/>
     <w:rsid w:val="00CB0664"/>
     <w:pPr>
@@ -3112,9 +5600,9 @@
       </w:tcPr>
     </w:tblStylePr>
   </w:style>
-  <w:style w:type="table" w:styleId="HelleListe-Akzent5">
+  <w:style w:type="table" w:styleId="LightList-Accent5">
     <w:name w:val="Light List Accent 5"/>
-    <w:basedOn w:val="NormaleTabelle"/>
+    <w:basedOn w:val="TableNormal"/>
     <w:uiPriority w:val="61"/>
     <w:rsid w:val="00CB0664"/>
     <w:pPr>
@@ -3197,9 +5685,9 @@
       </w:tcPr>
     </w:tblStylePr>
   </w:style>
-  <w:style w:type="table" w:styleId="HelleListe-Akzent6">
+  <w:style w:type="table" w:styleId="LightList-Accent6">
     <w:name w:val="Light List Accent 6"/>
-    <w:basedOn w:val="NormaleTabelle"/>
+    <w:basedOn w:val="TableNormal"/>
     <w:uiPriority w:val="61"/>
     <w:rsid w:val="00CB0664"/>
     <w:pPr>
@@ -3282,9 +5770,9 @@
       </w:tcPr>
     </w:tblStylePr>
   </w:style>
-  <w:style w:type="table" w:styleId="HellesRaster">
+  <w:style w:type="table" w:styleId="LightGrid">
     <w:name w:val="Light Grid"/>
-    <w:basedOn w:val="NormaleTabelle"/>
+    <w:basedOn w:val="TableNormal"/>
     <w:uiPriority w:val="62"/>
     <w:rsid w:val="00CB0664"/>
     <w:pPr>
@@ -3405,9 +5893,9 @@
       </w:tcPr>
     </w:tblStylePr>
   </w:style>
-  <w:style w:type="table" w:styleId="HellesRaster-Akzent1">
+  <w:style w:type="table" w:styleId="LightGrid-Accent1">
     <w:name w:val="Light Grid Accent 1"/>
-    <w:basedOn w:val="NormaleTabelle"/>
+    <w:basedOn w:val="TableNormal"/>
     <w:uiPriority w:val="62"/>
     <w:rsid w:val="00CB0664"/>
     <w:pPr>
@@ -3528,9 +6016,9 @@
       </w:tcPr>
     </w:tblStylePr>
   </w:style>
-  <w:style w:type="table" w:styleId="HellesRaster-Akzent2">
+  <w:style w:type="table" w:styleId="LightGrid-Accent2">
     <w:name w:val="Light Grid Accent 2"/>
-    <w:basedOn w:val="NormaleTabelle"/>
+    <w:basedOn w:val="TableNormal"/>
     <w:uiPriority w:val="62"/>
     <w:rsid w:val="00CB0664"/>
     <w:pPr>
@@ -3651,9 +6139,9 @@
       </w:tcPr>
     </w:tblStylePr>
   </w:style>
-  <w:style w:type="table" w:styleId="HellesRaster-Akzent3">
+  <w:style w:type="table" w:styleId="LightGrid-Accent3">
     <w:name w:val="Light Grid Accent 3"/>
-    <w:basedOn w:val="NormaleTabelle"/>
+    <w:basedOn w:val="TableNormal"/>
     <w:uiPriority w:val="62"/>
     <w:rsid w:val="00CB0664"/>
     <w:pPr>
@@ -3774,9 +6262,9 @@
       </w:tcPr>
     </w:tblStylePr>
   </w:style>
-  <w:style w:type="table" w:styleId="HellesRaster-Akzent4">
+  <w:style w:type="table" w:styleId="LightGrid-Accent4">
     <w:name w:val="Light Grid Accent 4"/>
-    <w:basedOn w:val="NormaleTabelle"/>
+    <w:basedOn w:val="TableNormal"/>
     <w:uiPriority w:val="62"/>
     <w:rsid w:val="00CB0664"/>
     <w:pPr>
@@ -3897,9 +6385,9 @@
       </w:tcPr>
     </w:tblStylePr>
   </w:style>
-  <w:style w:type="table" w:styleId="HellesRaster-Akzent5">
+  <w:style w:type="table" w:styleId="LightGrid-Accent5">
     <w:name w:val="Light Grid Accent 5"/>
-    <w:basedOn w:val="NormaleTabelle"/>
+    <w:basedOn w:val="TableNormal"/>
     <w:uiPriority w:val="62"/>
     <w:rsid w:val="00CB0664"/>
     <w:pPr>
@@ -4020,9 +6508,9 @@
       </w:tcPr>
     </w:tblStylePr>
   </w:style>
-  <w:style w:type="table" w:styleId="HellesRaster-Akzent6">
+  <w:style w:type="table" w:styleId="LightGrid-Accent6">
     <w:name w:val="Light Grid Accent 6"/>
-    <w:basedOn w:val="NormaleTabelle"/>
+    <w:basedOn w:val="TableNormal"/>
     <w:uiPriority w:val="62"/>
     <w:rsid w:val="00CB0664"/>
     <w:pPr>
@@ -4143,9 +6631,9 @@
       </w:tcPr>
     </w:tblStylePr>
   </w:style>
-  <w:style w:type="table" w:styleId="MittlereSchattierung1">
+  <w:style w:type="table" w:styleId="MediumShading1">
     <w:name w:val="Medium Shading 1"/>
-    <w:basedOn w:val="NormaleTabelle"/>
+    <w:basedOn w:val="TableNormal"/>
     <w:uiPriority w:val="63"/>
     <w:rsid w:val="00CB0664"/>
     <w:pPr>
@@ -4242,9 +6730,9 @@
       </w:tcPr>
     </w:tblStylePr>
   </w:style>
-  <w:style w:type="table" w:styleId="MittlereSchattierung1-Akzent1">
+  <w:style w:type="table" w:styleId="MediumShading1-Accent1">
     <w:name w:val="Medium Shading 1 Accent 1"/>
-    <w:basedOn w:val="NormaleTabelle"/>
+    <w:basedOn w:val="TableNormal"/>
     <w:uiPriority w:val="63"/>
     <w:rsid w:val="00CB0664"/>
     <w:pPr>
@@ -4341,9 +6829,9 @@
       </w:tcPr>
     </w:tblStylePr>
   </w:style>
-  <w:style w:type="table" w:styleId="MittlereSchattierung1-Akzent2">
+  <w:style w:type="table" w:styleId="MediumShading1-Accent2">
     <w:name w:val="Medium Shading 1 Accent 2"/>
-    <w:basedOn w:val="NormaleTabelle"/>
+    <w:basedOn w:val="TableNormal"/>
     <w:uiPriority w:val="63"/>
     <w:rsid w:val="00CB0664"/>
     <w:pPr>
@@ -4440,9 +6928,9 @@
       </w:tcPr>
     </w:tblStylePr>
   </w:style>
-  <w:style w:type="table" w:styleId="MittlereSchattierung1-Akzent3">
+  <w:style w:type="table" w:styleId="MediumShading1-Accent3">
     <w:name w:val="Medium Shading 1 Accent 3"/>
-    <w:basedOn w:val="NormaleTabelle"/>
+    <w:basedOn w:val="TableNormal"/>
     <w:uiPriority w:val="63"/>
     <w:rsid w:val="00CB0664"/>
     <w:pPr>
@@ -4539,9 +7027,9 @@
       </w:tcPr>
     </w:tblStylePr>
   </w:style>
-  <w:style w:type="table" w:styleId="MittlereSchattierung1-Akzent4">
+  <w:style w:type="table" w:styleId="MediumShading1-Accent4">
     <w:name w:val="Medium Shading 1 Accent 4"/>
-    <w:basedOn w:val="NormaleTabelle"/>
+    <w:basedOn w:val="TableNormal"/>
     <w:uiPriority w:val="63"/>
     <w:rsid w:val="00CB0664"/>
     <w:pPr>
@@ -4638,9 +7126,9 @@
       </w:tcPr>
     </w:tblStylePr>
   </w:style>
-  <w:style w:type="table" w:styleId="MittlereSchattierung1-Akzent5">
+  <w:style w:type="table" w:styleId="MediumShading1-Accent5">
     <w:name w:val="Medium Shading 1 Accent 5"/>
-    <w:basedOn w:val="NormaleTabelle"/>
+    <w:basedOn w:val="TableNormal"/>
     <w:uiPriority w:val="63"/>
     <w:rsid w:val="00CB0664"/>
     <w:pPr>
@@ -4737,9 +7225,9 @@
       </w:tcPr>
     </w:tblStylePr>
   </w:style>
-  <w:style w:type="table" w:styleId="MittlereSchattierung1-Akzent6">
+  <w:style w:type="table" w:styleId="MediumShading1-Accent6">
     <w:name w:val="Medium Shading 1 Accent 6"/>
-    <w:basedOn w:val="NormaleTabelle"/>
+    <w:basedOn w:val="TableNormal"/>
     <w:uiPriority w:val="63"/>
     <w:rsid w:val="00CB0664"/>
     <w:pPr>
@@ -4836,9 +7324,9 @@
       </w:tcPr>
     </w:tblStylePr>
   </w:style>
-  <w:style w:type="table" w:styleId="MittlereSchattierung2">
+  <w:style w:type="table" w:styleId="MediumShading2">
     <w:name w:val="Medium Shading 2"/>
-    <w:basedOn w:val="NormaleTabelle"/>
+    <w:basedOn w:val="TableNormal"/>
     <w:uiPriority w:val="64"/>
     <w:rsid w:val="00CB0664"/>
     <w:pPr>
@@ -4978,9 +7466,9 @@
       </w:tcPr>
     </w:tblStylePr>
   </w:style>
-  <w:style w:type="table" w:styleId="MittlereSchattierung2-Akzent1">
+  <w:style w:type="table" w:styleId="MediumShading2-Accent1">
     <w:name w:val="Medium Shading 2 Accent 1"/>
-    <w:basedOn w:val="NormaleTabelle"/>
+    <w:basedOn w:val="TableNormal"/>
     <w:uiPriority w:val="64"/>
     <w:rsid w:val="00CB0664"/>
     <w:pPr>
@@ -5120,9 +7608,9 @@
       </w:tcPr>
     </w:tblStylePr>
   </w:style>
-  <w:style w:type="table" w:styleId="MittlereSchattierung2-Akzent2">
+  <w:style w:type="table" w:styleId="MediumShading2-Accent2">
     <w:name w:val="Medium Shading 2 Accent 2"/>
-    <w:basedOn w:val="NormaleTabelle"/>
+    <w:basedOn w:val="TableNormal"/>
     <w:uiPriority w:val="64"/>
     <w:rsid w:val="00CB0664"/>
     <w:pPr>
@@ -5262,9 +7750,9 @@
       </w:tcPr>
     </w:tblStylePr>
   </w:style>
-  <w:style w:type="table" w:styleId="MittlereSchattierung2-Akzent3">
+  <w:style w:type="table" w:styleId="MediumShading2-Accent3">
     <w:name w:val="Medium Shading 2 Accent 3"/>
-    <w:basedOn w:val="NormaleTabelle"/>
+    <w:basedOn w:val="TableNormal"/>
     <w:uiPriority w:val="64"/>
     <w:rsid w:val="00CB0664"/>
     <w:pPr>
@@ -5404,9 +7892,9 @@
       </w:tcPr>
     </w:tblStylePr>
   </w:style>
-  <w:style w:type="table" w:styleId="MittlereSchattierung2-Akzent4">
+  <w:style w:type="table" w:styleId="MediumShading2-Accent4">
     <w:name w:val="Medium Shading 2 Accent 4"/>
-    <w:basedOn w:val="NormaleTabelle"/>
+    <w:basedOn w:val="TableNormal"/>
     <w:uiPriority w:val="64"/>
     <w:rsid w:val="00CB0664"/>
     <w:pPr>
@@ -5546,9 +8034,9 @@
       </w:tcPr>
     </w:tblStylePr>
   </w:style>
-  <w:style w:type="table" w:styleId="MittlereSchattierung2-Akzent5">
+  <w:style w:type="table" w:styleId="MediumShading2-Accent5">
     <w:name w:val="Medium Shading 2 Accent 5"/>
-    <w:basedOn w:val="NormaleTabelle"/>
+    <w:basedOn w:val="TableNormal"/>
     <w:uiPriority w:val="64"/>
     <w:rsid w:val="00CB0664"/>
     <w:pPr>
@@ -5688,9 +8176,9 @@
       </w:tcPr>
     </w:tblStylePr>
   </w:style>
-  <w:style w:type="table" w:styleId="MittlereSchattierung2-Akzent6">
+  <w:style w:type="table" w:styleId="MediumShading2-Accent6">
     <w:name w:val="Medium Shading 2 Accent 6"/>
-    <w:basedOn w:val="NormaleTabelle"/>
+    <w:basedOn w:val="TableNormal"/>
     <w:uiPriority w:val="64"/>
     <w:rsid w:val="00CB0664"/>
     <w:pPr>
@@ -5830,9 +8318,9 @@
       </w:tcPr>
     </w:tblStylePr>
   </w:style>
-  <w:style w:type="table" w:styleId="MittlereListe1">
+  <w:style w:type="table" w:styleId="MediumList1">
     <w:name w:val="Medium List 1"/>
-    <w:basedOn w:val="NormaleTabelle"/>
+    <w:basedOn w:val="TableNormal"/>
     <w:uiPriority w:val="65"/>
     <w:rsid w:val="00CB0664"/>
     <w:pPr>
@@ -5907,9 +8395,9 @@
       </w:tcPr>
     </w:tblStylePr>
   </w:style>
-  <w:style w:type="table" w:styleId="MittlereListe1-Akzent1">
+  <w:style w:type="table" w:styleId="MediumList1-Accent1">
     <w:name w:val="Medium List 1 Accent 1"/>
-    <w:basedOn w:val="NormaleTabelle"/>
+    <w:basedOn w:val="TableNormal"/>
     <w:uiPriority w:val="65"/>
     <w:rsid w:val="00CB0664"/>
     <w:pPr>
@@ -5984,9 +8472,9 @@
       </w:tcPr>
     </w:tblStylePr>
   </w:style>
-  <w:style w:type="table" w:styleId="MittlereListe1-Akzent2">
+  <w:style w:type="table" w:styleId="MediumList1-Accent2">
     <w:name w:val="Medium List 1 Accent 2"/>
-    <w:basedOn w:val="NormaleTabelle"/>
+    <w:basedOn w:val="TableNormal"/>
     <w:uiPriority w:val="65"/>
     <w:rsid w:val="00CB0664"/>
     <w:pPr>
@@ -6061,9 +8549,9 @@
       </w:tcPr>
     </w:tblStylePr>
   </w:style>
-  <w:style w:type="table" w:styleId="MittlereListe1-Akzent3">
+  <w:style w:type="table" w:styleId="MediumList1-Accent3">
     <w:name w:val="Medium List 1 Accent 3"/>
-    <w:basedOn w:val="NormaleTabelle"/>
+    <w:basedOn w:val="TableNormal"/>
     <w:uiPriority w:val="65"/>
     <w:rsid w:val="00CB0664"/>
     <w:pPr>
@@ -6138,9 +8626,9 @@
       </w:tcPr>
     </w:tblStylePr>
   </w:style>
-  <w:style w:type="table" w:styleId="MittlereListe1-Akzent4">
+  <w:style w:type="table" w:styleId="MediumList1-Accent4">
     <w:name w:val="Medium List 1 Accent 4"/>
-    <w:basedOn w:val="NormaleTabelle"/>
+    <w:basedOn w:val="TableNormal"/>
     <w:uiPriority w:val="65"/>
     <w:rsid w:val="00CB0664"/>
     <w:pPr>
@@ -6215,9 +8703,9 @@
       </w:tcPr>
     </w:tblStylePr>
   </w:style>
-  <w:style w:type="table" w:styleId="MittlereListe1-Akzent5">
+  <w:style w:type="table" w:styleId="MediumList1-Accent5">
     <w:name w:val="Medium List 1 Accent 5"/>
-    <w:basedOn w:val="NormaleTabelle"/>
+    <w:basedOn w:val="TableNormal"/>
     <w:uiPriority w:val="65"/>
     <w:rsid w:val="00CB0664"/>
     <w:pPr>
@@ -6292,9 +8780,9 @@
       </w:tcPr>
     </w:tblStylePr>
   </w:style>
-  <w:style w:type="table" w:styleId="MittlereListe1-Akzent6">
+  <w:style w:type="table" w:styleId="MediumList1-Accent6">
     <w:name w:val="Medium List 1 Accent 6"/>
-    <w:basedOn w:val="NormaleTabelle"/>
+    <w:basedOn w:val="TableNormal"/>
     <w:uiPriority w:val="65"/>
     <w:rsid w:val="00CB0664"/>
     <w:pPr>
@@ -6369,9 +8857,9 @@
       </w:tcPr>
     </w:tblStylePr>
   </w:style>
-  <w:style w:type="table" w:styleId="MittlereListe2">
+  <w:style w:type="table" w:styleId="MediumList2">
     <w:name w:val="Medium List 2"/>
-    <w:basedOn w:val="NormaleTabelle"/>
+    <w:basedOn w:val="TableNormal"/>
     <w:uiPriority w:val="66"/>
     <w:rsid w:val="00CB0664"/>
     <w:pPr>
@@ -6490,9 +8978,9 @@
       </w:tcPr>
     </w:tblStylePr>
   </w:style>
-  <w:style w:type="table" w:styleId="MittlereListe2-Akzent1">
+  <w:style w:type="table" w:styleId="MediumList2-Accent1">
     <w:name w:val="Medium List 2 Accent 1"/>
-    <w:basedOn w:val="NormaleTabelle"/>
+    <w:basedOn w:val="TableNormal"/>
     <w:uiPriority w:val="66"/>
     <w:rsid w:val="00CB0664"/>
     <w:pPr>
@@ -6611,9 +9099,9 @@
       </w:tcPr>
     </w:tblStylePr>
   </w:style>
-  <w:style w:type="table" w:styleId="MittlereListe2-Akzent2">
+  <w:style w:type="table" w:styleId="MediumList2-Accent2">
     <w:name w:val="Medium List 2 Accent 2"/>
-    <w:basedOn w:val="NormaleTabelle"/>
+    <w:basedOn w:val="TableNormal"/>
     <w:uiPriority w:val="66"/>
     <w:rsid w:val="00CB0664"/>
     <w:pPr>
@@ -6732,9 +9220,9 @@
       </w:tcPr>
     </w:tblStylePr>
   </w:style>
-  <w:style w:type="table" w:styleId="MittlereListe2-Akzent3">
+  <w:style w:type="table" w:styleId="MediumList2-Accent3">
     <w:name w:val="Medium List 2 Accent 3"/>
-    <w:basedOn w:val="NormaleTabelle"/>
+    <w:basedOn w:val="TableNormal"/>
     <w:uiPriority w:val="66"/>
     <w:rsid w:val="00CB0664"/>
     <w:pPr>
@@ -6853,9 +9341,9 @@
       </w:tcPr>
     </w:tblStylePr>
   </w:style>
-  <w:style w:type="table" w:styleId="MittlereListe2-Akzent4">
+  <w:style w:type="table" w:styleId="MediumList2-Accent4">
     <w:name w:val="Medium List 2 Accent 4"/>
-    <w:basedOn w:val="NormaleTabelle"/>
+    <w:basedOn w:val="TableNormal"/>
     <w:uiPriority w:val="66"/>
     <w:rsid w:val="00CB0664"/>
     <w:pPr>
@@ -6974,9 +9462,9 @@
       </w:tcPr>
     </w:tblStylePr>
   </w:style>
-  <w:style w:type="table" w:styleId="MittlereListe2-Akzent5">
+  <w:style w:type="table" w:styleId="MediumList2-Accent5">
     <w:name w:val="Medium List 2 Accent 5"/>
-    <w:basedOn w:val="NormaleTabelle"/>
+    <w:basedOn w:val="TableNormal"/>
     <w:uiPriority w:val="66"/>
     <w:rsid w:val="00CB0664"/>
     <w:pPr>
@@ -7095,9 +9583,9 @@
       </w:tcPr>
     </w:tblStylePr>
   </w:style>
-  <w:style w:type="table" w:styleId="MittlereListe2-Akzent6">
+  <w:style w:type="table" w:styleId="MediumList2-Accent6">
     <w:name w:val="Medium List 2 Accent 6"/>
-    <w:basedOn w:val="NormaleTabelle"/>
+    <w:basedOn w:val="TableNormal"/>
     <w:uiPriority w:val="66"/>
     <w:rsid w:val="00CB0664"/>
     <w:pPr>
@@ -7216,9 +9704,9 @@
       </w:tcPr>
     </w:tblStylePr>
   </w:style>
-  <w:style w:type="table" w:styleId="MittleresRaster1">
+  <w:style w:type="table" w:styleId="MediumGrid1">
     <w:name w:val="Medium Grid 1"/>
-    <w:basedOn w:val="NormaleTabelle"/>
+    <w:basedOn w:val="TableNormal"/>
     <w:uiPriority w:val="67"/>
     <w:rsid w:val="00CB0664"/>
     <w:pPr>
@@ -7282,9 +9770,9 @@
       </w:tcPr>
     </w:tblStylePr>
   </w:style>
-  <w:style w:type="table" w:styleId="MittleresRaster1-Akzent1">
+  <w:style w:type="table" w:styleId="MediumGrid1-Accent1">
     <w:name w:val="Medium Grid 1 Accent 1"/>
-    <w:basedOn w:val="NormaleTabelle"/>
+    <w:basedOn w:val="TableNormal"/>
     <w:uiPriority w:val="67"/>
     <w:rsid w:val="00CB0664"/>
     <w:pPr>
@@ -7348,9 +9836,9 @@
       </w:tcPr>
     </w:tblStylePr>
   </w:style>
-  <w:style w:type="table" w:styleId="MittleresRaster1-Akzent2">
+  <w:style w:type="table" w:styleId="MediumGrid1-Accent2">
     <w:name w:val="Medium Grid 1 Accent 2"/>
-    <w:basedOn w:val="NormaleTabelle"/>
+    <w:basedOn w:val="TableNormal"/>
     <w:uiPriority w:val="67"/>
     <w:rsid w:val="00CB0664"/>
     <w:pPr>
@@ -7414,9 +9902,9 @@
       </w:tcPr>
     </w:tblStylePr>
   </w:style>
-  <w:style w:type="table" w:styleId="MittleresRaster1-Akzent3">
+  <w:style w:type="table" w:styleId="MediumGrid1-Accent3">
     <w:name w:val="Medium Grid 1 Accent 3"/>
-    <w:basedOn w:val="NormaleTabelle"/>
+    <w:basedOn w:val="TableNormal"/>
     <w:uiPriority w:val="67"/>
     <w:rsid w:val="00CB0664"/>
     <w:pPr>
@@ -7480,9 +9968,9 @@
       </w:tcPr>
     </w:tblStylePr>
   </w:style>
-  <w:style w:type="table" w:styleId="MittleresRaster1-Akzent4">
+  <w:style w:type="table" w:styleId="MediumGrid1-Accent4">
     <w:name w:val="Medium Grid 1 Accent 4"/>
-    <w:basedOn w:val="NormaleTabelle"/>
+    <w:basedOn w:val="TableNormal"/>
     <w:uiPriority w:val="67"/>
     <w:rsid w:val="00CB0664"/>
     <w:pPr>
@@ -7546,9 +10034,9 @@
       </w:tcPr>
     </w:tblStylePr>
   </w:style>
-  <w:style w:type="table" w:styleId="MittleresRaster1-Akzent5">
+  <w:style w:type="table" w:styleId="MediumGrid1-Accent5">
     <w:name w:val="Medium Grid 1 Accent 5"/>
-    <w:basedOn w:val="NormaleTabelle"/>
+    <w:basedOn w:val="TableNormal"/>
     <w:uiPriority w:val="67"/>
     <w:rsid w:val="00CB0664"/>
     <w:pPr>
@@ -7612,9 +10100,9 @@
       </w:tcPr>
     </w:tblStylePr>
   </w:style>
-  <w:style w:type="table" w:styleId="MittleresRaster1-Akzent6">
+  <w:style w:type="table" w:styleId="MediumGrid1-Accent6">
     <w:name w:val="Medium Grid 1 Accent 6"/>
-    <w:basedOn w:val="NormaleTabelle"/>
+    <w:basedOn w:val="TableNormal"/>
     <w:uiPriority w:val="67"/>
     <w:rsid w:val="00CB0664"/>
     <w:pPr>
@@ -7678,9 +10166,9 @@
       </w:tcPr>
     </w:tblStylePr>
   </w:style>
-  <w:style w:type="table" w:styleId="MittleresRaster2">
+  <w:style w:type="table" w:styleId="MediumGrid2">
     <w:name w:val="Medium Grid 2"/>
-    <w:basedOn w:val="NormaleTabelle"/>
+    <w:basedOn w:val="TableNormal"/>
     <w:uiPriority w:val="68"/>
     <w:rsid w:val="00CB0664"/>
     <w:pPr>
@@ -7796,9 +10284,9 @@
       </w:tcPr>
     </w:tblStylePr>
   </w:style>
-  <w:style w:type="table" w:styleId="MittleresRaster2-Akzent1">
+  <w:style w:type="table" w:styleId="MediumGrid2-Accent1">
     <w:name w:val="Medium Grid 2 Accent 1"/>
-    <w:basedOn w:val="NormaleTabelle"/>
+    <w:basedOn w:val="TableNormal"/>
     <w:uiPriority w:val="68"/>
     <w:rsid w:val="00CB0664"/>
     <w:pPr>
@@ -7914,9 +10402,9 @@
       </w:tcPr>
     </w:tblStylePr>
   </w:style>
-  <w:style w:type="table" w:styleId="MittleresRaster2-Akzent2">
+  <w:style w:type="table" w:styleId="MediumGrid2-Accent2">
     <w:name w:val="Medium Grid 2 Accent 2"/>
-    <w:basedOn w:val="NormaleTabelle"/>
+    <w:basedOn w:val="TableNormal"/>
     <w:uiPriority w:val="68"/>
     <w:rsid w:val="00CB0664"/>
     <w:pPr>
@@ -8032,9 +10520,9 @@
       </w:tcPr>
     </w:tblStylePr>
   </w:style>
-  <w:style w:type="table" w:styleId="MittleresRaster2-Akzent3">
+  <w:style w:type="table" w:styleId="MediumGrid2-Accent3">
     <w:name w:val="Medium Grid 2 Accent 3"/>
-    <w:basedOn w:val="NormaleTabelle"/>
+    <w:basedOn w:val="TableNormal"/>
     <w:uiPriority w:val="68"/>
     <w:rsid w:val="00CB0664"/>
     <w:pPr>
@@ -8150,9 +10638,9 @@
       </w:tcPr>
     </w:tblStylePr>
   </w:style>
-  <w:style w:type="table" w:styleId="MittleresRaster2-Akzent4">
+  <w:style w:type="table" w:styleId="MediumGrid2-Accent4">
     <w:name w:val="Medium Grid 2 Accent 4"/>
-    <w:basedOn w:val="NormaleTabelle"/>
+    <w:basedOn w:val="TableNormal"/>
     <w:uiPriority w:val="68"/>
     <w:rsid w:val="00CB0664"/>
     <w:pPr>
@@ -8268,9 +10756,9 @@
       </w:tcPr>
     </w:tblStylePr>
   </w:style>
-  <w:style w:type="table" w:styleId="MittleresRaster2-Akzent5">
+  <w:style w:type="table" w:styleId="MediumGrid2-Accent5">
     <w:name w:val="Medium Grid 2 Accent 5"/>
-    <w:basedOn w:val="NormaleTabelle"/>
+    <w:basedOn w:val="TableNormal"/>
     <w:uiPriority w:val="68"/>
     <w:rsid w:val="00CB0664"/>
     <w:pPr>
@@ -8386,9 +10874,9 @@
       </w:tcPr>
     </w:tblStylePr>
   </w:style>
-  <w:style w:type="table" w:styleId="MittleresRaster2-Akzent6">
+  <w:style w:type="table" w:styleId="MediumGrid2-Accent6">
     <w:name w:val="Medium Grid 2 Accent 6"/>
-    <w:basedOn w:val="NormaleTabelle"/>
+    <w:basedOn w:val="TableNormal"/>
     <w:uiPriority w:val="68"/>
     <w:rsid w:val="00CB0664"/>
     <w:pPr>
@@ -8504,9 +10992,9 @@
       </w:tcPr>
     </w:tblStylePr>
   </w:style>
-  <w:style w:type="table" w:styleId="MittleresRaster3">
+  <w:style w:type="table" w:styleId="MediumGrid3">
     <w:name w:val="Medium Grid 3"/>
-    <w:basedOn w:val="NormaleTabelle"/>
+    <w:basedOn w:val="TableNormal"/>
     <w:uiPriority w:val="69"/>
     <w:rsid w:val="00CB0664"/>
     <w:pPr>
@@ -8638,9 +11126,9 @@
       </w:tcPr>
     </w:tblStylePr>
   </w:style>
-  <w:style w:type="table" w:styleId="MittleresRaster3-Akzent1">
+  <w:style w:type="table" w:styleId="MediumGrid3-Accent1">
     <w:name w:val="Medium Grid 3 Accent 1"/>
-    <w:basedOn w:val="NormaleTabelle"/>
+    <w:basedOn w:val="TableNormal"/>
     <w:uiPriority w:val="69"/>
     <w:rsid w:val="00CB0664"/>
     <w:pPr>
@@ -8772,9 +11260,9 @@
       </w:tcPr>
     </w:tblStylePr>
   </w:style>
-  <w:style w:type="table" w:styleId="MittleresRaster3-Akzent2">
+  <w:style w:type="table" w:styleId="MediumGrid3-Accent2">
     <w:name w:val="Medium Grid 3 Accent 2"/>
-    <w:basedOn w:val="NormaleTabelle"/>
+    <w:basedOn w:val="TableNormal"/>
     <w:uiPriority w:val="69"/>
     <w:rsid w:val="00CB0664"/>
     <w:pPr>
@@ -8906,9 +11394,9 @@
       </w:tcPr>
     </w:tblStylePr>
   </w:style>
-  <w:style w:type="table" w:styleId="MittleresRaster3-Akzent3">
+  <w:style w:type="table" w:styleId="MediumGrid3-Accent3">
     <w:name w:val="Medium Grid 3 Accent 3"/>
-    <w:basedOn w:val="NormaleTabelle"/>
+    <w:basedOn w:val="TableNormal"/>
     <w:uiPriority w:val="69"/>
     <w:rsid w:val="00CB0664"/>
     <w:pPr>
@@ -9040,9 +11528,9 @@
       </w:tcPr>
     </w:tblStylePr>
   </w:style>
-  <w:style w:type="table" w:styleId="MittleresRaster3-Akzent4">
+  <w:style w:type="table" w:styleId="MediumGrid3-Accent4">
     <w:name w:val="Medium Grid 3 Accent 4"/>
-    <w:basedOn w:val="NormaleTabelle"/>
+    <w:basedOn w:val="TableNormal"/>
     <w:uiPriority w:val="69"/>
     <w:rsid w:val="00CB0664"/>
     <w:pPr>
@@ -9174,9 +11662,9 @@
       </w:tcPr>
     </w:tblStylePr>
   </w:style>
-  <w:style w:type="table" w:styleId="MittleresRaster3-Akzent5">
+  <w:style w:type="table" w:styleId="MediumGrid3-Accent5">
     <w:name w:val="Medium Grid 3 Accent 5"/>
-    <w:basedOn w:val="NormaleTabelle"/>
+    <w:basedOn w:val="TableNormal"/>
     <w:uiPriority w:val="69"/>
     <w:rsid w:val="00CB0664"/>
     <w:pPr>
@@ -9308,9 +11796,9 @@
       </w:tcPr>
     </w:tblStylePr>
   </w:style>
-  <w:style w:type="table" w:styleId="MittleresRaster3-Akzent6">
+  <w:style w:type="table" w:styleId="MediumGrid3-Accent6">
     <w:name w:val="Medium Grid 3 Accent 6"/>
-    <w:basedOn w:val="NormaleTabelle"/>
+    <w:basedOn w:val="TableNormal"/>
     <w:uiPriority w:val="69"/>
     <w:rsid w:val="00CB0664"/>
     <w:pPr>
@@ -9442,9 +11930,9 @@
       </w:tcPr>
     </w:tblStylePr>
   </w:style>
-  <w:style w:type="table" w:styleId="DunkleListe">
+  <w:style w:type="table" w:styleId="DarkList">
     <w:name w:val="Dark List"/>
-    <w:basedOn w:val="NormaleTabelle"/>
+    <w:basedOn w:val="TableNormal"/>
     <w:uiPriority w:val="70"/>
     <w:rsid w:val="00CB0664"/>
     <w:pPr>
@@ -9549,9 +12037,9 @@
       </w:tcPr>
     </w:tblStylePr>
   </w:style>
-  <w:style w:type="table" w:styleId="DunkleListe-Akzent1">
+  <w:style w:type="table" w:styleId="DarkList-Accent1">
     <w:name w:val="Dark List Accent 1"/>
-    <w:basedOn w:val="NormaleTabelle"/>
+    <w:basedOn w:val="TableNormal"/>
     <w:uiPriority w:val="70"/>
     <w:rsid w:val="00CB0664"/>
     <w:pPr>
@@ -9656,9 +12144,9 @@
       </w:tcPr>
     </w:tblStylePr>
   </w:style>
-  <w:style w:type="table" w:styleId="DunkleListe-Akzent2">
+  <w:style w:type="table" w:styleId="DarkList-Accent2">
     <w:name w:val="Dark List Accent 2"/>
-    <w:basedOn w:val="NormaleTabelle"/>
+    <w:basedOn w:val="TableNormal"/>
     <w:uiPriority w:val="70"/>
     <w:rsid w:val="00CB0664"/>
     <w:pPr>
@@ -9763,9 +12251,9 @@
       </w:tcPr>
     </w:tblStylePr>
   </w:style>
-  <w:style w:type="table" w:styleId="DunkleListe-Akzent3">
+  <w:style w:type="table" w:styleId="DarkList-Accent3">
     <w:name w:val="Dark List Accent 3"/>
-    <w:basedOn w:val="NormaleTabelle"/>
+    <w:basedOn w:val="TableNormal"/>
     <w:uiPriority w:val="70"/>
     <w:rsid w:val="00CB0664"/>
     <w:pPr>
@@ -9870,9 +12358,9 @@
       </w:tcPr>
     </w:tblStylePr>
   </w:style>
-  <w:style w:type="table" w:styleId="DunkleListe-Akzent4">
+  <w:style w:type="table" w:styleId="DarkList-Accent4">
     <w:name w:val="Dark List Accent 4"/>
-    <w:basedOn w:val="NormaleTabelle"/>
+    <w:basedOn w:val="TableNormal"/>
     <w:uiPriority w:val="70"/>
     <w:rsid w:val="00CB0664"/>
     <w:pPr>
@@ -9977,9 +12465,9 @@
       </w:tcPr>
     </w:tblStylePr>
   </w:style>
-  <w:style w:type="table" w:styleId="DunkleListe-Akzent5">
+  <w:style w:type="table" w:styleId="DarkList-Accent5">
     <w:name w:val="Dark List Accent 5"/>
-    <w:basedOn w:val="NormaleTabelle"/>
+    <w:basedOn w:val="TableNormal"/>
     <w:uiPriority w:val="70"/>
     <w:rsid w:val="00CB0664"/>
     <w:pPr>
@@ -10084,9 +12572,9 @@
       </w:tcPr>
     </w:tblStylePr>
   </w:style>
-  <w:style w:type="table" w:styleId="DunkleListe-Akzent6">
+  <w:style w:type="table" w:styleId="DarkList-Accent6">
     <w:name w:val="Dark List Accent 6"/>
-    <w:basedOn w:val="NormaleTabelle"/>
+    <w:basedOn w:val="TableNormal"/>
     <w:uiPriority w:val="70"/>
     <w:rsid w:val="00CB0664"/>
     <w:pPr>
@@ -10191,9 +12679,9 @@
       </w:tcPr>
     </w:tblStylePr>
   </w:style>
-  <w:style w:type="table" w:styleId="FarbigeSchattierung">
+  <w:style w:type="table" w:styleId="ColorfulShading">
     <w:name w:val="Colorful Shading"/>
-    <w:basedOn w:val="NormaleTabelle"/>
+    <w:basedOn w:val="TableNormal"/>
     <w:uiPriority w:val="71"/>
     <w:rsid w:val="00CB0664"/>
     <w:pPr>
@@ -10306,9 +12794,9 @@
       </w:rPr>
     </w:tblStylePr>
   </w:style>
-  <w:style w:type="table" w:styleId="FarbigeSchattierung-Akzent1">
+  <w:style w:type="table" w:styleId="ColorfulShading-Accent1">
     <w:name w:val="Colorful Shading Accent 1"/>
-    <w:basedOn w:val="NormaleTabelle"/>
+    <w:basedOn w:val="TableNormal"/>
     <w:uiPriority w:val="71"/>
     <w:rsid w:val="00CB0664"/>
     <w:pPr>
@@ -10421,9 +12909,9 @@
       </w:rPr>
     </w:tblStylePr>
   </w:style>
-  <w:style w:type="table" w:styleId="FarbigeSchattierung-Akzent2">
+  <w:style w:type="table" w:styleId="ColorfulShading-Accent2">
     <w:name w:val="Colorful Shading Accent 2"/>
-    <w:basedOn w:val="NormaleTabelle"/>
+    <w:basedOn w:val="TableNormal"/>
     <w:uiPriority w:val="71"/>
     <w:rsid w:val="00CB0664"/>
     <w:pPr>
@@ -10536,9 +13024,9 @@
       </w:rPr>
     </w:tblStylePr>
   </w:style>
-  <w:style w:type="table" w:styleId="FarbigeSchattierung-Akzent3">
+  <w:style w:type="table" w:styleId="ColorfulShading-Accent3">
     <w:name w:val="Colorful Shading Accent 3"/>
-    <w:basedOn w:val="NormaleTabelle"/>
+    <w:basedOn w:val="TableNormal"/>
     <w:uiPriority w:val="71"/>
     <w:rsid w:val="00CB0664"/>
     <w:pPr>
@@ -10641,9 +13129,9 @@
       </w:tcPr>
     </w:tblStylePr>
   </w:style>
-  <w:style w:type="table" w:styleId="FarbigeSchattierung-Akzent4">
+  <w:style w:type="table" w:styleId="ColorfulShading-Accent4">
     <w:name w:val="Colorful Shading Accent 4"/>
-    <w:basedOn w:val="NormaleTabelle"/>
+    <w:basedOn w:val="TableNormal"/>
     <w:uiPriority w:val="71"/>
     <w:rsid w:val="00CB0664"/>
     <w:pPr>
@@ -10756,9 +13244,9 @@
       </w:rPr>
     </w:tblStylePr>
   </w:style>
-  <w:style w:type="table" w:styleId="FarbigeSchattierung-Akzent5">
+  <w:style w:type="table" w:styleId="ColorfulShading-Accent5">
     <w:name w:val="Colorful Shading Accent 5"/>
-    <w:basedOn w:val="NormaleTabelle"/>
+    <w:basedOn w:val="TableNormal"/>
     <w:uiPriority w:val="71"/>
     <w:rsid w:val="00CB0664"/>
     <w:pPr>
@@ -10871,9 +13359,9 @@
       </w:rPr>
     </w:tblStylePr>
   </w:style>
-  <w:style w:type="table" w:styleId="FarbigeSchattierung-Akzent6">
+  <w:style w:type="table" w:styleId="ColorfulShading-Accent6">
     <w:name w:val="Colorful Shading Accent 6"/>
-    <w:basedOn w:val="NormaleTabelle"/>
+    <w:basedOn w:val="TableNormal"/>
     <w:uiPriority w:val="71"/>
     <w:rsid w:val="00CB0664"/>
     <w:pPr>
@@ -10986,9 +13474,9 @@
       </w:rPr>
     </w:tblStylePr>
   </w:style>
-  <w:style w:type="table" w:styleId="FarbigeListe">
+  <w:style w:type="table" w:styleId="ColorfulList">
     <w:name w:val="Colorful List"/>
-    <w:basedOn w:val="NormaleTabelle"/>
+    <w:basedOn w:val="TableNormal"/>
     <w:uiPriority w:val="72"/>
     <w:rsid w:val="00CB0664"/>
     <w:pPr>
@@ -11065,9 +13553,9 @@
       </w:tcPr>
     </w:tblStylePr>
   </w:style>
-  <w:style w:type="table" w:styleId="FarbigeListe-Akzent1">
+  <w:style w:type="table" w:styleId="ColorfulList-Accent1">
     <w:name w:val="Colorful List Accent 1"/>
-    <w:basedOn w:val="NormaleTabelle"/>
+    <w:basedOn w:val="TableNormal"/>
     <w:uiPriority w:val="72"/>
     <w:rsid w:val="00CB0664"/>
     <w:pPr>
@@ -11144,9 +13632,9 @@
       </w:tcPr>
     </w:tblStylePr>
   </w:style>
-  <w:style w:type="table" w:styleId="FarbigeListe-Akzent2">
+  <w:style w:type="table" w:styleId="ColorfulList-Accent2">
     <w:name w:val="Colorful List Accent 2"/>
-    <w:basedOn w:val="NormaleTabelle"/>
+    <w:basedOn w:val="TableNormal"/>
     <w:uiPriority w:val="72"/>
     <w:rsid w:val="00CB0664"/>
     <w:pPr>
@@ -11223,9 +13711,9 @@
       </w:tcPr>
     </w:tblStylePr>
   </w:style>
-  <w:style w:type="table" w:styleId="FarbigeListe-Akzent3">
+  <w:style w:type="table" w:styleId="ColorfulList-Accent3">
     <w:name w:val="Colorful List Accent 3"/>
-    <w:basedOn w:val="NormaleTabelle"/>
+    <w:basedOn w:val="TableNormal"/>
     <w:uiPriority w:val="72"/>
     <w:rsid w:val="00CB0664"/>
     <w:pPr>
@@ -11302,9 +13790,9 @@
       </w:tcPr>
     </w:tblStylePr>
   </w:style>
-  <w:style w:type="table" w:styleId="FarbigeListe-Akzent4">
+  <w:style w:type="table" w:styleId="ColorfulList-Accent4">
     <w:name w:val="Colorful List Accent 4"/>
-    <w:basedOn w:val="NormaleTabelle"/>
+    <w:basedOn w:val="TableNormal"/>
     <w:uiPriority w:val="72"/>
     <w:rsid w:val="00CB0664"/>
     <w:pPr>
@@ -11381,9 +13869,9 @@
       </w:tcPr>
     </w:tblStylePr>
   </w:style>
-  <w:style w:type="table" w:styleId="FarbigeListe-Akzent5">
+  <w:style w:type="table" w:styleId="ColorfulList-Accent5">
     <w:name w:val="Colorful List Accent 5"/>
-    <w:basedOn w:val="NormaleTabelle"/>
+    <w:basedOn w:val="TableNormal"/>
     <w:uiPriority w:val="72"/>
     <w:rsid w:val="00CB0664"/>
     <w:pPr>
@@ -11460,9 +13948,9 @@
       </w:tcPr>
     </w:tblStylePr>
   </w:style>
-  <w:style w:type="table" w:styleId="FarbigeListe-Akzent6">
+  <w:style w:type="table" w:styleId="ColorfulList-Accent6">
     <w:name w:val="Colorful List Accent 6"/>
-    <w:basedOn w:val="NormaleTabelle"/>
+    <w:basedOn w:val="TableNormal"/>
     <w:uiPriority w:val="72"/>
     <w:rsid w:val="00CB0664"/>
     <w:pPr>
@@ -11539,9 +14027,9 @@
       </w:tcPr>
     </w:tblStylePr>
   </w:style>
-  <w:style w:type="table" w:styleId="FarbigesRaster">
+  <w:style w:type="table" w:styleId="ColorfulGrid">
     <w:name w:val="Colorful Grid"/>
-    <w:basedOn w:val="NormaleTabelle"/>
+    <w:basedOn w:val="TableNormal"/>
     <w:uiPriority w:val="73"/>
     <w:rsid w:val="00CB0664"/>
     <w:pPr>
@@ -11612,9 +14100,9 @@
       </w:tcPr>
     </w:tblStylePr>
   </w:style>
-  <w:style w:type="table" w:styleId="FarbigesRaster-Akzent1">
+  <w:style w:type="table" w:styleId="ColorfulGrid-Accent1">
     <w:name w:val="Colorful Grid Accent 1"/>
-    <w:basedOn w:val="NormaleTabelle"/>
+    <w:basedOn w:val="TableNormal"/>
     <w:uiPriority w:val="73"/>
     <w:rsid w:val="00CB0664"/>
     <w:pPr>
@@ -11685,9 +14173,9 @@
       </w:tcPr>
     </w:tblStylePr>
   </w:style>
-  <w:style w:type="table" w:styleId="FarbigesRaster-Akzent2">
+  <w:style w:type="table" w:styleId="ColorfulGrid-Accent2">
     <w:name w:val="Colorful Grid Accent 2"/>
-    <w:basedOn w:val="NormaleTabelle"/>
+    <w:basedOn w:val="TableNormal"/>
     <w:uiPriority w:val="73"/>
     <w:rsid w:val="00CB0664"/>
     <w:pPr>
@@ -11758,9 +14246,9 @@
       </w:tcPr>
     </w:tblStylePr>
   </w:style>
-  <w:style w:type="table" w:styleId="FarbigesRaster-Akzent3">
+  <w:style w:type="table" w:styleId="ColorfulGrid-Accent3">
     <w:name w:val="Colorful Grid Accent 3"/>
-    <w:basedOn w:val="NormaleTabelle"/>
+    <w:basedOn w:val="TableNormal"/>
     <w:uiPriority w:val="73"/>
     <w:rsid w:val="00CB0664"/>
     <w:pPr>
@@ -11831,9 +14319,9 @@
       </w:tcPr>
     </w:tblStylePr>
   </w:style>
-  <w:style w:type="table" w:styleId="FarbigesRaster-Akzent4">
+  <w:style w:type="table" w:styleId="ColorfulGrid-Accent4">
     <w:name w:val="Colorful Grid Accent 4"/>
-    <w:basedOn w:val="NormaleTabelle"/>
+    <w:basedOn w:val="TableNormal"/>
     <w:uiPriority w:val="73"/>
     <w:rsid w:val="00CB0664"/>
     <w:pPr>
@@ -11904,9 +14392,9 @@
       </w:tcPr>
     </w:tblStylePr>
   </w:style>
-  <w:style w:type="table" w:styleId="FarbigesRaster-Akzent5">
+  <w:style w:type="table" w:styleId="ColorfulGrid-Accent5">
     <w:name w:val="Colorful Grid Accent 5"/>
-    <w:basedOn w:val="NormaleTabelle"/>
+    <w:basedOn w:val="TableNormal"/>
     <w:uiPriority w:val="73"/>
     <w:rsid w:val="00CB0664"/>
     <w:pPr>
@@ -11977,9 +14465,9 @@
       </w:tcPr>
     </w:tblStylePr>
   </w:style>
-  <w:style w:type="table" w:styleId="FarbigesRaster-Akzent6">
+  <w:style w:type="table" w:styleId="ColorfulGrid-Accent6">
     <w:name w:val="Colorful Grid Accent 6"/>
-    <w:basedOn w:val="NormaleTabelle"/>
+    <w:basedOn w:val="TableNormal"/>
     <w:uiPriority w:val="73"/>
     <w:rsid w:val="00CB0664"/>
     <w:pPr>
@@ -12052,7 +14540,7 @@
   </w:style>
   <w:style w:type="character" w:styleId="Hyperlink">
     <w:name w:val="Hyperlink"/>
-    <w:basedOn w:val="Absatz-Standardschriftart"/>
+    <w:basedOn w:val="DefaultParagraphFont"/>
     <w:uiPriority w:val="99"/>
     <w:unhideWhenUsed/>
     <w:rsid w:val="000D2269"/>
@@ -12061,9 +14549,9 @@
       <w:u w:val="single"/>
     </w:rPr>
   </w:style>
-  <w:style w:type="character" w:styleId="NichtaufgelsteErwhnung">
+  <w:style w:type="character" w:styleId="UnresolvedMention">
     <w:name w:val="Unresolved Mention"/>
-    <w:basedOn w:val="Absatz-Standardschriftart"/>
+    <w:basedOn w:val="DefaultParagraphFont"/>
     <w:uiPriority w:val="99"/>
     <w:semiHidden/>
     <w:unhideWhenUsed/>
